--- a/lab1/docs/实验1 组合逻辑电路设计.docx
+++ b/lab1/docs/实验1 组合逻辑电路设计.docx
@@ -35,6 +35,7 @@
         </w:rPr>
         <w:t>实验</w:t>
       </w:r>
+      <w:proofErr w:type="gramStart"/>
       <w:r>
         <w:rPr>
           <w:rFonts w:hAnsi="宋体" w:hint="eastAsia"/>
@@ -87,6 +88,7 @@
         </w:rPr>
         <w:t>设计</w:t>
       </w:r>
+      <w:proofErr w:type="gramEnd"/>
     </w:p>
     <w:p>
       <w:pPr>
@@ -394,26 +396,44 @@
         <w:snapToGrid w:val="0"/>
         <w:spacing w:line="360" w:lineRule="auto"/>
         <w:rPr>
-          <w:rFonts w:ascii="黑体" w:eastAsia="黑体" w:hAnsi="黑体"/>
-          <w:bCs/>
-          <w:szCs w:val="21"/>
-        </w:rPr>
-      </w:pPr>
-      <w:r>
-        <w:rPr>
           <w:rFonts w:ascii="黑体" w:eastAsia="黑体" w:hAnsi="黑体" w:hint="eastAsia"/>
           <w:bCs/>
           <w:szCs w:val="21"/>
         </w:rPr>
-        <w:t xml:space="preserve">1. </w:t>
-      </w:r>
+      </w:pPr>
       <w:r>
         <w:rPr>
           <w:rFonts w:ascii="黑体" w:eastAsia="黑体" w:hAnsi="黑体" w:hint="eastAsia"/>
           <w:bCs/>
           <w:szCs w:val="21"/>
         </w:rPr>
-        <w:t>译码器实验</w:t>
+        <w:t>1</w:t>
+      </w:r>
+      <w:proofErr w:type="gramStart"/>
+      <w:r>
+        <w:rPr>
+          <w:rFonts w:ascii="黑体" w:eastAsia="黑体" w:hAnsi="黑体" w:hint="eastAsia"/>
+          <w:bCs/>
+          <w:szCs w:val="21"/>
+        </w:rPr>
+        <w:t xml:space="preserve">. </w:t>
+      </w:r>
+      <w:r>
+        <w:rPr>
+          <w:rFonts w:ascii="黑体" w:eastAsia="黑体" w:hAnsi="黑体" w:hint="eastAsia"/>
+          <w:bCs/>
+          <w:szCs w:val="21"/>
+        </w:rPr>
+        <w:t>译码</w:t>
+      </w:r>
+      <w:proofErr w:type="gramEnd"/>
+      <w:r>
+        <w:rPr>
+          <w:rFonts w:ascii="黑体" w:eastAsia="黑体" w:hAnsi="黑体" w:hint="eastAsia"/>
+          <w:bCs/>
+          <w:szCs w:val="21"/>
+        </w:rPr>
+        <w:t>器实验</w:t>
       </w:r>
     </w:p>
     <w:p>
@@ -527,26 +547,44 @@
         <w:snapToGrid w:val="0"/>
         <w:spacing w:line="360" w:lineRule="auto"/>
         <w:rPr>
-          <w:rFonts w:ascii="黑体" w:eastAsia="黑体" w:hAnsi="黑体"/>
-          <w:bCs/>
-          <w:szCs w:val="21"/>
-        </w:rPr>
-      </w:pPr>
-      <w:r>
-        <w:rPr>
           <w:rFonts w:ascii="黑体" w:eastAsia="黑体" w:hAnsi="黑体" w:hint="eastAsia"/>
           <w:bCs/>
           <w:szCs w:val="21"/>
         </w:rPr>
-        <w:t xml:space="preserve">2. </w:t>
-      </w:r>
+      </w:pPr>
       <w:r>
         <w:rPr>
           <w:rFonts w:ascii="黑体" w:eastAsia="黑体" w:hAnsi="黑体" w:hint="eastAsia"/>
           <w:bCs/>
           <w:szCs w:val="21"/>
         </w:rPr>
-        <w:t>编码器</w:t>
+        <w:t>2</w:t>
+      </w:r>
+      <w:proofErr w:type="gramStart"/>
+      <w:r>
+        <w:rPr>
+          <w:rFonts w:ascii="黑体" w:eastAsia="黑体" w:hAnsi="黑体" w:hint="eastAsia"/>
+          <w:bCs/>
+          <w:szCs w:val="21"/>
+        </w:rPr>
+        <w:t xml:space="preserve">. </w:t>
+      </w:r>
+      <w:r>
+        <w:rPr>
+          <w:rFonts w:ascii="黑体" w:eastAsia="黑体" w:hAnsi="黑体" w:hint="eastAsia"/>
+          <w:bCs/>
+          <w:szCs w:val="21"/>
+        </w:rPr>
+        <w:t>编码</w:t>
+      </w:r>
+      <w:proofErr w:type="gramEnd"/>
+      <w:r>
+        <w:rPr>
+          <w:rFonts w:ascii="黑体" w:eastAsia="黑体" w:hAnsi="黑体" w:hint="eastAsia"/>
+          <w:bCs/>
+          <w:szCs w:val="21"/>
+        </w:rPr>
+        <w:t>器</w:t>
       </w:r>
       <w:r>
         <w:rPr>
@@ -672,19 +710,20 @@
         <w:snapToGrid w:val="0"/>
         <w:spacing w:line="360" w:lineRule="auto"/>
         <w:rPr>
-          <w:rFonts w:ascii="黑体" w:eastAsia="黑体" w:hAnsi="黑体"/>
-          <w:bCs/>
-          <w:szCs w:val="21"/>
-        </w:rPr>
-      </w:pPr>
-      <w:r>
-        <w:rPr>
           <w:rFonts w:ascii="黑体" w:eastAsia="黑体" w:hAnsi="黑体" w:hint="eastAsia"/>
           <w:bCs/>
           <w:szCs w:val="21"/>
         </w:rPr>
+      </w:pPr>
+      <w:r>
+        <w:rPr>
+          <w:rFonts w:ascii="黑体" w:eastAsia="黑体" w:hAnsi="黑体" w:hint="eastAsia"/>
+          <w:bCs/>
+          <w:szCs w:val="21"/>
+        </w:rPr>
         <w:t>3</w:t>
       </w:r>
+      <w:proofErr w:type="gramStart"/>
       <w:r>
         <w:rPr>
           <w:rFonts w:ascii="黑体" w:eastAsia="黑体" w:hAnsi="黑体" w:hint="eastAsia"/>
@@ -699,7 +738,16 @@
           <w:bCs/>
           <w:szCs w:val="21"/>
         </w:rPr>
-        <w:t>加法器</w:t>
+        <w:t>加法</w:t>
+      </w:r>
+      <w:proofErr w:type="gramEnd"/>
+      <w:r>
+        <w:rPr>
+          <w:rFonts w:ascii="黑体" w:eastAsia="黑体" w:hAnsi="黑体" w:hint="eastAsia"/>
+          <w:bCs/>
+          <w:szCs w:val="21"/>
+        </w:rPr>
+        <w:t>器</w:t>
       </w:r>
       <w:r>
         <w:rPr>
@@ -878,19 +926,20 @@
         <w:snapToGrid w:val="0"/>
         <w:spacing w:line="360" w:lineRule="auto"/>
         <w:rPr>
-          <w:rFonts w:ascii="黑体" w:eastAsia="黑体" w:hAnsi="黑体"/>
-          <w:bCs/>
-          <w:szCs w:val="21"/>
-        </w:rPr>
-      </w:pPr>
-      <w:r>
-        <w:rPr>
           <w:rFonts w:ascii="黑体" w:eastAsia="黑体" w:hAnsi="黑体" w:hint="eastAsia"/>
           <w:bCs/>
           <w:szCs w:val="21"/>
         </w:rPr>
+      </w:pPr>
+      <w:r>
+        <w:rPr>
+          <w:rFonts w:ascii="黑体" w:eastAsia="黑体" w:hAnsi="黑体" w:hint="eastAsia"/>
+          <w:bCs/>
+          <w:szCs w:val="21"/>
+        </w:rPr>
         <w:t>4</w:t>
       </w:r>
+      <w:proofErr w:type="gramStart"/>
       <w:r>
         <w:rPr>
           <w:rFonts w:ascii="黑体" w:eastAsia="黑体" w:hAnsi="黑体" w:hint="eastAsia"/>
@@ -905,7 +954,16 @@
           <w:bCs/>
           <w:szCs w:val="21"/>
         </w:rPr>
-        <w:t>多路</w:t>
+        <w:t>多</w:t>
+      </w:r>
+      <w:proofErr w:type="gramEnd"/>
+      <w:r>
+        <w:rPr>
+          <w:rFonts w:ascii="黑体" w:eastAsia="黑体" w:hAnsi="黑体" w:hint="eastAsia"/>
+          <w:bCs/>
+          <w:szCs w:val="21"/>
+        </w:rPr>
+        <w:t>路</w:t>
       </w:r>
       <w:r>
         <w:rPr>
@@ -2264,6 +2322,7 @@
         </w:rPr>
         <w:t>1</w:t>
       </w:r>
+      <w:proofErr w:type="gramStart"/>
       <w:r>
         <w:rPr>
           <w:rFonts w:ascii="Times New Roman" w:eastAsia="宋体" w:hAnsi="Times New Roman"/>
@@ -2298,7 +2357,20 @@
           <w:szCs w:val="21"/>
           <w:lang w:val="en-US" w:eastAsia="zh-CN"/>
         </w:rPr>
-        <w:t>译码器</w:t>
+        <w:t>译码</w:t>
+      </w:r>
+      <w:proofErr w:type="gramEnd"/>
+      <w:r>
+        <w:rPr>
+          <w:rFonts w:ascii="Times New Roman" w:eastAsia="宋体" w:hAnsi="宋体" w:hint="eastAsia"/>
+          <w:b/>
+          <w:bCs/>
+          <w:color w:val="000000"/>
+          <w:sz w:val="21"/>
+          <w:szCs w:val="21"/>
+          <w:lang w:val="en-US" w:eastAsia="zh-CN"/>
+        </w:rPr>
+        <w:t>器</w:t>
       </w:r>
     </w:p>
     <w:p>
@@ -2330,6 +2402,7 @@
         </w:rPr>
         <w:t>a</w:t>
       </w:r>
+      <w:proofErr w:type="gramStart"/>
       <w:r>
         <w:rPr>
           <w:rFonts w:hint="eastAsia"/>
@@ -2358,7 +2431,18 @@
           <w:sz w:val="21"/>
           <w:szCs w:val="21"/>
         </w:rPr>
-        <w:t>工作原理</w:t>
+        <w:t>工作</w:t>
+      </w:r>
+      <w:proofErr w:type="gramEnd"/>
+      <w:r>
+        <w:rPr>
+          <w:rFonts w:hint="eastAsia"/>
+          <w:bCs/>
+          <w:color w:val="000000"/>
+          <w:sz w:val="21"/>
+          <w:szCs w:val="21"/>
+        </w:rPr>
+        <w:t>原理</w:t>
       </w:r>
     </w:p>
     <w:p>
@@ -2676,7 +2760,7 @@
         <w:pStyle w:val="Normal0"/>
         <w:spacing w:before="0" w:after="0"/>
         <w:rPr>
-          <w:rFonts w:ascii="Times New Roman" w:eastAsia="黑体" w:hAnsi="Times New Roman" w:hint="eastAsia"/>
+          <w:rFonts w:ascii="Times New Roman" w:eastAsia="黑体" w:hAnsi="Times New Roman"/>
           <w:bCs/>
           <w:color w:val="000000"/>
           <w:sz w:val="24"/>
@@ -2731,7 +2815,7 @@
         <w:snapToGrid w:val="0"/>
         <w:spacing w:before="0" w:after="0"/>
         <w:rPr>
-          <w:rFonts w:ascii="Times New Roman" w:eastAsia="黑体" w:hAnsi="Times New Roman" w:hint="eastAsia"/>
+          <w:rFonts w:ascii="Times New Roman" w:eastAsia="黑体" w:hAnsi="Times New Roman"/>
           <w:bCs/>
           <w:color w:val="000000"/>
           <w:sz w:val="24"/>
@@ -2763,7 +2847,7 @@
       </w:r>
       <w:r>
         <w:rPr>
-          <w:rFonts w:ascii="Microsoft YaHei" w:eastAsia="Microsoft YaHei" w:hAnsi="Microsoft YaHei" w:cs="Microsoft YaHei" w:hint="eastAsia"/>
+          <w:rFonts w:ascii="微软雅黑" w:eastAsia="微软雅黑" w:hAnsi="微软雅黑" w:cs="微软雅黑" w:hint="eastAsia"/>
           <w:sz w:val="14"/>
         </w:rPr>
         <w:t>译码器</w:t>
@@ -2785,7 +2869,7 @@
       </w:r>
       <w:r>
         <w:rPr>
-          <w:rFonts w:ascii="Microsoft YaHei" w:eastAsia="Microsoft YaHei" w:hAnsi="Microsoft YaHei" w:cs="Microsoft YaHei" w:hint="eastAsia"/>
+          <w:rFonts w:ascii="微软雅黑" w:eastAsia="微软雅黑" w:hAnsi="微软雅黑" w:cs="微软雅黑" w:hint="eastAsia"/>
           <w:sz w:val="14"/>
         </w:rPr>
         <w:t>输入：</w:t>
@@ -2799,7 +2883,7 @@
       </w:r>
       <w:r>
         <w:rPr>
-          <w:rFonts w:ascii="Microsoft YaHei" w:eastAsia="Microsoft YaHei" w:hAnsi="Microsoft YaHei" w:cs="Microsoft YaHei" w:hint="eastAsia"/>
+          <w:rFonts w:ascii="微软雅黑" w:eastAsia="微软雅黑" w:hAnsi="微软雅黑" w:cs="微软雅黑" w:hint="eastAsia"/>
           <w:sz w:val="14"/>
         </w:rPr>
         <w:t>、</w:t>
@@ -2813,7 +2897,7 @@
       </w:r>
       <w:r>
         <w:rPr>
-          <w:rFonts w:ascii="Microsoft YaHei" w:eastAsia="Microsoft YaHei" w:hAnsi="Microsoft YaHei" w:cs="Microsoft YaHei" w:hint="eastAsia"/>
+          <w:rFonts w:ascii="微软雅黑" w:eastAsia="微软雅黑" w:hAnsi="微软雅黑" w:cs="微软雅黑" w:hint="eastAsia"/>
           <w:sz w:val="14"/>
         </w:rPr>
         <w:t>、</w:t>
@@ -2827,7 +2911,7 @@
       </w:r>
       <w:r>
         <w:rPr>
-          <w:rFonts w:ascii="Microsoft YaHei" w:eastAsia="Microsoft YaHei" w:hAnsi="Microsoft YaHei" w:cs="Microsoft YaHei" w:hint="eastAsia"/>
+          <w:rFonts w:ascii="微软雅黑" w:eastAsia="微软雅黑" w:hAnsi="微软雅黑" w:cs="微软雅黑" w:hint="eastAsia"/>
           <w:sz w:val="14"/>
         </w:rPr>
         <w:t>，其中</w:t>
@@ -2841,7 +2925,7 @@
       </w:r>
       <w:r>
         <w:rPr>
-          <w:rFonts w:ascii="Microsoft YaHei" w:eastAsia="Microsoft YaHei" w:hAnsi="Microsoft YaHei" w:cs="Microsoft YaHei" w:hint="eastAsia"/>
+          <w:rFonts w:ascii="微软雅黑" w:eastAsia="微软雅黑" w:hAnsi="微软雅黑" w:cs="微软雅黑" w:hint="eastAsia"/>
           <w:sz w:val="14"/>
         </w:rPr>
         <w:t>为最低位，</w:t>
@@ -2855,7 +2939,7 @@
       </w:r>
       <w:r>
         <w:rPr>
-          <w:rFonts w:ascii="Microsoft YaHei" w:eastAsia="Microsoft YaHei" w:hAnsi="Microsoft YaHei" w:cs="Microsoft YaHei" w:hint="eastAsia"/>
+          <w:rFonts w:ascii="微软雅黑" w:eastAsia="微软雅黑" w:hAnsi="微软雅黑" w:cs="微软雅黑" w:hint="eastAsia"/>
           <w:sz w:val="14"/>
         </w:rPr>
         <w:t>为最高位</w:t>
@@ -2870,7 +2954,7 @@
       </w:r>
       <w:r>
         <w:rPr>
-          <w:rFonts w:ascii="Microsoft YaHei" w:eastAsia="Microsoft YaHei" w:hAnsi="Microsoft YaHei" w:cs="Microsoft YaHei" w:hint="eastAsia"/>
+          <w:rFonts w:ascii="微软雅黑" w:eastAsia="微软雅黑" w:hAnsi="微软雅黑" w:cs="微软雅黑" w:hint="eastAsia"/>
           <w:sz w:val="14"/>
         </w:rPr>
         <w:t>使能：</w:t>
@@ -2884,7 +2968,7 @@
       </w:r>
       <w:r>
         <w:rPr>
-          <w:rFonts w:ascii="Microsoft YaHei" w:eastAsia="Microsoft YaHei" w:hAnsi="Microsoft YaHei" w:cs="Microsoft YaHei" w:hint="eastAsia"/>
+          <w:rFonts w:ascii="微软雅黑" w:eastAsia="微软雅黑" w:hAnsi="微软雅黑" w:cs="微软雅黑" w:hint="eastAsia"/>
           <w:sz w:val="14"/>
         </w:rPr>
         <w:t>高有效，</w:t>
@@ -2898,7 +2982,7 @@
       </w:r>
       <w:r>
         <w:rPr>
-          <w:rFonts w:ascii="Microsoft YaHei" w:eastAsia="Microsoft YaHei" w:hAnsi="Microsoft YaHei" w:cs="Microsoft YaHei" w:hint="eastAsia"/>
+          <w:rFonts w:ascii="微软雅黑" w:eastAsia="微软雅黑" w:hAnsi="微软雅黑" w:cs="微软雅黑" w:hint="eastAsia"/>
           <w:sz w:val="14"/>
         </w:rPr>
         <w:t>和</w:t>
@@ -2912,7 +2996,7 @@
       </w:r>
       <w:r>
         <w:rPr>
-          <w:rFonts w:ascii="Microsoft YaHei" w:eastAsia="Microsoft YaHei" w:hAnsi="Microsoft YaHei" w:cs="Microsoft YaHei" w:hint="eastAsia"/>
+          <w:rFonts w:ascii="微软雅黑" w:eastAsia="微软雅黑" w:hAnsi="微软雅黑" w:cs="微软雅黑" w:hint="eastAsia"/>
           <w:sz w:val="14"/>
         </w:rPr>
         <w:t>低有效</w:t>
@@ -2927,7 +3011,7 @@
       </w:r>
       <w:r>
         <w:rPr>
-          <w:rFonts w:ascii="Microsoft YaHei" w:eastAsia="Microsoft YaHei" w:hAnsi="Microsoft YaHei" w:cs="Microsoft YaHei" w:hint="eastAsia"/>
+          <w:rFonts w:ascii="微软雅黑" w:eastAsia="微软雅黑" w:hAnsi="微软雅黑" w:cs="微软雅黑" w:hint="eastAsia"/>
           <w:sz w:val="14"/>
         </w:rPr>
         <w:t>输出：</w:t>
@@ -2941,7 +3025,7 @@
       </w:r>
       <w:r>
         <w:rPr>
-          <w:rFonts w:ascii="Microsoft YaHei" w:eastAsia="Microsoft YaHei" w:hAnsi="Microsoft YaHei" w:cs="Microsoft YaHei" w:hint="eastAsia"/>
+          <w:rFonts w:ascii="微软雅黑" w:eastAsia="微软雅黑" w:hAnsi="微软雅黑" w:cs="微软雅黑" w:hint="eastAsia"/>
           <w:sz w:val="14"/>
         </w:rPr>
         <w:t>低电平有效</w:t>
@@ -2964,7 +3048,7 @@
       </w:r>
       <w:r>
         <w:rPr>
-          <w:rFonts w:ascii="Microsoft YaHei" w:eastAsia="Microsoft YaHei" w:hAnsi="Microsoft YaHei" w:cs="Microsoft YaHei" w:hint="eastAsia"/>
+          <w:rFonts w:ascii="微软雅黑" w:eastAsia="微软雅黑" w:hAnsi="微软雅黑" w:cs="微软雅黑" w:hint="eastAsia"/>
           <w:sz w:val="14"/>
         </w:rPr>
         <w:t>当使能有效时：</w:t>
@@ -3019,7 +3103,7 @@
       </w:r>
       <w:r>
         <w:rPr>
-          <w:rFonts w:ascii="Microsoft YaHei" w:eastAsia="Microsoft YaHei" w:hAnsi="Microsoft YaHei" w:cs="Microsoft YaHei" w:hint="eastAsia"/>
+          <w:rFonts w:ascii="微软雅黑" w:eastAsia="微软雅黑" w:hAnsi="微软雅黑" w:cs="微软雅黑" w:hint="eastAsia"/>
           <w:sz w:val="14"/>
         </w:rPr>
         <w:t>当使能无效时，所有输出均为</w:t>
@@ -3395,7 +3479,7 @@
             <v:path o:extrusionok="f" gradientshapeok="t" o:connecttype="rect"/>
             <o:lock v:ext="edit" aspectratio="t"/>
           </v:shapetype>
-          <v:shape id="_x0000_i1028" type="#_x0000_t75" alt="rtl_schematic_full.svg" style="width:6in;height:135.85pt;visibility:visible" o:gfxdata="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">
+          <v:shape id="_x0000_i1025" type="#_x0000_t75" alt="rtl_schematic_full.svg" style="width:6in;height:135.75pt;visibility:visible" o:gfxdata="">
             <v:imagedata r:id="rId10" o:title=""/>
           </v:shape>
         </w:pict>
@@ -3404,7 +3488,6 @@
     <w:p>
       <w:pPr>
         <w:rPr>
-          <w:rFonts w:hint="eastAsia"/>
           <w:bCs/>
           <w:color w:val="000000"/>
           <w:sz w:val="21"/>
@@ -3475,7 +3558,6 @@
         <w:snapToGrid w:val="0"/>
         <w:spacing w:after="40" w:line="240" w:lineRule="atLeast"/>
         <w:rPr>
-          <w:rFonts w:hint="eastAsia"/>
           <w:bCs/>
           <w:color w:val="000000"/>
           <w:sz w:val="21"/>
@@ -3797,6 +3879,14 @@
           <w:sz w:val="14"/>
         </w:rPr>
         <w:br/>
+        <w:t xml:space="preserve">                $display("ERROR at time %0t ns: G1=%b, G2A_n=%b, G2B_n=%b, CBA=%b, Y_n=%b, expected=%b",</w:t>
+      </w:r>
+      <w:r>
+        <w:rPr>
+          <w:rFonts w:ascii="Consolas" w:eastAsia="Consolas" w:hAnsi="Consolas"/>
+          <w:sz w:val="14"/>
+        </w:rPr>
+        <w:br/>
       </w:r>
       <w:r>
         <w:rPr>
@@ -3804,14 +3894,6 @@
           <w:sz w:val="14"/>
         </w:rPr>
         <w:lastRenderedPageBreak/>
-        <w:t xml:space="preserve">                $display("ERROR at time %0t ns: G1=%b, G2A_n=%b, G2B_n=%b, CBA=%b, Y_n=%b, expected=%b",</w:t>
-      </w:r>
-      <w:r>
-        <w:rPr>
-          <w:rFonts w:ascii="Consolas" w:eastAsia="Consolas" w:hAnsi="Consolas"/>
-          <w:sz w:val="14"/>
-        </w:rPr>
-        <w:br/>
         <w:t xml:space="preserve">                         $time, G1, G2A_n, G2B_n, addr, Y_n, exp);</w:t>
       </w:r>
       <w:r>
@@ -4251,6 +4333,14 @@
           <w:sz w:val="14"/>
         </w:rPr>
         <w:br/>
+        <w:t xml:space="preserve">        if (error_count == 0) begin</w:t>
+      </w:r>
+      <w:r>
+        <w:rPr>
+          <w:rFonts w:ascii="Consolas" w:eastAsia="Consolas" w:hAnsi="Consolas"/>
+          <w:sz w:val="14"/>
+        </w:rPr>
+        <w:br/>
       </w:r>
       <w:r>
         <w:rPr>
@@ -4258,14 +4348,6 @@
           <w:sz w:val="14"/>
         </w:rPr>
         <w:lastRenderedPageBreak/>
-        <w:t xml:space="preserve">        if (error_count == 0) begin</w:t>
-      </w:r>
-      <w:r>
-        <w:rPr>
-          <w:rFonts w:ascii="Consolas" w:eastAsia="Consolas" w:hAnsi="Consolas"/>
-          <w:sz w:val="14"/>
-        </w:rPr>
-        <w:br/>
         <w:t xml:space="preserve">            $display("========================================");</w:t>
       </w:r>
       <w:r>
@@ -4282,7 +4364,23 @@
           <w:sz w:val="14"/>
         </w:rPr>
         <w:br/>
-        <w:t xml:space="preserve">            $display("========================================");</w:t>
+        <w:t xml:space="preserve">            $</w:t>
+      </w:r>
+      <w:proofErr w:type="gramStart"/>
+      <w:r>
+        <w:rPr>
+          <w:rFonts w:ascii="Consolas" w:eastAsia="Consolas" w:hAnsi="Consolas"/>
+          <w:sz w:val="14"/>
+        </w:rPr>
+        <w:t>display(</w:t>
+      </w:r>
+      <w:proofErr w:type="gramEnd"/>
+      <w:r>
+        <w:rPr>
+          <w:rFonts w:ascii="Consolas" w:eastAsia="Consolas" w:hAnsi="Consolas"/>
+          <w:sz w:val="14"/>
+        </w:rPr>
+        <w:t>"========================================");</w:t>
       </w:r>
       <w:r>
         <w:rPr>
@@ -4306,23 +4404,71 @@
           <w:sz w:val="14"/>
         </w:rPr>
         <w:br/>
-        <w:t xml:space="preserve">            $display("========================================");</w:t>
-      </w:r>
-      <w:r>
-        <w:rPr>
-          <w:rFonts w:ascii="Consolas" w:eastAsia="Consolas" w:hAnsi="Consolas"/>
-          <w:sz w:val="14"/>
-        </w:rPr>
-        <w:br/>
-        <w:t xml:space="preserve">            $display("Simulation FAILED. Error count = %0d", error_count);</w:t>
-      </w:r>
-      <w:r>
-        <w:rPr>
-          <w:rFonts w:ascii="Consolas" w:eastAsia="Consolas" w:hAnsi="Consolas"/>
-          <w:sz w:val="14"/>
-        </w:rPr>
-        <w:br/>
-        <w:t xml:space="preserve">            $display("========================================");</w:t>
+        <w:t xml:space="preserve">            $</w:t>
+      </w:r>
+      <w:proofErr w:type="gramStart"/>
+      <w:r>
+        <w:rPr>
+          <w:rFonts w:ascii="Consolas" w:eastAsia="Consolas" w:hAnsi="Consolas"/>
+          <w:sz w:val="14"/>
+        </w:rPr>
+        <w:t>display(</w:t>
+      </w:r>
+      <w:proofErr w:type="gramEnd"/>
+      <w:r>
+        <w:rPr>
+          <w:rFonts w:ascii="Consolas" w:eastAsia="Consolas" w:hAnsi="Consolas"/>
+          <w:sz w:val="14"/>
+        </w:rPr>
+        <w:t>"========================================");</w:t>
+      </w:r>
+      <w:r>
+        <w:rPr>
+          <w:rFonts w:ascii="Consolas" w:eastAsia="Consolas" w:hAnsi="Consolas"/>
+          <w:sz w:val="14"/>
+        </w:rPr>
+        <w:br/>
+        <w:t xml:space="preserve">            $</w:t>
+      </w:r>
+      <w:proofErr w:type="gramStart"/>
+      <w:r>
+        <w:rPr>
+          <w:rFonts w:ascii="Consolas" w:eastAsia="Consolas" w:hAnsi="Consolas"/>
+          <w:sz w:val="14"/>
+        </w:rPr>
+        <w:t>display(</w:t>
+      </w:r>
+      <w:proofErr w:type="gramEnd"/>
+      <w:r>
+        <w:rPr>
+          <w:rFonts w:ascii="Consolas" w:eastAsia="Consolas" w:hAnsi="Consolas"/>
+          <w:sz w:val="14"/>
+        </w:rPr>
+        <w:t>"Simulation FAILED. Error count = %0d", error_count);</w:t>
+      </w:r>
+      <w:r>
+        <w:rPr>
+          <w:rFonts w:ascii="Consolas" w:eastAsia="Consolas" w:hAnsi="Consolas"/>
+          <w:sz w:val="14"/>
+        </w:rPr>
+        <w:br/>
+        <w:t xml:space="preserve">            $</w:t>
+      </w:r>
+      <w:proofErr w:type="gramStart"/>
+      <w:r>
+        <w:rPr>
+          <w:rFonts w:ascii="Consolas" w:eastAsia="Consolas" w:hAnsi="Consolas"/>
+          <w:sz w:val="14"/>
+        </w:rPr>
+        <w:t>display(</w:t>
+      </w:r>
+      <w:proofErr w:type="gramEnd"/>
+      <w:r>
+        <w:rPr>
+          <w:rFonts w:ascii="Consolas" w:eastAsia="Consolas" w:hAnsi="Consolas"/>
+          <w:sz w:val="14"/>
+        </w:rPr>
+        <w:t>"========================================");</w:t>
       </w:r>
       <w:r>
         <w:rPr>
@@ -4412,7 +4558,6 @@
         <w:snapToGrid w:val="0"/>
         <w:spacing w:line="240" w:lineRule="atLeast"/>
         <w:rPr>
-          <w:rFonts w:hint="eastAsia"/>
           <w:bCs/>
           <w:color w:val="000000"/>
           <w:sz w:val="21"/>
@@ -4493,7 +4638,23 @@
           <w:sz w:val="14"/>
         </w:rPr>
         <w:br/>
-        <w:t>vlog -work work ../src/decoder_74ls138.v</w:t>
+        <w:t>vlog -work work</w:t>
+      </w:r>
+      <w:proofErr w:type="gramStart"/>
+      <w:r>
+        <w:rPr>
+          <w:rFonts w:ascii="Consolas" w:eastAsia="Consolas" w:hAnsi="Consolas"/>
+          <w:sz w:val="14"/>
+        </w:rPr>
+        <w:t xml:space="preserve"> ..</w:t>
+      </w:r>
+      <w:proofErr w:type="gramEnd"/>
+      <w:r>
+        <w:rPr>
+          <w:rFonts w:ascii="Consolas" w:eastAsia="Consolas" w:hAnsi="Consolas"/>
+          <w:sz w:val="14"/>
+        </w:rPr>
+        <w:t>/src/decoder_74ls138.v</w:t>
       </w:r>
       <w:r>
         <w:rPr>
@@ -4516,7 +4677,23 @@
           <w:sz w:val="14"/>
         </w:rPr>
         <w:br/>
-        <w:t>vsim -voptargs=+acc work.tb_decoder_74ls138</w:t>
+        <w:t xml:space="preserve">vsim -voptargs=+acc </w:t>
+      </w:r>
+      <w:proofErr w:type="gramStart"/>
+      <w:r>
+        <w:rPr>
+          <w:rFonts w:ascii="Consolas" w:eastAsia="Consolas" w:hAnsi="Consolas"/>
+          <w:sz w:val="14"/>
+        </w:rPr>
+        <w:t>work.tb</w:t>
+      </w:r>
+      <w:proofErr w:type="gramEnd"/>
+      <w:r>
+        <w:rPr>
+          <w:rFonts w:ascii="Consolas" w:eastAsia="Consolas" w:hAnsi="Consolas"/>
+          <w:sz w:val="14"/>
+        </w:rPr>
+        <w:t>_decoder_74ls138</w:t>
       </w:r>
       <w:r>
         <w:rPr>
@@ -4552,7 +4729,6 @@
     <w:p>
       <w:pPr>
         <w:rPr>
-          <w:rFonts w:hint="eastAsia"/>
           <w:bCs/>
           <w:color w:val="000000"/>
           <w:sz w:val="21"/>
@@ -4619,49 +4795,16 @@
           <w:szCs w:val="21"/>
         </w:rPr>
       </w:pPr>
-    </w:p>
-    <w:p>
-      <w:pPr>
-        <w:rPr>
-          <w:bCs/>
-          <w:color w:val="000000"/>
-          <w:sz w:val="21"/>
-          <w:szCs w:val="21"/>
-        </w:rPr>
-      </w:pPr>
-    </w:p>
-    <w:p>
-      <w:pPr>
-        <w:rPr>
-          <w:bCs/>
-          <w:color w:val="000000"/>
-          <w:sz w:val="21"/>
-          <w:szCs w:val="21"/>
-        </w:rPr>
-      </w:pPr>
-    </w:p>
-    <w:p>
-      <w:pPr>
-        <w:rPr>
-          <w:bCs/>
-          <w:color w:val="000000"/>
-          <w:sz w:val="21"/>
-          <w:szCs w:val="21"/>
-        </w:rPr>
-      </w:pPr>
-    </w:p>
-    <w:p>
-      <w:pPr>
-        <w:pStyle w:val="Normal0"/>
-        <w:spacing w:before="0" w:after="0"/>
-        <w:rPr>
-          <w:rFonts w:ascii="Times New Roman" w:eastAsia="宋体" w:hAnsi="Times New Roman"/>
-          <w:bCs/>
-          <w:sz w:val="24"/>
-          <w:szCs w:val="24"/>
-          <w:lang w:eastAsia="zh-CN"/>
-        </w:rPr>
-      </w:pPr>
+      <w:r>
+        <w:rPr>
+          <w:noProof/>
+        </w:rPr>
+        <w:pict w14:anchorId="479B9603">
+          <v:shape id="图片 1" o:spid="_x0000_i1029" type="#_x0000_t75" style="width:453.75pt;height:243.75pt;visibility:visible;mso-wrap-style:square">
+            <v:imagedata r:id="rId11" o:title=""/>
+          </v:shape>
+        </w:pict>
+      </w:r>
     </w:p>
     <w:bookmarkEnd w:id="7"/>
     <w:bookmarkEnd w:id="8"/>
@@ -4689,8 +4832,10 @@
           <w:szCs w:val="21"/>
           <w:lang w:val="en-US" w:eastAsia="zh-CN"/>
         </w:rPr>
+        <w:lastRenderedPageBreak/>
         <w:t>2</w:t>
       </w:r>
+      <w:proofErr w:type="gramStart"/>
       <w:r>
         <w:rPr>
           <w:rFonts w:ascii="Times New Roman" w:eastAsia="宋体" w:hAnsi="Times New Roman"/>
@@ -4725,7 +4870,20 @@
           <w:szCs w:val="21"/>
           <w:lang w:val="en-US" w:eastAsia="zh-CN"/>
         </w:rPr>
-        <w:t>编码器</w:t>
+        <w:t>编码</w:t>
+      </w:r>
+      <w:proofErr w:type="gramEnd"/>
+      <w:r>
+        <w:rPr>
+          <w:rFonts w:ascii="Times New Roman" w:eastAsia="宋体" w:hAnsi="宋体" w:hint="eastAsia"/>
+          <w:b/>
+          <w:bCs/>
+          <w:color w:val="000000"/>
+          <w:sz w:val="21"/>
+          <w:szCs w:val="21"/>
+          <w:lang w:val="en-US" w:eastAsia="zh-CN"/>
+        </w:rPr>
+        <w:t>器</w:t>
       </w:r>
     </w:p>
     <w:p>
@@ -4745,8 +4903,9 @@
           <w:sz w:val="21"/>
           <w:szCs w:val="21"/>
         </w:rPr>
-        <w:t xml:space="preserve">(a) </w:t>
-      </w:r>
+        <w:t>(a</w:t>
+      </w:r>
+      <w:proofErr w:type="gramStart"/>
       <w:r>
         <w:rPr>
           <w:rFonts w:hint="eastAsia"/>
@@ -4755,14 +4914,34 @@
           <w:sz w:val="21"/>
           <w:szCs w:val="21"/>
         </w:rPr>
-        <w:t>工作原理</w:t>
+        <w:t xml:space="preserve">) </w:t>
+      </w:r>
+      <w:r>
+        <w:rPr>
+          <w:rFonts w:hint="eastAsia"/>
+          <w:bCs/>
+          <w:color w:val="000000"/>
+          <w:sz w:val="21"/>
+          <w:szCs w:val="21"/>
+        </w:rPr>
+        <w:t>工作</w:t>
+      </w:r>
+      <w:proofErr w:type="gramEnd"/>
+      <w:r>
+        <w:rPr>
+          <w:rFonts w:hint="eastAsia"/>
+          <w:bCs/>
+          <w:color w:val="000000"/>
+          <w:sz w:val="21"/>
+          <w:szCs w:val="21"/>
+        </w:rPr>
+        <w:t>原理</w:t>
       </w:r>
     </w:p>
     <w:p>
       <w:pPr>
         <w:ind w:firstLine="420"/>
         <w:rPr>
-          <w:rFonts w:hint="eastAsia"/>
           <w:bCs/>
           <w:color w:val="000000"/>
           <w:sz w:val="21"/>
@@ -4973,7 +5152,7 @@
         <w:pStyle w:val="Normal0"/>
         <w:spacing w:before="0" w:after="0"/>
         <w:rPr>
-          <w:rFonts w:ascii="Times New Roman" w:eastAsia="黑体" w:hAnsi="Times New Roman" w:hint="eastAsia"/>
+          <w:rFonts w:ascii="Times New Roman" w:eastAsia="黑体" w:hAnsi="Times New Roman"/>
           <w:bCs/>
           <w:color w:val="000000"/>
           <w:sz w:val="24"/>
@@ -5017,40 +5196,134 @@
         <w:snapToGrid w:val="0"/>
         <w:spacing w:line="240" w:lineRule="atLeast"/>
         <w:jc w:val="both"/>
-        <w:rPr>
-          <w:rFonts w:hint="eastAsia"/>
-        </w:rPr>
-      </w:pPr>
-      <w:r>
-        <w:rPr>
-          <w:rFonts w:ascii="Consolas" w:eastAsia="Consolas" w:hAnsi="Consolas"/>
-          <w:sz w:val="14"/>
-        </w:rPr>
-        <w:lastRenderedPageBreak/>
-        <w:t>`timescale 1ns / 1ps</w:t>
-      </w:r>
-      <w:r>
-        <w:rPr>
-          <w:rFonts w:ascii="Consolas" w:eastAsia="Consolas" w:hAnsi="Consolas"/>
-          <w:sz w:val="14"/>
-        </w:rPr>
-        <w:br/>
-      </w:r>
-      <w:r>
-        <w:rPr>
-          <w:rFonts w:ascii="Consolas" w:eastAsia="Consolas" w:hAnsi="Consolas"/>
-          <w:sz w:val="14"/>
-        </w:rPr>
-        <w:br/>
-        <w:t>// 任务2：8-3 优先编码器 74LS148</w:t>
-      </w:r>
-      <w:r>
-        <w:rPr>
-          <w:rFonts w:ascii="Consolas" w:eastAsia="Consolas" w:hAnsi="Consolas"/>
-          <w:sz w:val="14"/>
-        </w:rPr>
-        <w:br/>
-        <w:t>// 用 Verilog HDL 实现 8-3 优先编码器芯片 74LS148，并进行仿真测试。</w:t>
+      </w:pPr>
+      <w:r>
+        <w:rPr>
+          <w:rFonts w:ascii="Consolas" w:eastAsia="Consolas" w:hAnsi="Consolas"/>
+          <w:sz w:val="14"/>
+        </w:rPr>
+        <w:t xml:space="preserve">`timescale 1ns </w:t>
+      </w:r>
+      <w:proofErr w:type="gramStart"/>
+      <w:r>
+        <w:rPr>
+          <w:rFonts w:ascii="Consolas" w:eastAsia="Consolas" w:hAnsi="Consolas"/>
+          <w:sz w:val="14"/>
+        </w:rPr>
+        <w:t>/ 1ps</w:t>
+      </w:r>
+      <w:proofErr w:type="gramEnd"/>
+      <w:r>
+        <w:rPr>
+          <w:rFonts w:ascii="Consolas" w:eastAsia="Consolas" w:hAnsi="Consolas"/>
+          <w:sz w:val="14"/>
+        </w:rPr>
+        <w:br/>
+      </w:r>
+      <w:r>
+        <w:rPr>
+          <w:rFonts w:ascii="Consolas" w:eastAsia="Consolas" w:hAnsi="Consolas"/>
+          <w:sz w:val="14"/>
+        </w:rPr>
+        <w:br/>
+        <w:t>/</w:t>
+      </w:r>
+      <w:proofErr w:type="gramStart"/>
+      <w:r>
+        <w:rPr>
+          <w:rFonts w:ascii="Consolas" w:eastAsia="Consolas" w:hAnsi="Consolas"/>
+          <w:sz w:val="14"/>
+        </w:rPr>
+        <w:t>/ 任务</w:t>
+      </w:r>
+      <w:proofErr w:type="gramEnd"/>
+      <w:r>
+        <w:rPr>
+          <w:rFonts w:ascii="Consolas" w:eastAsia="Consolas" w:hAnsi="Consolas"/>
+          <w:sz w:val="14"/>
+        </w:rPr>
+        <w:t>2：8</w:t>
+      </w:r>
+      <w:proofErr w:type="gramStart"/>
+      <w:r>
+        <w:rPr>
+          <w:rFonts w:ascii="Consolas" w:eastAsia="Consolas" w:hAnsi="Consolas"/>
+          <w:sz w:val="14"/>
+        </w:rPr>
+        <w:t>-3 优先</w:t>
+      </w:r>
+      <w:proofErr w:type="gramEnd"/>
+      <w:r>
+        <w:rPr>
+          <w:rFonts w:ascii="Consolas" w:eastAsia="Consolas" w:hAnsi="Consolas"/>
+          <w:sz w:val="14"/>
+        </w:rPr>
+        <w:t>编码</w:t>
+      </w:r>
+      <w:proofErr w:type="gramStart"/>
+      <w:r>
+        <w:rPr>
+          <w:rFonts w:ascii="Consolas" w:eastAsia="Consolas" w:hAnsi="Consolas"/>
+          <w:sz w:val="14"/>
+        </w:rPr>
+        <w:t>器 74LS148</w:t>
+      </w:r>
+      <w:proofErr w:type="gramEnd"/>
+      <w:r>
+        <w:rPr>
+          <w:rFonts w:ascii="Consolas" w:eastAsia="Consolas" w:hAnsi="Consolas"/>
+          <w:sz w:val="14"/>
+        </w:rPr>
+        <w:br/>
+        <w:t>/</w:t>
+      </w:r>
+      <w:proofErr w:type="gramStart"/>
+      <w:r>
+        <w:rPr>
+          <w:rFonts w:ascii="Consolas" w:eastAsia="Consolas" w:hAnsi="Consolas"/>
+          <w:sz w:val="14"/>
+        </w:rPr>
+        <w:t xml:space="preserve">/ 用 </w:t>
+      </w:r>
+      <w:proofErr w:type="gramEnd"/>
+      <w:r>
+        <w:rPr>
+          <w:rFonts w:ascii="Consolas" w:eastAsia="Consolas" w:hAnsi="Consolas"/>
+          <w:sz w:val="14"/>
+        </w:rPr>
+        <w:t xml:space="preserve">Verilog HDL </w:t>
+      </w:r>
+      <w:proofErr w:type="gramStart"/>
+      <w:r>
+        <w:rPr>
+          <w:rFonts w:ascii="Consolas" w:eastAsia="Consolas" w:hAnsi="Consolas"/>
+          <w:sz w:val="14"/>
+        </w:rPr>
+        <w:t>实现 8</w:t>
+      </w:r>
+      <w:proofErr w:type="gramEnd"/>
+      <w:r>
+        <w:rPr>
+          <w:rFonts w:ascii="Consolas" w:eastAsia="Consolas" w:hAnsi="Consolas"/>
+          <w:sz w:val="14"/>
+        </w:rPr>
+        <w:t>-3 优先编码器</w:t>
+      </w:r>
+      <w:proofErr w:type="gramStart"/>
+      <w:r>
+        <w:rPr>
+          <w:rFonts w:ascii="Consolas" w:eastAsia="Consolas" w:hAnsi="Consolas"/>
+          <w:sz w:val="14"/>
+        </w:rPr>
+        <w:t>芯片 74LS148</w:t>
+      </w:r>
+      <w:proofErr w:type="gramEnd"/>
+      <w:r>
+        <w:rPr>
+          <w:rFonts w:ascii="Consolas" w:eastAsia="Consolas" w:hAnsi="Consolas"/>
+          <w:sz w:val="14"/>
+        </w:rPr>
+        <w:t>，并进行仿真测试。</w:t>
       </w:r>
       <w:r>
         <w:rPr>
@@ -5397,8 +5670,8 @@
         </w:rPr>
         <w:lastRenderedPageBreak/>
         <w:pict w14:anchorId="4EFF83D8">
-          <v:shape id="_x0000_i1027" type="#_x0000_t75" alt="rtl_schematic_full.svg" style="width:6in;height:389.05pt;visibility:visible" o:gfxdata="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">
-            <v:imagedata r:id="rId11" o:title=""/>
+          <v:shape id="_x0000_i1026" type="#_x0000_t75" alt="rtl_schematic_full.svg" style="width:6in;height:389.25pt;visibility:visible" o:gfxdata="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">
+            <v:imagedata r:id="rId12" o:title=""/>
           </v:shape>
         </w:pict>
       </w:r>
@@ -5406,7 +5679,6 @@
     <w:p>
       <w:pPr>
         <w:rPr>
-          <w:rFonts w:hint="eastAsia"/>
           <w:bCs/>
           <w:color w:val="000000"/>
           <w:sz w:val="21"/>
@@ -5448,7 +5720,6 @@
       <w:pPr>
         <w:spacing w:after="40"/>
         <w:rPr>
-          <w:rFonts w:hint="eastAsia"/>
           <w:bCs/>
           <w:color w:val="000000"/>
           <w:sz w:val="21"/>
@@ -6021,7 +6292,23 @@
           <w:sz w:val="14"/>
         </w:rPr>
         <w:br/>
-        <w:t xml:space="preserve">            $display("========================================");</w:t>
+        <w:t xml:space="preserve">            $</w:t>
+      </w:r>
+      <w:proofErr w:type="gramStart"/>
+      <w:r>
+        <w:rPr>
+          <w:rFonts w:ascii="Consolas" w:eastAsia="Consolas" w:hAnsi="Consolas"/>
+          <w:sz w:val="14"/>
+        </w:rPr>
+        <w:t>display(</w:t>
+      </w:r>
+      <w:proofErr w:type="gramEnd"/>
+      <w:r>
+        <w:rPr>
+          <w:rFonts w:ascii="Consolas" w:eastAsia="Consolas" w:hAnsi="Consolas"/>
+          <w:sz w:val="14"/>
+        </w:rPr>
+        <w:t>"========================================");</w:t>
       </w:r>
       <w:r>
         <w:rPr>
@@ -6037,23 +6324,71 @@
           <w:sz w:val="14"/>
         </w:rPr>
         <w:br/>
-        <w:t xml:space="preserve">            $display("========================================");</w:t>
-      </w:r>
-      <w:r>
-        <w:rPr>
-          <w:rFonts w:ascii="Consolas" w:eastAsia="Consolas" w:hAnsi="Consolas"/>
-          <w:sz w:val="14"/>
-        </w:rPr>
-        <w:br/>
-        <w:t xml:space="preserve">            $display("Simulation FAILED. Error count = %0d", error_count);</w:t>
-      </w:r>
-      <w:r>
-        <w:rPr>
-          <w:rFonts w:ascii="Consolas" w:eastAsia="Consolas" w:hAnsi="Consolas"/>
-          <w:sz w:val="14"/>
-        </w:rPr>
-        <w:br/>
-        <w:t xml:space="preserve">            $display("========================================");</w:t>
+        <w:t xml:space="preserve">            $</w:t>
+      </w:r>
+      <w:proofErr w:type="gramStart"/>
+      <w:r>
+        <w:rPr>
+          <w:rFonts w:ascii="Consolas" w:eastAsia="Consolas" w:hAnsi="Consolas"/>
+          <w:sz w:val="14"/>
+        </w:rPr>
+        <w:t>display(</w:t>
+      </w:r>
+      <w:proofErr w:type="gramEnd"/>
+      <w:r>
+        <w:rPr>
+          <w:rFonts w:ascii="Consolas" w:eastAsia="Consolas" w:hAnsi="Consolas"/>
+          <w:sz w:val="14"/>
+        </w:rPr>
+        <w:t>"========================================");</w:t>
+      </w:r>
+      <w:r>
+        <w:rPr>
+          <w:rFonts w:ascii="Consolas" w:eastAsia="Consolas" w:hAnsi="Consolas"/>
+          <w:sz w:val="14"/>
+        </w:rPr>
+        <w:br/>
+        <w:t xml:space="preserve">            $</w:t>
+      </w:r>
+      <w:proofErr w:type="gramStart"/>
+      <w:r>
+        <w:rPr>
+          <w:rFonts w:ascii="Consolas" w:eastAsia="Consolas" w:hAnsi="Consolas"/>
+          <w:sz w:val="14"/>
+        </w:rPr>
+        <w:t>display(</w:t>
+      </w:r>
+      <w:proofErr w:type="gramEnd"/>
+      <w:r>
+        <w:rPr>
+          <w:rFonts w:ascii="Consolas" w:eastAsia="Consolas" w:hAnsi="Consolas"/>
+          <w:sz w:val="14"/>
+        </w:rPr>
+        <w:t>"Simulation FAILED. Error count = %0d", error_count);</w:t>
+      </w:r>
+      <w:r>
+        <w:rPr>
+          <w:rFonts w:ascii="Consolas" w:eastAsia="Consolas" w:hAnsi="Consolas"/>
+          <w:sz w:val="14"/>
+        </w:rPr>
+        <w:br/>
+        <w:t xml:space="preserve">            $</w:t>
+      </w:r>
+      <w:proofErr w:type="gramStart"/>
+      <w:r>
+        <w:rPr>
+          <w:rFonts w:ascii="Consolas" w:eastAsia="Consolas" w:hAnsi="Consolas"/>
+          <w:sz w:val="14"/>
+        </w:rPr>
+        <w:t>display(</w:t>
+      </w:r>
+      <w:proofErr w:type="gramEnd"/>
+      <w:r>
+        <w:rPr>
+          <w:rFonts w:ascii="Consolas" w:eastAsia="Consolas" w:hAnsi="Consolas"/>
+          <w:sz w:val="14"/>
+        </w:rPr>
+        <w:t>"========================================");</w:t>
       </w:r>
       <w:r>
         <w:rPr>
@@ -6149,9 +6484,6 @@
       <w:pPr>
         <w:snapToGrid w:val="0"/>
         <w:spacing w:line="240" w:lineRule="atLeast"/>
-        <w:rPr>
-          <w:rFonts w:hint="eastAsia"/>
-        </w:rPr>
       </w:pPr>
       <w:r>
         <w:rPr>
@@ -6839,6 +7171,16 @@
           <w:szCs w:val="21"/>
         </w:rPr>
       </w:pPr>
+      <w:r>
+        <w:rPr>
+          <w:noProof/>
+        </w:rPr>
+        <w:pict w14:anchorId="50F3796E">
+          <v:shape id="_x0000_i1035" type="#_x0000_t75" style="width:453.75pt;height:243.75pt;visibility:visible;mso-wrap-style:square">
+            <v:imagedata r:id="rId13" o:title=""/>
+          </v:shape>
+        </w:pict>
+      </w:r>
     </w:p>
     <w:p>
       <w:pPr>
@@ -6904,8 +7246,10 @@
           <w:szCs w:val="21"/>
           <w:lang w:val="en-US" w:eastAsia="zh-CN"/>
         </w:rPr>
+        <w:lastRenderedPageBreak/>
         <w:t>3</w:t>
       </w:r>
+      <w:proofErr w:type="gramStart"/>
       <w:r>
         <w:rPr>
           <w:rFonts w:ascii="Times New Roman" w:eastAsia="宋体" w:hAnsi="Times New Roman"/>
@@ -6940,7 +7284,20 @@
           <w:szCs w:val="21"/>
           <w:lang w:val="en-US" w:eastAsia="zh-CN"/>
         </w:rPr>
-        <w:t>加法器</w:t>
+        <w:t>加法</w:t>
+      </w:r>
+      <w:proofErr w:type="gramEnd"/>
+      <w:r>
+        <w:rPr>
+          <w:rFonts w:ascii="Times New Roman" w:eastAsia="宋体" w:hAnsi="宋体" w:hint="eastAsia"/>
+          <w:b/>
+          <w:bCs/>
+          <w:color w:val="000000"/>
+          <w:sz w:val="21"/>
+          <w:szCs w:val="21"/>
+          <w:lang w:val="en-US" w:eastAsia="zh-CN"/>
+        </w:rPr>
+        <w:t>器</w:t>
       </w:r>
     </w:p>
     <w:p>
@@ -6960,8 +7317,9 @@
           <w:sz w:val="21"/>
           <w:szCs w:val="21"/>
         </w:rPr>
-        <w:t>(a)</w:t>
-      </w:r>
+        <w:t>(a</w:t>
+      </w:r>
+      <w:proofErr w:type="gramStart"/>
       <w:r>
         <w:rPr>
           <w:rFonts w:hint="eastAsia"/>
@@ -6970,6 +7328,16 @@
           <w:sz w:val="21"/>
           <w:szCs w:val="21"/>
         </w:rPr>
+        <w:t>)</w:t>
+      </w:r>
+      <w:r>
+        <w:rPr>
+          <w:rFonts w:hint="eastAsia"/>
+          <w:bCs/>
+          <w:color w:val="000000"/>
+          <w:sz w:val="21"/>
+          <w:szCs w:val="21"/>
+        </w:rPr>
         <w:t xml:space="preserve"> </w:t>
       </w:r>
       <w:r>
@@ -6980,14 +7348,24 @@
           <w:sz w:val="21"/>
           <w:szCs w:val="21"/>
         </w:rPr>
-        <w:t>工作原理</w:t>
+        <w:t>工作</w:t>
+      </w:r>
+      <w:proofErr w:type="gramEnd"/>
+      <w:r>
+        <w:rPr>
+          <w:rFonts w:hint="eastAsia"/>
+          <w:bCs/>
+          <w:color w:val="000000"/>
+          <w:sz w:val="21"/>
+          <w:szCs w:val="21"/>
+        </w:rPr>
+        <w:t>原理</w:t>
       </w:r>
     </w:p>
     <w:p>
       <w:pPr>
         <w:ind w:firstLine="420"/>
         <w:rPr>
-          <w:rFonts w:hint="eastAsia"/>
           <w:bCs/>
           <w:color w:val="000000"/>
           <w:sz w:val="21"/>
@@ -7241,39 +7619,125 @@
       <w:pPr>
         <w:snapToGrid w:val="0"/>
         <w:spacing w:line="240" w:lineRule="atLeast"/>
-        <w:rPr>
-          <w:rFonts w:hint="eastAsia"/>
-        </w:rPr>
-      </w:pPr>
-      <w:r>
-        <w:rPr>
-          <w:rFonts w:ascii="Consolas" w:eastAsia="Consolas" w:hAnsi="Consolas"/>
-          <w:sz w:val="14"/>
-        </w:rPr>
-        <w:t>`timescale 1ns / 1ps</w:t>
-      </w:r>
-      <w:r>
-        <w:rPr>
-          <w:rFonts w:ascii="Consolas" w:eastAsia="Consolas" w:hAnsi="Consolas"/>
-          <w:sz w:val="14"/>
-        </w:rPr>
-        <w:br/>
-      </w:r>
-      <w:r>
-        <w:rPr>
-          <w:rFonts w:ascii="Consolas" w:eastAsia="Consolas" w:hAnsi="Consolas"/>
-          <w:sz w:val="14"/>
-        </w:rPr>
-        <w:br/>
-        <w:t>// 任务3：1 位全加器与 4 位串行进位加法器</w:t>
-      </w:r>
-      <w:r>
-        <w:rPr>
-          <w:rFonts w:ascii="Consolas" w:eastAsia="Consolas" w:hAnsi="Consolas"/>
-          <w:sz w:val="14"/>
-        </w:rPr>
-        <w:br/>
-        <w:t>// 用 Verilog HDL 实现 1 位全加器，并在此基础上实现 4 位串行进位加法器，进行仿真测试。</w:t>
+      </w:pPr>
+      <w:r>
+        <w:rPr>
+          <w:rFonts w:ascii="Consolas" w:eastAsia="Consolas" w:hAnsi="Consolas"/>
+          <w:sz w:val="14"/>
+        </w:rPr>
+        <w:t xml:space="preserve">`timescale 1ns </w:t>
+      </w:r>
+      <w:proofErr w:type="gramStart"/>
+      <w:r>
+        <w:rPr>
+          <w:rFonts w:ascii="Consolas" w:eastAsia="Consolas" w:hAnsi="Consolas"/>
+          <w:sz w:val="14"/>
+        </w:rPr>
+        <w:t>/ 1ps</w:t>
+      </w:r>
+      <w:proofErr w:type="gramEnd"/>
+      <w:r>
+        <w:rPr>
+          <w:rFonts w:ascii="Consolas" w:eastAsia="Consolas" w:hAnsi="Consolas"/>
+          <w:sz w:val="14"/>
+        </w:rPr>
+        <w:br/>
+      </w:r>
+      <w:r>
+        <w:rPr>
+          <w:rFonts w:ascii="Consolas" w:eastAsia="Consolas" w:hAnsi="Consolas"/>
+          <w:sz w:val="14"/>
+        </w:rPr>
+        <w:br/>
+        <w:t>/</w:t>
+      </w:r>
+      <w:proofErr w:type="gramStart"/>
+      <w:r>
+        <w:rPr>
+          <w:rFonts w:ascii="Consolas" w:eastAsia="Consolas" w:hAnsi="Consolas"/>
+          <w:sz w:val="14"/>
+        </w:rPr>
+        <w:t>/ 任务3：1 位</w:t>
+      </w:r>
+      <w:proofErr w:type="gramEnd"/>
+      <w:r>
+        <w:rPr>
+          <w:rFonts w:ascii="Consolas" w:eastAsia="Consolas" w:hAnsi="Consolas"/>
+          <w:sz w:val="14"/>
+        </w:rPr>
+        <w:t>全加器</w:t>
+      </w:r>
+      <w:proofErr w:type="gramStart"/>
+      <w:r>
+        <w:rPr>
+          <w:rFonts w:ascii="Consolas" w:eastAsia="Consolas" w:hAnsi="Consolas"/>
+          <w:sz w:val="14"/>
+        </w:rPr>
+        <w:t xml:space="preserve">与 4 </w:t>
+      </w:r>
+      <w:proofErr w:type="gramEnd"/>
+      <w:r>
+        <w:rPr>
+          <w:rFonts w:ascii="Consolas" w:eastAsia="Consolas" w:hAnsi="Consolas"/>
+          <w:sz w:val="14"/>
+        </w:rPr>
+        <w:t>位串行进位加法器</w:t>
+      </w:r>
+      <w:r>
+        <w:rPr>
+          <w:rFonts w:ascii="Consolas" w:eastAsia="Consolas" w:hAnsi="Consolas"/>
+          <w:sz w:val="14"/>
+        </w:rPr>
+        <w:br/>
+        <w:t>/</w:t>
+      </w:r>
+      <w:proofErr w:type="gramStart"/>
+      <w:r>
+        <w:rPr>
+          <w:rFonts w:ascii="Consolas" w:eastAsia="Consolas" w:hAnsi="Consolas"/>
+          <w:sz w:val="14"/>
+        </w:rPr>
+        <w:t xml:space="preserve">/ 用 </w:t>
+      </w:r>
+      <w:proofErr w:type="gramEnd"/>
+      <w:r>
+        <w:rPr>
+          <w:rFonts w:ascii="Consolas" w:eastAsia="Consolas" w:hAnsi="Consolas"/>
+          <w:sz w:val="14"/>
+        </w:rPr>
+        <w:t xml:space="preserve">Verilog HDL </w:t>
+      </w:r>
+      <w:proofErr w:type="gramStart"/>
+      <w:r>
+        <w:rPr>
+          <w:rFonts w:ascii="Consolas" w:eastAsia="Consolas" w:hAnsi="Consolas"/>
+          <w:sz w:val="14"/>
+        </w:rPr>
+        <w:t xml:space="preserve">实现 1 </w:t>
+      </w:r>
+      <w:proofErr w:type="gramEnd"/>
+      <w:r>
+        <w:rPr>
+          <w:rFonts w:ascii="Consolas" w:eastAsia="Consolas" w:hAnsi="Consolas"/>
+          <w:sz w:val="14"/>
+        </w:rPr>
+        <w:t>位全加器，并在此基础上实</w:t>
+      </w:r>
+      <w:proofErr w:type="gramStart"/>
+      <w:r>
+        <w:rPr>
+          <w:rFonts w:ascii="Consolas" w:eastAsia="Consolas" w:hAnsi="Consolas"/>
+          <w:sz w:val="14"/>
+        </w:rPr>
+        <w:t xml:space="preserve">现 4 </w:t>
+      </w:r>
+      <w:proofErr w:type="gramEnd"/>
+      <w:r>
+        <w:rPr>
+          <w:rFonts w:ascii="Consolas" w:eastAsia="Consolas" w:hAnsi="Consolas"/>
+          <w:sz w:val="14"/>
+        </w:rPr>
+        <w:t>位串行进位加法器，进行仿真测试。</w:t>
       </w:r>
       <w:r>
         <w:rPr>
@@ -7328,13 +7792,6 @@
           <w:sz w:val="14"/>
         </w:rPr>
         <w:br/>
-      </w:r>
-      <w:r>
-        <w:rPr>
-          <w:rFonts w:ascii="Consolas" w:eastAsia="Consolas" w:hAnsi="Consolas"/>
-          <w:sz w:val="14"/>
-        </w:rPr>
-        <w:lastRenderedPageBreak/>
         <w:t xml:space="preserve">    output wire cout</w:t>
       </w:r>
       <w:r>
@@ -7575,7 +8032,6 @@
     <w:p>
       <w:pPr>
         <w:rPr>
-          <w:rFonts w:hint="eastAsia"/>
           <w:bCs/>
           <w:color w:val="000000"/>
           <w:sz w:val="21"/>
@@ -7587,8 +8043,8 @@
           <w:noProof/>
         </w:rPr>
         <w:pict w14:anchorId="7E2E9660">
-          <v:shape id="_x0000_i1026" type="#_x0000_t75" alt="rtl_schematic_full.svg" style="width:6in;height:99.85pt;visibility:visible" o:gfxdata="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">
-            <v:imagedata r:id="rId12" o:title=""/>
+          <v:shape id="_x0000_i1027" type="#_x0000_t75" alt="rtl_schematic_full.svg" style="width:6in;height:99.75pt;visibility:visible">
+            <v:imagedata r:id="rId14" o:title=""/>
           </v:shape>
         </w:pict>
       </w:r>
@@ -7779,6 +8235,314 @@
           <w:sz w:val="14"/>
         </w:rPr>
         <w:br/>
+        <w:t xml:space="preserve">    integer bi;</w:t>
+      </w:r>
+      <w:r>
+        <w:rPr>
+          <w:rFonts w:ascii="Consolas" w:eastAsia="Consolas" w:hAnsi="Consolas"/>
+          <w:sz w:val="14"/>
+        </w:rPr>
+        <w:br/>
+        <w:t xml:space="preserve">    integer ci;</w:t>
+      </w:r>
+      <w:r>
+        <w:rPr>
+          <w:rFonts w:ascii="Consolas" w:eastAsia="Consolas" w:hAnsi="Consolas"/>
+          <w:sz w:val="14"/>
+        </w:rPr>
+        <w:br/>
+        <w:t xml:space="preserve">    integer error_count;</w:t>
+      </w:r>
+      <w:r>
+        <w:rPr>
+          <w:rFonts w:ascii="Consolas" w:eastAsia="Consolas" w:hAnsi="Consolas"/>
+          <w:sz w:val="14"/>
+        </w:rPr>
+        <w:br/>
+        <w:t xml:space="preserve">    reg [4:0] expected;</w:t>
+      </w:r>
+      <w:r>
+        <w:rPr>
+          <w:rFonts w:ascii="Consolas" w:eastAsia="Consolas" w:hAnsi="Consolas"/>
+          <w:sz w:val="14"/>
+        </w:rPr>
+        <w:br/>
+      </w:r>
+      <w:r>
+        <w:rPr>
+          <w:rFonts w:ascii="Consolas" w:eastAsia="Consolas" w:hAnsi="Consolas"/>
+          <w:sz w:val="14"/>
+        </w:rPr>
+        <w:br/>
+        <w:t xml:space="preserve">    adder_4bit uut (</w:t>
+      </w:r>
+      <w:r>
+        <w:rPr>
+          <w:rFonts w:ascii="Consolas" w:eastAsia="Consolas" w:hAnsi="Consolas"/>
+          <w:sz w:val="14"/>
+        </w:rPr>
+        <w:br/>
+        <w:t xml:space="preserve">        .a(a),</w:t>
+      </w:r>
+      <w:r>
+        <w:rPr>
+          <w:rFonts w:ascii="Consolas" w:eastAsia="Consolas" w:hAnsi="Consolas"/>
+          <w:sz w:val="14"/>
+        </w:rPr>
+        <w:br/>
+        <w:t xml:space="preserve">        .b(b),</w:t>
+      </w:r>
+      <w:r>
+        <w:rPr>
+          <w:rFonts w:ascii="Consolas" w:eastAsia="Consolas" w:hAnsi="Consolas"/>
+          <w:sz w:val="14"/>
+        </w:rPr>
+        <w:br/>
+        <w:t xml:space="preserve">        .cin(cin),</w:t>
+      </w:r>
+      <w:r>
+        <w:rPr>
+          <w:rFonts w:ascii="Consolas" w:eastAsia="Consolas" w:hAnsi="Consolas"/>
+          <w:sz w:val="14"/>
+        </w:rPr>
+        <w:br/>
+        <w:t xml:space="preserve">        .sum(sum),</w:t>
+      </w:r>
+      <w:r>
+        <w:rPr>
+          <w:rFonts w:ascii="Consolas" w:eastAsia="Consolas" w:hAnsi="Consolas"/>
+          <w:sz w:val="14"/>
+        </w:rPr>
+        <w:br/>
+        <w:t xml:space="preserve">        .cout(cout)</w:t>
+      </w:r>
+      <w:r>
+        <w:rPr>
+          <w:rFonts w:ascii="Consolas" w:eastAsia="Consolas" w:hAnsi="Consolas"/>
+          <w:sz w:val="14"/>
+        </w:rPr>
+        <w:br/>
+        <w:t xml:space="preserve">    );</w:t>
+      </w:r>
+      <w:r>
+        <w:rPr>
+          <w:rFonts w:ascii="Consolas" w:eastAsia="Consolas" w:hAnsi="Consolas"/>
+          <w:sz w:val="14"/>
+        </w:rPr>
+        <w:br/>
+      </w:r>
+      <w:r>
+        <w:rPr>
+          <w:rFonts w:ascii="Consolas" w:eastAsia="Consolas" w:hAnsi="Consolas"/>
+          <w:sz w:val="14"/>
+        </w:rPr>
+        <w:br/>
+        <w:t xml:space="preserve">    task check_result;</w:t>
+      </w:r>
+      <w:r>
+        <w:rPr>
+          <w:rFonts w:ascii="Consolas" w:eastAsia="Consolas" w:hAnsi="Consolas"/>
+          <w:sz w:val="14"/>
+        </w:rPr>
+        <w:br/>
+        <w:t xml:space="preserve">        input [4:0] exp;</w:t>
+      </w:r>
+      <w:r>
+        <w:rPr>
+          <w:rFonts w:ascii="Consolas" w:eastAsia="Consolas" w:hAnsi="Consolas"/>
+          <w:sz w:val="14"/>
+        </w:rPr>
+        <w:br/>
+        <w:t xml:space="preserve">        begin</w:t>
+      </w:r>
+      <w:r>
+        <w:rPr>
+          <w:rFonts w:ascii="Consolas" w:eastAsia="Consolas" w:hAnsi="Consolas"/>
+          <w:sz w:val="14"/>
+        </w:rPr>
+        <w:br/>
+        <w:t xml:space="preserve">            #1;</w:t>
+      </w:r>
+      <w:r>
+        <w:rPr>
+          <w:rFonts w:ascii="Consolas" w:eastAsia="Consolas" w:hAnsi="Consolas"/>
+          <w:sz w:val="14"/>
+        </w:rPr>
+        <w:br/>
+        <w:t xml:space="preserve">            if ({cout, sum} !== exp) begin</w:t>
+      </w:r>
+      <w:r>
+        <w:rPr>
+          <w:rFonts w:ascii="Consolas" w:eastAsia="Consolas" w:hAnsi="Consolas"/>
+          <w:sz w:val="14"/>
+        </w:rPr>
+        <w:br/>
+        <w:t xml:space="preserve">                $display("ERROR time=%0t a=%h b=%h cin=%b sum=%h cout=%b expected=%h",</w:t>
+      </w:r>
+      <w:r>
+        <w:rPr>
+          <w:rFonts w:ascii="Consolas" w:eastAsia="Consolas" w:hAnsi="Consolas"/>
+          <w:sz w:val="14"/>
+        </w:rPr>
+        <w:br/>
+        <w:t xml:space="preserve">                         $time, a, b, cin, sum, cout, exp);</w:t>
+      </w:r>
+      <w:r>
+        <w:rPr>
+          <w:rFonts w:ascii="Consolas" w:eastAsia="Consolas" w:hAnsi="Consolas"/>
+          <w:sz w:val="14"/>
+        </w:rPr>
+        <w:br/>
+        <w:t xml:space="preserve">                error_count = error_count + 1;</w:t>
+      </w:r>
+      <w:r>
+        <w:rPr>
+          <w:rFonts w:ascii="Consolas" w:eastAsia="Consolas" w:hAnsi="Consolas"/>
+          <w:sz w:val="14"/>
+        </w:rPr>
+        <w:br/>
+        <w:t xml:space="preserve">            end else begin</w:t>
+      </w:r>
+      <w:r>
+        <w:rPr>
+          <w:rFonts w:ascii="Consolas" w:eastAsia="Consolas" w:hAnsi="Consolas"/>
+          <w:sz w:val="14"/>
+        </w:rPr>
+        <w:br/>
+        <w:t xml:space="preserve">                $display("PASS  time=%0t a=%h b=%h cin=%b result=%h",</w:t>
+      </w:r>
+      <w:r>
+        <w:rPr>
+          <w:rFonts w:ascii="Consolas" w:eastAsia="Consolas" w:hAnsi="Consolas"/>
+          <w:sz w:val="14"/>
+        </w:rPr>
+        <w:br/>
+        <w:t xml:space="preserve">                         $time, a, b, cin, {cout, sum});</w:t>
+      </w:r>
+      <w:r>
+        <w:rPr>
+          <w:rFonts w:ascii="Consolas" w:eastAsia="Consolas" w:hAnsi="Consolas"/>
+          <w:sz w:val="14"/>
+        </w:rPr>
+        <w:br/>
+        <w:t xml:space="preserve">            end</w:t>
+      </w:r>
+      <w:r>
+        <w:rPr>
+          <w:rFonts w:ascii="Consolas" w:eastAsia="Consolas" w:hAnsi="Consolas"/>
+          <w:sz w:val="14"/>
+        </w:rPr>
+        <w:br/>
+        <w:t xml:space="preserve">        end</w:t>
+      </w:r>
+      <w:r>
+        <w:rPr>
+          <w:rFonts w:ascii="Consolas" w:eastAsia="Consolas" w:hAnsi="Consolas"/>
+          <w:sz w:val="14"/>
+        </w:rPr>
+        <w:br/>
+        <w:t xml:space="preserve">    endtask</w:t>
+      </w:r>
+      <w:r>
+        <w:rPr>
+          <w:rFonts w:ascii="Consolas" w:eastAsia="Consolas" w:hAnsi="Consolas"/>
+          <w:sz w:val="14"/>
+        </w:rPr>
+        <w:br/>
+      </w:r>
+      <w:r>
+        <w:rPr>
+          <w:rFonts w:ascii="Consolas" w:eastAsia="Consolas" w:hAnsi="Consolas"/>
+          <w:sz w:val="14"/>
+        </w:rPr>
+        <w:br/>
+        <w:t xml:space="preserve">    initial begin</w:t>
+      </w:r>
+      <w:r>
+        <w:rPr>
+          <w:rFonts w:ascii="Consolas" w:eastAsia="Consolas" w:hAnsi="Consolas"/>
+          <w:sz w:val="14"/>
+        </w:rPr>
+        <w:br/>
+        <w:t xml:space="preserve">        error_count = 0;</w:t>
+      </w:r>
+      <w:r>
+        <w:rPr>
+          <w:rFonts w:ascii="Consolas" w:eastAsia="Consolas" w:hAnsi="Consolas"/>
+          <w:sz w:val="14"/>
+        </w:rPr>
+        <w:br/>
+      </w:r>
+      <w:r>
+        <w:rPr>
+          <w:rFonts w:ascii="Consolas" w:eastAsia="Consolas" w:hAnsi="Consolas"/>
+          <w:sz w:val="14"/>
+        </w:rPr>
+        <w:br/>
+        <w:t xml:space="preserve">        for (ai = 0; ai &lt; 16; ai = ai + 1) begin</w:t>
+      </w:r>
+      <w:r>
+        <w:rPr>
+          <w:rFonts w:ascii="Consolas" w:eastAsia="Consolas" w:hAnsi="Consolas"/>
+          <w:sz w:val="14"/>
+        </w:rPr>
+        <w:br/>
+        <w:t xml:space="preserve">            for (bi = 0; bi &lt; 16; bi = bi + 1) begin</w:t>
+      </w:r>
+      <w:r>
+        <w:rPr>
+          <w:rFonts w:ascii="Consolas" w:eastAsia="Consolas" w:hAnsi="Consolas"/>
+          <w:sz w:val="14"/>
+        </w:rPr>
+        <w:br/>
+        <w:t xml:space="preserve">                for (ci = 0; ci &lt; 2; ci = ci + 1) begin</w:t>
+      </w:r>
+      <w:r>
+        <w:rPr>
+          <w:rFonts w:ascii="Consolas" w:eastAsia="Consolas" w:hAnsi="Consolas"/>
+          <w:sz w:val="14"/>
+        </w:rPr>
+        <w:br/>
+        <w:t xml:space="preserve">                    a = ai[3:0];</w:t>
+      </w:r>
+      <w:r>
+        <w:rPr>
+          <w:rFonts w:ascii="Consolas" w:eastAsia="Consolas" w:hAnsi="Consolas"/>
+          <w:sz w:val="14"/>
+        </w:rPr>
+        <w:br/>
+        <w:t xml:space="preserve">                    b = bi[3:0];</w:t>
+      </w:r>
+      <w:r>
+        <w:rPr>
+          <w:rFonts w:ascii="Consolas" w:eastAsia="Consolas" w:hAnsi="Consolas"/>
+          <w:sz w:val="14"/>
+        </w:rPr>
+        <w:br/>
+        <w:t xml:space="preserve">                    cin = ci[0];</w:t>
+      </w:r>
+      <w:r>
+        <w:rPr>
+          <w:rFonts w:ascii="Consolas" w:eastAsia="Consolas" w:hAnsi="Consolas"/>
+          <w:sz w:val="14"/>
+        </w:rPr>
+        <w:br/>
+        <w:t xml:space="preserve">                    expected = ai + bi + ci;</w:t>
+      </w:r>
+      <w:r>
+        <w:rPr>
+          <w:rFonts w:ascii="Consolas" w:eastAsia="Consolas" w:hAnsi="Consolas"/>
+          <w:sz w:val="14"/>
+        </w:rPr>
+        <w:br/>
+        <w:t xml:space="preserve">                    #10; check_result(expected);</w:t>
+      </w:r>
+      <w:r>
+        <w:rPr>
+          <w:rFonts w:ascii="Consolas" w:eastAsia="Consolas" w:hAnsi="Consolas"/>
+          <w:sz w:val="14"/>
+        </w:rPr>
+        <w:br/>
       </w:r>
       <w:r>
         <w:rPr>
@@ -7786,189 +8550,7 @@
           <w:sz w:val="14"/>
         </w:rPr>
         <w:lastRenderedPageBreak/>
-        <w:t xml:space="preserve">    integer bi;</w:t>
-      </w:r>
-      <w:r>
-        <w:rPr>
-          <w:rFonts w:ascii="Consolas" w:eastAsia="Consolas" w:hAnsi="Consolas"/>
-          <w:sz w:val="14"/>
-        </w:rPr>
-        <w:br/>
-        <w:t xml:space="preserve">    integer ci;</w:t>
-      </w:r>
-      <w:r>
-        <w:rPr>
-          <w:rFonts w:ascii="Consolas" w:eastAsia="Consolas" w:hAnsi="Consolas"/>
-          <w:sz w:val="14"/>
-        </w:rPr>
-        <w:br/>
-        <w:t xml:space="preserve">    integer error_count;</w:t>
-      </w:r>
-      <w:r>
-        <w:rPr>
-          <w:rFonts w:ascii="Consolas" w:eastAsia="Consolas" w:hAnsi="Consolas"/>
-          <w:sz w:val="14"/>
-        </w:rPr>
-        <w:br/>
-        <w:t xml:space="preserve">    reg [4:0] expected;</w:t>
-      </w:r>
-      <w:r>
-        <w:rPr>
-          <w:rFonts w:ascii="Consolas" w:eastAsia="Consolas" w:hAnsi="Consolas"/>
-          <w:sz w:val="14"/>
-        </w:rPr>
-        <w:br/>
-      </w:r>
-      <w:r>
-        <w:rPr>
-          <w:rFonts w:ascii="Consolas" w:eastAsia="Consolas" w:hAnsi="Consolas"/>
-          <w:sz w:val="14"/>
-        </w:rPr>
-        <w:br/>
-        <w:t xml:space="preserve">    adder_4bit uut (</w:t>
-      </w:r>
-      <w:r>
-        <w:rPr>
-          <w:rFonts w:ascii="Consolas" w:eastAsia="Consolas" w:hAnsi="Consolas"/>
-          <w:sz w:val="14"/>
-        </w:rPr>
-        <w:br/>
-        <w:t xml:space="preserve">        .a(a),</w:t>
-      </w:r>
-      <w:r>
-        <w:rPr>
-          <w:rFonts w:ascii="Consolas" w:eastAsia="Consolas" w:hAnsi="Consolas"/>
-          <w:sz w:val="14"/>
-        </w:rPr>
-        <w:br/>
-        <w:t xml:space="preserve">        .b(b),</w:t>
-      </w:r>
-      <w:r>
-        <w:rPr>
-          <w:rFonts w:ascii="Consolas" w:eastAsia="Consolas" w:hAnsi="Consolas"/>
-          <w:sz w:val="14"/>
-        </w:rPr>
-        <w:br/>
-        <w:t xml:space="preserve">        .cin(cin),</w:t>
-      </w:r>
-      <w:r>
-        <w:rPr>
-          <w:rFonts w:ascii="Consolas" w:eastAsia="Consolas" w:hAnsi="Consolas"/>
-          <w:sz w:val="14"/>
-        </w:rPr>
-        <w:br/>
-        <w:t xml:space="preserve">        .sum(sum),</w:t>
-      </w:r>
-      <w:r>
-        <w:rPr>
-          <w:rFonts w:ascii="Consolas" w:eastAsia="Consolas" w:hAnsi="Consolas"/>
-          <w:sz w:val="14"/>
-        </w:rPr>
-        <w:br/>
-        <w:t xml:space="preserve">        .cout(cout)</w:t>
-      </w:r>
-      <w:r>
-        <w:rPr>
-          <w:rFonts w:ascii="Consolas" w:eastAsia="Consolas" w:hAnsi="Consolas"/>
-          <w:sz w:val="14"/>
-        </w:rPr>
-        <w:br/>
-        <w:t xml:space="preserve">    );</w:t>
-      </w:r>
-      <w:r>
-        <w:rPr>
-          <w:rFonts w:ascii="Consolas" w:eastAsia="Consolas" w:hAnsi="Consolas"/>
-          <w:sz w:val="14"/>
-        </w:rPr>
-        <w:br/>
-      </w:r>
-      <w:r>
-        <w:rPr>
-          <w:rFonts w:ascii="Consolas" w:eastAsia="Consolas" w:hAnsi="Consolas"/>
-          <w:sz w:val="14"/>
-        </w:rPr>
-        <w:br/>
-        <w:t xml:space="preserve">    task check_result;</w:t>
-      </w:r>
-      <w:r>
-        <w:rPr>
-          <w:rFonts w:ascii="Consolas" w:eastAsia="Consolas" w:hAnsi="Consolas"/>
-          <w:sz w:val="14"/>
-        </w:rPr>
-        <w:br/>
-        <w:t xml:space="preserve">        input [4:0] exp;</w:t>
-      </w:r>
-      <w:r>
-        <w:rPr>
-          <w:rFonts w:ascii="Consolas" w:eastAsia="Consolas" w:hAnsi="Consolas"/>
-          <w:sz w:val="14"/>
-        </w:rPr>
-        <w:br/>
-        <w:t xml:space="preserve">        begin</w:t>
-      </w:r>
-      <w:r>
-        <w:rPr>
-          <w:rFonts w:ascii="Consolas" w:eastAsia="Consolas" w:hAnsi="Consolas"/>
-          <w:sz w:val="14"/>
-        </w:rPr>
-        <w:br/>
-        <w:t xml:space="preserve">            #1;</w:t>
-      </w:r>
-      <w:r>
-        <w:rPr>
-          <w:rFonts w:ascii="Consolas" w:eastAsia="Consolas" w:hAnsi="Consolas"/>
-          <w:sz w:val="14"/>
-        </w:rPr>
-        <w:br/>
-        <w:t xml:space="preserve">            if ({cout, sum} !== exp) begin</w:t>
-      </w:r>
-      <w:r>
-        <w:rPr>
-          <w:rFonts w:ascii="Consolas" w:eastAsia="Consolas" w:hAnsi="Consolas"/>
-          <w:sz w:val="14"/>
-        </w:rPr>
-        <w:br/>
-        <w:t xml:space="preserve">                $display("ERROR time=%0t a=%h b=%h cin=%b sum=%h cout=%b expected=%h",</w:t>
-      </w:r>
-      <w:r>
-        <w:rPr>
-          <w:rFonts w:ascii="Consolas" w:eastAsia="Consolas" w:hAnsi="Consolas"/>
-          <w:sz w:val="14"/>
-        </w:rPr>
-        <w:br/>
-        <w:t xml:space="preserve">                         $time, a, b, cin, sum, cout, exp);</w:t>
-      </w:r>
-      <w:r>
-        <w:rPr>
-          <w:rFonts w:ascii="Consolas" w:eastAsia="Consolas" w:hAnsi="Consolas"/>
-          <w:sz w:val="14"/>
-        </w:rPr>
-        <w:br/>
-        <w:t xml:space="preserve">                error_count = error_count + 1;</w:t>
-      </w:r>
-      <w:r>
-        <w:rPr>
-          <w:rFonts w:ascii="Consolas" w:eastAsia="Consolas" w:hAnsi="Consolas"/>
-          <w:sz w:val="14"/>
-        </w:rPr>
-        <w:br/>
-        <w:t xml:space="preserve">            end else begin</w:t>
-      </w:r>
-      <w:r>
-        <w:rPr>
-          <w:rFonts w:ascii="Consolas" w:eastAsia="Consolas" w:hAnsi="Consolas"/>
-          <w:sz w:val="14"/>
-        </w:rPr>
-        <w:br/>
-        <w:t xml:space="preserve">                $display("PASS  time=%0t a=%h b=%h cin=%b result=%h",</w:t>
-      </w:r>
-      <w:r>
-        <w:rPr>
-          <w:rFonts w:ascii="Consolas" w:eastAsia="Consolas" w:hAnsi="Consolas"/>
-          <w:sz w:val="14"/>
-        </w:rPr>
-        <w:br/>
-        <w:t xml:space="preserve">                         $time, a, b, cin, {cout, sum});</w:t>
+        <w:t xml:space="preserve">                end</w:t>
       </w:r>
       <w:r>
         <w:rPr>
@@ -7992,117 +8574,134 @@
           <w:sz w:val="14"/>
         </w:rPr>
         <w:br/>
-        <w:t xml:space="preserve">    endtask</w:t>
-      </w:r>
-      <w:r>
-        <w:rPr>
-          <w:rFonts w:ascii="Consolas" w:eastAsia="Consolas" w:hAnsi="Consolas"/>
-          <w:sz w:val="14"/>
-        </w:rPr>
-        <w:br/>
-      </w:r>
-      <w:r>
-        <w:rPr>
-          <w:rFonts w:ascii="Consolas" w:eastAsia="Consolas" w:hAnsi="Consolas"/>
-          <w:sz w:val="14"/>
-        </w:rPr>
-        <w:br/>
-        <w:t xml:space="preserve">    initial begin</w:t>
-      </w:r>
-      <w:r>
-        <w:rPr>
-          <w:rFonts w:ascii="Consolas" w:eastAsia="Consolas" w:hAnsi="Consolas"/>
-          <w:sz w:val="14"/>
-        </w:rPr>
-        <w:br/>
-        <w:t xml:space="preserve">        error_count = 0;</w:t>
-      </w:r>
-      <w:r>
-        <w:rPr>
-          <w:rFonts w:ascii="Consolas" w:eastAsia="Consolas" w:hAnsi="Consolas"/>
-          <w:sz w:val="14"/>
-        </w:rPr>
-        <w:br/>
-      </w:r>
-      <w:r>
-        <w:rPr>
-          <w:rFonts w:ascii="Consolas" w:eastAsia="Consolas" w:hAnsi="Consolas"/>
-          <w:sz w:val="14"/>
-        </w:rPr>
-        <w:br/>
-        <w:t xml:space="preserve">        for (ai = 0; ai &lt; 16; ai = ai + 1) begin</w:t>
-      </w:r>
-      <w:r>
-        <w:rPr>
-          <w:rFonts w:ascii="Consolas" w:eastAsia="Consolas" w:hAnsi="Consolas"/>
-          <w:sz w:val="14"/>
-        </w:rPr>
-        <w:br/>
-        <w:t xml:space="preserve">            for (bi = 0; bi &lt; 16; bi = bi + 1) begin</w:t>
-      </w:r>
-      <w:r>
-        <w:rPr>
-          <w:rFonts w:ascii="Consolas" w:eastAsia="Consolas" w:hAnsi="Consolas"/>
-          <w:sz w:val="14"/>
-        </w:rPr>
-        <w:br/>
-        <w:t xml:space="preserve">                for (ci = 0; ci &lt; 2; ci = ci + 1) begin</w:t>
-      </w:r>
-      <w:r>
-        <w:rPr>
-          <w:rFonts w:ascii="Consolas" w:eastAsia="Consolas" w:hAnsi="Consolas"/>
-          <w:sz w:val="14"/>
-        </w:rPr>
-        <w:br/>
-        <w:t xml:space="preserve">                    a = ai[3:0];</w:t>
-      </w:r>
-      <w:r>
-        <w:rPr>
-          <w:rFonts w:ascii="Consolas" w:eastAsia="Consolas" w:hAnsi="Consolas"/>
-          <w:sz w:val="14"/>
-        </w:rPr>
-        <w:br/>
-        <w:t xml:space="preserve">                    b = bi[3:0];</w:t>
-      </w:r>
-      <w:r>
-        <w:rPr>
-          <w:rFonts w:ascii="Consolas" w:eastAsia="Consolas" w:hAnsi="Consolas"/>
-          <w:sz w:val="14"/>
-        </w:rPr>
-        <w:br/>
-        <w:t xml:space="preserve">                    cin = ci[0];</w:t>
-      </w:r>
-      <w:r>
-        <w:rPr>
-          <w:rFonts w:ascii="Consolas" w:eastAsia="Consolas" w:hAnsi="Consolas"/>
-          <w:sz w:val="14"/>
-        </w:rPr>
-        <w:br/>
-        <w:t xml:space="preserve">                    expected = ai + bi + ci;</w:t>
-      </w:r>
-      <w:r>
-        <w:rPr>
-          <w:rFonts w:ascii="Consolas" w:eastAsia="Consolas" w:hAnsi="Consolas"/>
-          <w:sz w:val="14"/>
-        </w:rPr>
-        <w:br/>
-        <w:t xml:space="preserve">                    #10; check_result(expected);</w:t>
-      </w:r>
-      <w:r>
-        <w:rPr>
-          <w:rFonts w:ascii="Consolas" w:eastAsia="Consolas" w:hAnsi="Consolas"/>
-          <w:sz w:val="14"/>
-        </w:rPr>
-        <w:br/>
-        <w:t xml:space="preserve">                end</w:t>
-      </w:r>
-      <w:r>
-        <w:rPr>
-          <w:rFonts w:ascii="Consolas" w:eastAsia="Consolas" w:hAnsi="Consolas"/>
-          <w:sz w:val="14"/>
-        </w:rPr>
-        <w:br/>
-        <w:t xml:space="preserve">            end</w:t>
+      </w:r>
+      <w:r>
+        <w:rPr>
+          <w:rFonts w:ascii="Consolas" w:eastAsia="Consolas" w:hAnsi="Consolas"/>
+          <w:sz w:val="14"/>
+        </w:rPr>
+        <w:br/>
+        <w:t xml:space="preserve">        if (error_count == 0) begin</w:t>
+      </w:r>
+      <w:r>
+        <w:rPr>
+          <w:rFonts w:ascii="Consolas" w:eastAsia="Consolas" w:hAnsi="Consolas"/>
+          <w:sz w:val="14"/>
+        </w:rPr>
+        <w:br/>
+        <w:t xml:space="preserve">            $display("========================================");</w:t>
+      </w:r>
+      <w:r>
+        <w:rPr>
+          <w:rFonts w:ascii="Consolas" w:eastAsia="Consolas" w:hAnsi="Consolas"/>
+          <w:sz w:val="14"/>
+        </w:rPr>
+        <w:br/>
+        <w:t xml:space="preserve">            $display("Simulation PASSED. No errors found.");</w:t>
+      </w:r>
+      <w:r>
+        <w:rPr>
+          <w:rFonts w:ascii="Consolas" w:eastAsia="Consolas" w:hAnsi="Consolas"/>
+          <w:sz w:val="14"/>
+        </w:rPr>
+        <w:br/>
+        <w:t xml:space="preserve">            $</w:t>
+      </w:r>
+      <w:proofErr w:type="gramStart"/>
+      <w:r>
+        <w:rPr>
+          <w:rFonts w:ascii="Consolas" w:eastAsia="Consolas" w:hAnsi="Consolas"/>
+          <w:sz w:val="14"/>
+        </w:rPr>
+        <w:t>display(</w:t>
+      </w:r>
+      <w:proofErr w:type="gramEnd"/>
+      <w:r>
+        <w:rPr>
+          <w:rFonts w:ascii="Consolas" w:eastAsia="Consolas" w:hAnsi="Consolas"/>
+          <w:sz w:val="14"/>
+        </w:rPr>
+        <w:t>"========================================");</w:t>
+      </w:r>
+      <w:r>
+        <w:rPr>
+          <w:rFonts w:ascii="Consolas" w:eastAsia="Consolas" w:hAnsi="Consolas"/>
+          <w:sz w:val="14"/>
+        </w:rPr>
+        <w:br/>
+        <w:t xml:space="preserve">        end else begin</w:t>
+      </w:r>
+      <w:r>
+        <w:rPr>
+          <w:rFonts w:ascii="Consolas" w:eastAsia="Consolas" w:hAnsi="Consolas"/>
+          <w:sz w:val="14"/>
+        </w:rPr>
+        <w:br/>
+        <w:t xml:space="preserve">            $</w:t>
+      </w:r>
+      <w:proofErr w:type="gramStart"/>
+      <w:r>
+        <w:rPr>
+          <w:rFonts w:ascii="Consolas" w:eastAsia="Consolas" w:hAnsi="Consolas"/>
+          <w:sz w:val="14"/>
+        </w:rPr>
+        <w:t>display(</w:t>
+      </w:r>
+      <w:proofErr w:type="gramEnd"/>
+      <w:r>
+        <w:rPr>
+          <w:rFonts w:ascii="Consolas" w:eastAsia="Consolas" w:hAnsi="Consolas"/>
+          <w:sz w:val="14"/>
+        </w:rPr>
+        <w:t>"========================================");</w:t>
+      </w:r>
+      <w:r>
+        <w:rPr>
+          <w:rFonts w:ascii="Consolas" w:eastAsia="Consolas" w:hAnsi="Consolas"/>
+          <w:sz w:val="14"/>
+        </w:rPr>
+        <w:br/>
+        <w:t xml:space="preserve">            $</w:t>
+      </w:r>
+      <w:proofErr w:type="gramStart"/>
+      <w:r>
+        <w:rPr>
+          <w:rFonts w:ascii="Consolas" w:eastAsia="Consolas" w:hAnsi="Consolas"/>
+          <w:sz w:val="14"/>
+        </w:rPr>
+        <w:t>display(</w:t>
+      </w:r>
+      <w:proofErr w:type="gramEnd"/>
+      <w:r>
+        <w:rPr>
+          <w:rFonts w:ascii="Consolas" w:eastAsia="Consolas" w:hAnsi="Consolas"/>
+          <w:sz w:val="14"/>
+        </w:rPr>
+        <w:t>"Simulation FAILED. Error count = %0d", error_count);</w:t>
+      </w:r>
+      <w:r>
+        <w:rPr>
+          <w:rFonts w:ascii="Consolas" w:eastAsia="Consolas" w:hAnsi="Consolas"/>
+          <w:sz w:val="14"/>
+        </w:rPr>
+        <w:br/>
+        <w:t xml:space="preserve">            $</w:t>
+      </w:r>
+      <w:proofErr w:type="gramStart"/>
+      <w:r>
+        <w:rPr>
+          <w:rFonts w:ascii="Consolas" w:eastAsia="Consolas" w:hAnsi="Consolas"/>
+          <w:sz w:val="14"/>
+        </w:rPr>
+        <w:t>display(</w:t>
+      </w:r>
+      <w:proofErr w:type="gramEnd"/>
+      <w:r>
+        <w:rPr>
+          <w:rFonts w:ascii="Consolas" w:eastAsia="Consolas" w:hAnsi="Consolas"/>
+          <w:sz w:val="14"/>
+        </w:rPr>
+        <w:t>"========================================");</w:t>
       </w:r>
       <w:r>
         <w:rPr>
@@ -8125,85 +8724,6 @@
           <w:sz w:val="14"/>
         </w:rPr>
         <w:br/>
-        <w:t xml:space="preserve">        if (error_count == 0) begin</w:t>
-      </w:r>
-      <w:r>
-        <w:rPr>
-          <w:rFonts w:ascii="Consolas" w:eastAsia="Consolas" w:hAnsi="Consolas"/>
-          <w:sz w:val="14"/>
-        </w:rPr>
-        <w:br/>
-        <w:t xml:space="preserve">            $display("========================================");</w:t>
-      </w:r>
-      <w:r>
-        <w:rPr>
-          <w:rFonts w:ascii="Consolas" w:eastAsia="Consolas" w:hAnsi="Consolas"/>
-          <w:sz w:val="14"/>
-        </w:rPr>
-        <w:br/>
-        <w:t xml:space="preserve">            $display("Simulation PASSED. No errors found.");</w:t>
-      </w:r>
-      <w:r>
-        <w:rPr>
-          <w:rFonts w:ascii="Consolas" w:eastAsia="Consolas" w:hAnsi="Consolas"/>
-          <w:sz w:val="14"/>
-        </w:rPr>
-        <w:br/>
-        <w:t xml:space="preserve">            $display("========================================");</w:t>
-      </w:r>
-      <w:r>
-        <w:rPr>
-          <w:rFonts w:ascii="Consolas" w:eastAsia="Consolas" w:hAnsi="Consolas"/>
-          <w:sz w:val="14"/>
-        </w:rPr>
-        <w:br/>
-        <w:t xml:space="preserve">        end else begin</w:t>
-      </w:r>
-      <w:r>
-        <w:rPr>
-          <w:rFonts w:ascii="Consolas" w:eastAsia="Consolas" w:hAnsi="Consolas"/>
-          <w:sz w:val="14"/>
-        </w:rPr>
-        <w:br/>
-        <w:t xml:space="preserve">            $display("========================================");</w:t>
-      </w:r>
-      <w:r>
-        <w:rPr>
-          <w:rFonts w:ascii="Consolas" w:eastAsia="Consolas" w:hAnsi="Consolas"/>
-          <w:sz w:val="14"/>
-        </w:rPr>
-        <w:br/>
-        <w:t xml:space="preserve">            $display("Simulation FAILED. Error count = %0d", error_count);</w:t>
-      </w:r>
-      <w:r>
-        <w:rPr>
-          <w:rFonts w:ascii="Consolas" w:eastAsia="Consolas" w:hAnsi="Consolas"/>
-          <w:sz w:val="14"/>
-        </w:rPr>
-        <w:br/>
-        <w:t xml:space="preserve">            $display("========================================");</w:t>
-      </w:r>
-      <w:r>
-        <w:rPr>
-          <w:rFonts w:ascii="Consolas" w:eastAsia="Consolas" w:hAnsi="Consolas"/>
-          <w:sz w:val="14"/>
-        </w:rPr>
-        <w:br/>
-        <w:t xml:space="preserve">        end</w:t>
-      </w:r>
-      <w:r>
-        <w:rPr>
-          <w:rFonts w:ascii="Consolas" w:eastAsia="Consolas" w:hAnsi="Consolas"/>
-          <w:sz w:val="14"/>
-        </w:rPr>
-        <w:br/>
-      </w:r>
-      <w:r>
-        <w:rPr>
-          <w:rFonts w:ascii="Consolas" w:eastAsia="Consolas" w:hAnsi="Consolas"/>
-          <w:sz w:val="14"/>
-        </w:rPr>
-        <w:br/>
         <w:t xml:space="preserve">        $finish;</w:t>
       </w:r>
       <w:r>
@@ -8227,13 +8747,6 @@
           <w:sz w:val="14"/>
         </w:rPr>
         <w:br/>
-      </w:r>
-      <w:r>
-        <w:rPr>
-          <w:rFonts w:ascii="Consolas" w:eastAsia="Consolas" w:hAnsi="Consolas"/>
-          <w:sz w:val="14"/>
-        </w:rPr>
-        <w:lastRenderedPageBreak/>
         <w:t>endmodule</w:t>
       </w:r>
       <w:r>
@@ -8276,9 +8789,6 @@
       <w:pPr>
         <w:snapToGrid w:val="0"/>
         <w:spacing w:line="240" w:lineRule="atLeast"/>
-        <w:rPr>
-          <w:rFonts w:hint="eastAsia"/>
-        </w:rPr>
       </w:pPr>
       <w:r>
         <w:rPr>
@@ -8557,6 +9067,13 @@
           <w:sz w:val="14"/>
         </w:rPr>
         <w:br/>
+      </w:r>
+      <w:r>
+        <w:rPr>
+          <w:rFonts w:ascii="Consolas" w:eastAsia="Consolas" w:hAnsi="Consolas"/>
+          <w:sz w:val="14"/>
+        </w:rPr>
+        <w:lastRenderedPageBreak/>
         <w:t xml:space="preserve">    puts "vlog $file"</w:t>
       </w:r>
       <w:r>
@@ -8697,7 +9214,6 @@
           <w:rFonts w:ascii="Consolas" w:eastAsia="Consolas" w:hAnsi="Consolas"/>
           <w:sz w:val="14"/>
         </w:rPr>
-        <w:lastRenderedPageBreak/>
         <w:br/>
         <w:t>if {[batch_mode]} {</w:t>
       </w:r>
@@ -8940,587 +9456,25 @@
           <w:szCs w:val="21"/>
         </w:rPr>
       </w:pPr>
+      <w:r>
+        <w:rPr>
+          <w:noProof/>
+        </w:rPr>
+        <w:lastRenderedPageBreak/>
+        <w:pict w14:anchorId="6DD1E616">
+          <v:shape id="_x0000_i1042" type="#_x0000_t75" style="width:453.75pt;height:243.75pt;visibility:visible;mso-wrap-style:square">
+            <v:imagedata r:id="rId15" o:title=""/>
+          </v:shape>
+        </w:pict>
+      </w:r>
     </w:p>
     <w:p>
       <w:pPr>
-        <w:rPr>
-          <w:bCs/>
-          <w:color w:val="000000"/>
-          <w:sz w:val="21"/>
-          <w:szCs w:val="21"/>
-        </w:rPr>
-      </w:pPr>
-    </w:p>
-    <w:p>
-      <w:pPr>
-        <w:rPr>
-          <w:bCs/>
-          <w:color w:val="000000"/>
-          <w:sz w:val="21"/>
-          <w:szCs w:val="21"/>
-        </w:rPr>
-      </w:pPr>
-    </w:p>
-    <w:p>
-      <w:pPr>
-        <w:rPr>
-          <w:bCs/>
-          <w:color w:val="000000"/>
-          <w:sz w:val="21"/>
-          <w:szCs w:val="21"/>
-        </w:rPr>
-      </w:pPr>
-    </w:p>
-    <w:p>
-      <w:pPr>
         <w:pStyle w:val="Normal0"/>
         <w:spacing w:before="0" w:after="0"/>
         <w:rPr>
           <w:rFonts w:ascii="Times New Roman" w:eastAsia="宋体" w:hAnsi="Times New Roman"/>
           <w:bCs/>
-          <w:sz w:val="24"/>
-          <w:szCs w:val="24"/>
-          <w:lang w:eastAsia="zh-CN"/>
-        </w:rPr>
-      </w:pPr>
-    </w:p>
-    <w:p>
-      <w:pPr>
-        <w:pStyle w:val="Normal0"/>
-        <w:spacing w:before="0" w:after="0"/>
-        <w:rPr>
-          <w:rFonts w:ascii="Times New Roman" w:eastAsia="宋体" w:hAnsi="Times New Roman"/>
-          <w:b/>
-          <w:bCs/>
-          <w:color w:val="000000"/>
-          <w:sz w:val="21"/>
-          <w:szCs w:val="21"/>
-          <w:lang w:val="en-US" w:eastAsia="zh-CN"/>
-        </w:rPr>
-      </w:pPr>
-      <w:r>
-        <w:rPr>
-          <w:rFonts w:ascii="Times New Roman" w:eastAsia="宋体" w:hAnsi="Times New Roman" w:hint="eastAsia"/>
-          <w:b/>
-          <w:bCs/>
-          <w:color w:val="000000"/>
-          <w:sz w:val="21"/>
-          <w:szCs w:val="21"/>
-          <w:lang w:val="en-US" w:eastAsia="zh-CN"/>
-        </w:rPr>
-        <w:t>4</w:t>
-      </w:r>
-      <w:r>
-        <w:rPr>
-          <w:rFonts w:ascii="Times New Roman" w:eastAsia="宋体" w:hAnsi="Times New Roman"/>
-          <w:b/>
-          <w:bCs/>
-          <w:color w:val="000000"/>
-          <w:sz w:val="21"/>
-          <w:szCs w:val="21"/>
-          <w:lang w:val="en-US" w:eastAsia="zh-CN"/>
-        </w:rPr>
-        <w:t>.</w:t>
-      </w:r>
-      <w:r>
-        <w:rPr>
-          <w:rFonts w:ascii="Times New Roman" w:eastAsia="宋体" w:hAnsi="Times New Roman" w:hint="eastAsia"/>
-          <w:b/>
-          <w:bCs/>
-          <w:color w:val="000000"/>
-          <w:sz w:val="21"/>
-          <w:szCs w:val="21"/>
-          <w:lang w:val="en-US" w:eastAsia="zh-CN"/>
-        </w:rPr>
-        <w:t xml:space="preserve"> </w:t>
-      </w:r>
-      <w:r>
-        <w:rPr>
-          <w:rFonts w:ascii="Times New Roman" w:eastAsia="宋体" w:hAnsi="宋体" w:hint="eastAsia"/>
-          <w:b/>
-          <w:bCs/>
-          <w:color w:val="000000"/>
-          <w:sz w:val="21"/>
-          <w:szCs w:val="21"/>
-          <w:lang w:val="en-US" w:eastAsia="zh-CN"/>
-        </w:rPr>
-        <w:t>多路选择器</w:t>
-      </w:r>
-    </w:p>
-    <w:p>
-      <w:pPr>
-        <w:rPr>
-          <w:bCs/>
-          <w:color w:val="000000"/>
-          <w:sz w:val="21"/>
-          <w:szCs w:val="21"/>
-        </w:rPr>
-      </w:pPr>
-      <w:r>
-        <w:rPr>
-          <w:rFonts w:hint="eastAsia"/>
-          <w:bCs/>
-          <w:color w:val="000000"/>
-          <w:sz w:val="21"/>
-          <w:szCs w:val="21"/>
-        </w:rPr>
-        <w:t>(a)</w:t>
-      </w:r>
-      <w:r>
-        <w:rPr>
-          <w:rFonts w:hint="eastAsia"/>
-          <w:bCs/>
-          <w:color w:val="000000"/>
-          <w:sz w:val="21"/>
-          <w:szCs w:val="21"/>
-        </w:rPr>
-        <w:t xml:space="preserve"> </w:t>
-      </w:r>
-      <w:r>
-        <w:rPr>
-          <w:rFonts w:hint="eastAsia"/>
-          <w:bCs/>
-          <w:color w:val="000000"/>
-          <w:sz w:val="21"/>
-          <w:szCs w:val="21"/>
-        </w:rPr>
-        <w:t>工作原理</w:t>
-      </w:r>
-    </w:p>
-    <w:p>
-      <w:pPr>
-        <w:ind w:firstLine="420"/>
-        <w:rPr>
-          <w:rFonts w:hint="eastAsia"/>
-          <w:bCs/>
-          <w:color w:val="000000"/>
-          <w:sz w:val="21"/>
-          <w:szCs w:val="21"/>
-        </w:rPr>
-      </w:pPr>
-      <w:r>
-        <w:rPr>
-          <w:bCs/>
-          <w:color w:val="000000"/>
-          <w:sz w:val="21"/>
-          <w:szCs w:val="21"/>
-        </w:rPr>
-        <w:t>1</w:t>
-      </w:r>
-      <w:r>
-        <w:rPr>
-          <w:bCs/>
-          <w:color w:val="000000"/>
-          <w:sz w:val="21"/>
-          <w:szCs w:val="21"/>
-        </w:rPr>
-        <w:t>位</w:t>
-      </w:r>
-      <w:r>
-        <w:rPr>
-          <w:bCs/>
-          <w:color w:val="000000"/>
-          <w:sz w:val="21"/>
-          <w:szCs w:val="21"/>
-        </w:rPr>
-        <w:t>ALU</w:t>
-      </w:r>
-      <w:r>
-        <w:rPr>
-          <w:bCs/>
-          <w:color w:val="000000"/>
-          <w:sz w:val="21"/>
-          <w:szCs w:val="21"/>
-        </w:rPr>
-        <w:t>以</w:t>
-      </w:r>
-      <w:r>
-        <w:rPr>
-          <w:bCs/>
-          <w:color w:val="000000"/>
-          <w:sz w:val="21"/>
-          <w:szCs w:val="21"/>
-        </w:rPr>
-        <w:t>3</w:t>
-      </w:r>
-      <w:r>
-        <w:rPr>
-          <w:bCs/>
-          <w:color w:val="000000"/>
-          <w:sz w:val="21"/>
-          <w:szCs w:val="21"/>
-        </w:rPr>
-        <w:t>位选择信号</w:t>
-      </w:r>
-      <w:r>
-        <w:rPr>
-          <w:bCs/>
-          <w:color w:val="000000"/>
-          <w:sz w:val="21"/>
-          <w:szCs w:val="21"/>
-        </w:rPr>
-        <w:t>S</w:t>
-      </w:r>
-      <w:r>
-        <w:rPr>
-          <w:bCs/>
-          <w:color w:val="000000"/>
-          <w:sz w:val="21"/>
-          <w:szCs w:val="21"/>
-        </w:rPr>
-        <w:t>决定输出功能，可看作由多路选择器在</w:t>
-      </w:r>
-      <w:r>
-        <w:rPr>
-          <w:bCs/>
-          <w:color w:val="000000"/>
-          <w:sz w:val="21"/>
-          <w:szCs w:val="21"/>
-        </w:rPr>
-        <w:t>8</w:t>
-      </w:r>
-      <w:r>
-        <w:rPr>
-          <w:bCs/>
-          <w:color w:val="000000"/>
-          <w:sz w:val="21"/>
-          <w:szCs w:val="21"/>
-        </w:rPr>
-        <w:t>种候选运算之间选择。</w:t>
-      </w:r>
-      <w:r>
-        <w:rPr>
-          <w:bCs/>
-          <w:color w:val="000000"/>
-          <w:sz w:val="21"/>
-          <w:szCs w:val="21"/>
-        </w:rPr>
-        <w:t>S=000</w:t>
-      </w:r>
-      <w:r>
-        <w:rPr>
-          <w:bCs/>
-          <w:color w:val="000000"/>
-          <w:sz w:val="21"/>
-          <w:szCs w:val="21"/>
-        </w:rPr>
-        <w:t>执行</w:t>
-      </w:r>
-      <w:r>
-        <w:rPr>
-          <w:bCs/>
-          <w:color w:val="000000"/>
-          <w:sz w:val="21"/>
-          <w:szCs w:val="21"/>
-        </w:rPr>
-        <w:t>A</w:t>
-      </w:r>
-      <w:r>
-        <w:rPr>
-          <w:bCs/>
-          <w:color w:val="000000"/>
-          <w:sz w:val="21"/>
-          <w:szCs w:val="21"/>
-        </w:rPr>
-        <w:t>加</w:t>
-      </w:r>
-      <w:r>
-        <w:rPr>
-          <w:bCs/>
-          <w:color w:val="000000"/>
-          <w:sz w:val="21"/>
-          <w:szCs w:val="21"/>
-        </w:rPr>
-        <w:t>B</w:t>
-      </w:r>
-      <w:r>
-        <w:rPr>
-          <w:bCs/>
-          <w:color w:val="000000"/>
-          <w:sz w:val="21"/>
-          <w:szCs w:val="21"/>
-        </w:rPr>
-        <w:t>，</w:t>
-      </w:r>
-      <w:r>
-        <w:rPr>
-          <w:bCs/>
-          <w:color w:val="000000"/>
-          <w:sz w:val="21"/>
-          <w:szCs w:val="21"/>
-        </w:rPr>
-        <w:t>S=001</w:t>
-      </w:r>
-      <w:r>
-        <w:rPr>
-          <w:bCs/>
-          <w:color w:val="000000"/>
-          <w:sz w:val="21"/>
-          <w:szCs w:val="21"/>
-        </w:rPr>
-        <w:t>执行</w:t>
-      </w:r>
-      <w:r>
-        <w:rPr>
-          <w:bCs/>
-          <w:color w:val="000000"/>
-          <w:sz w:val="21"/>
-          <w:szCs w:val="21"/>
-        </w:rPr>
-        <w:t>A</w:t>
-      </w:r>
-      <w:r>
-        <w:rPr>
-          <w:bCs/>
-          <w:color w:val="000000"/>
-          <w:sz w:val="21"/>
-          <w:szCs w:val="21"/>
-        </w:rPr>
-        <w:t>减</w:t>
-      </w:r>
-      <w:r>
-        <w:rPr>
-          <w:bCs/>
-          <w:color w:val="000000"/>
-          <w:sz w:val="21"/>
-          <w:szCs w:val="21"/>
-        </w:rPr>
-        <w:t>B</w:t>
-      </w:r>
-      <w:r>
-        <w:rPr>
-          <w:bCs/>
-          <w:color w:val="000000"/>
-          <w:sz w:val="21"/>
-          <w:szCs w:val="21"/>
-        </w:rPr>
-        <w:t>，</w:t>
-      </w:r>
-      <w:r>
-        <w:rPr>
-          <w:bCs/>
-          <w:color w:val="000000"/>
-          <w:sz w:val="21"/>
-          <w:szCs w:val="21"/>
-        </w:rPr>
-        <w:t>S=010/011</w:t>
-      </w:r>
-      <w:r>
-        <w:rPr>
-          <w:bCs/>
-          <w:color w:val="000000"/>
-          <w:sz w:val="21"/>
-          <w:szCs w:val="21"/>
-        </w:rPr>
-        <w:t>分别为与</w:t>
-      </w:r>
-      <w:r>
-        <w:rPr>
-          <w:bCs/>
-          <w:color w:val="000000"/>
-          <w:sz w:val="21"/>
-          <w:szCs w:val="21"/>
-        </w:rPr>
-        <w:t>/</w:t>
-      </w:r>
-      <w:r>
-        <w:rPr>
-          <w:bCs/>
-          <w:color w:val="000000"/>
-          <w:sz w:val="21"/>
-          <w:szCs w:val="21"/>
-        </w:rPr>
-        <w:t>或，</w:t>
-      </w:r>
-      <w:r>
-        <w:rPr>
-          <w:bCs/>
-          <w:color w:val="000000"/>
-          <w:sz w:val="21"/>
-          <w:szCs w:val="21"/>
-        </w:rPr>
-        <w:t>S=100</w:t>
-      </w:r>
-      <w:r>
-        <w:rPr>
-          <w:bCs/>
-          <w:color w:val="000000"/>
-          <w:sz w:val="21"/>
-          <w:szCs w:val="21"/>
-        </w:rPr>
-        <w:t>为</w:t>
-      </w:r>
-      <w:r>
-        <w:rPr>
-          <w:bCs/>
-          <w:color w:val="000000"/>
-          <w:sz w:val="21"/>
-          <w:szCs w:val="21"/>
-        </w:rPr>
-        <w:t>A</w:t>
-      </w:r>
-      <w:r>
-        <w:rPr>
-          <w:bCs/>
-          <w:color w:val="000000"/>
-          <w:sz w:val="21"/>
-          <w:szCs w:val="21"/>
-        </w:rPr>
-        <w:t>异或非</w:t>
-      </w:r>
-      <w:r>
-        <w:rPr>
-          <w:bCs/>
-          <w:color w:val="000000"/>
-          <w:sz w:val="21"/>
-          <w:szCs w:val="21"/>
-        </w:rPr>
-        <w:t>B</w:t>
-      </w:r>
-      <w:r>
-        <w:rPr>
-          <w:bCs/>
-          <w:color w:val="000000"/>
-          <w:sz w:val="21"/>
-          <w:szCs w:val="21"/>
-        </w:rPr>
-        <w:t>，</w:t>
-      </w:r>
-      <w:r>
-        <w:rPr>
-          <w:bCs/>
-          <w:color w:val="000000"/>
-          <w:sz w:val="21"/>
-          <w:szCs w:val="21"/>
-        </w:rPr>
-        <w:t>S=101</w:t>
-      </w:r>
-      <w:r>
-        <w:rPr>
-          <w:bCs/>
-          <w:color w:val="000000"/>
-          <w:sz w:val="21"/>
-          <w:szCs w:val="21"/>
-        </w:rPr>
-        <w:t>为</w:t>
-      </w:r>
-      <w:r>
-        <w:rPr>
-          <w:bCs/>
-          <w:color w:val="000000"/>
-          <w:sz w:val="21"/>
-          <w:szCs w:val="21"/>
-        </w:rPr>
-        <w:t>A</w:t>
-      </w:r>
-      <w:r>
-        <w:rPr>
-          <w:bCs/>
-          <w:color w:val="000000"/>
-          <w:sz w:val="21"/>
-          <w:szCs w:val="21"/>
-        </w:rPr>
-        <w:t>非，</w:t>
-      </w:r>
-      <w:r>
-        <w:rPr>
-          <w:bCs/>
-          <w:color w:val="000000"/>
-          <w:sz w:val="21"/>
-          <w:szCs w:val="21"/>
-        </w:rPr>
-        <w:t>S=110</w:t>
-      </w:r>
-      <w:r>
-        <w:rPr>
-          <w:bCs/>
-          <w:color w:val="000000"/>
-          <w:sz w:val="21"/>
-          <w:szCs w:val="21"/>
-        </w:rPr>
-        <w:t>直通</w:t>
-      </w:r>
-      <w:r>
-        <w:rPr>
-          <w:bCs/>
-          <w:color w:val="000000"/>
-          <w:sz w:val="21"/>
-          <w:szCs w:val="21"/>
-        </w:rPr>
-        <w:t>A</w:t>
-      </w:r>
-      <w:r>
-        <w:rPr>
-          <w:bCs/>
-          <w:color w:val="000000"/>
-          <w:sz w:val="21"/>
-          <w:szCs w:val="21"/>
-        </w:rPr>
-        <w:t>，</w:t>
-      </w:r>
-      <w:r>
-        <w:rPr>
-          <w:bCs/>
-          <w:color w:val="000000"/>
-          <w:sz w:val="21"/>
-          <w:szCs w:val="21"/>
-        </w:rPr>
-        <w:t>S=111</w:t>
-      </w:r>
-      <w:r>
-        <w:rPr>
-          <w:bCs/>
-          <w:color w:val="000000"/>
-          <w:sz w:val="21"/>
-          <w:szCs w:val="21"/>
-        </w:rPr>
-        <w:t>为</w:t>
-      </w:r>
-      <w:r>
-        <w:rPr>
-          <w:bCs/>
-          <w:color w:val="000000"/>
-          <w:sz w:val="21"/>
-          <w:szCs w:val="21"/>
-        </w:rPr>
-        <w:t>B</w:t>
-      </w:r>
-      <w:r>
-        <w:rPr>
-          <w:bCs/>
-          <w:color w:val="000000"/>
-          <w:sz w:val="21"/>
-          <w:szCs w:val="21"/>
-        </w:rPr>
-        <w:t>非；加减运算同时给出</w:t>
-      </w:r>
-      <w:r>
-        <w:rPr>
-          <w:bCs/>
-          <w:color w:val="000000"/>
-          <w:sz w:val="21"/>
-          <w:szCs w:val="21"/>
-        </w:rPr>
-        <w:t>Cout</w:t>
-      </w:r>
-      <w:r>
-        <w:rPr>
-          <w:bCs/>
-          <w:color w:val="000000"/>
-          <w:sz w:val="21"/>
-          <w:szCs w:val="21"/>
-        </w:rPr>
-        <w:t>。</w:t>
-      </w:r>
-    </w:p>
-    <w:p>
-      <w:pPr>
-        <w:pStyle w:val="Normal0"/>
-        <w:spacing w:before="0" w:after="0"/>
-        <w:rPr>
-          <w:rFonts w:ascii="Times New Roman" w:eastAsia="黑体" w:hAnsi="Times New Roman"/>
-          <w:bCs/>
-          <w:color w:val="000000"/>
           <w:sz w:val="24"/>
           <w:szCs w:val="24"/>
           <w:lang w:val="en-US" w:eastAsia="zh-CN"/>
@@ -9529,2076 +9483,2707 @@
     </w:p>
     <w:p>
       <w:pPr>
-        <w:rPr>
-          <w:bCs/>
-          <w:color w:val="000000"/>
-          <w:sz w:val="21"/>
-          <w:szCs w:val="21"/>
-        </w:rPr>
-      </w:pPr>
-      <w:r>
-        <w:rPr>
-          <w:rFonts w:hint="eastAsia"/>
-          <w:bCs/>
-          <w:color w:val="000000"/>
-          <w:sz w:val="21"/>
-          <w:szCs w:val="21"/>
-        </w:rPr>
-        <w:t>(b) Verilog</w:t>
-      </w:r>
-      <w:r>
-        <w:rPr>
-          <w:rFonts w:hint="eastAsia"/>
-          <w:bCs/>
-          <w:color w:val="000000"/>
-          <w:sz w:val="21"/>
-          <w:szCs w:val="21"/>
-        </w:rPr>
-        <w:t>源程序</w:t>
+        <w:pStyle w:val="Normal0"/>
+        <w:spacing w:before="0" w:after="0"/>
+        <w:rPr>
+          <w:rFonts w:ascii="Times New Roman" w:eastAsia="宋体" w:hAnsi="Times New Roman"/>
+          <w:b/>
+          <w:bCs/>
+          <w:color w:val="000000"/>
+          <w:sz w:val="21"/>
+          <w:szCs w:val="21"/>
+          <w:lang w:val="en-US" w:eastAsia="zh-CN"/>
+        </w:rPr>
+      </w:pPr>
+      <w:r>
+        <w:rPr>
+          <w:rFonts w:ascii="Times New Roman" w:eastAsia="宋体" w:hAnsi="Times New Roman" w:hint="eastAsia"/>
+          <w:b/>
+          <w:bCs/>
+          <w:color w:val="000000"/>
+          <w:sz w:val="21"/>
+          <w:szCs w:val="21"/>
+          <w:lang w:val="en-US" w:eastAsia="zh-CN"/>
+        </w:rPr>
+        <w:t>4</w:t>
+      </w:r>
+      <w:proofErr w:type="gramStart"/>
+      <w:r>
+        <w:rPr>
+          <w:rFonts w:ascii="Times New Roman" w:eastAsia="宋体" w:hAnsi="Times New Roman"/>
+          <w:b/>
+          <w:bCs/>
+          <w:color w:val="000000"/>
+          <w:sz w:val="21"/>
+          <w:szCs w:val="21"/>
+          <w:lang w:val="en-US" w:eastAsia="zh-CN"/>
+        </w:rPr>
+        <w:t>.</w:t>
+      </w:r>
+      <w:r>
+        <w:rPr>
+          <w:rFonts w:ascii="Times New Roman" w:eastAsia="宋体" w:hAnsi="Times New Roman" w:hint="eastAsia"/>
+          <w:b/>
+          <w:bCs/>
+          <w:color w:val="000000"/>
+          <w:sz w:val="21"/>
+          <w:szCs w:val="21"/>
+          <w:lang w:val="en-US" w:eastAsia="zh-CN"/>
+        </w:rPr>
+        <w:t xml:space="preserve"> </w:t>
+      </w:r>
+      <w:r>
+        <w:rPr>
+          <w:rFonts w:ascii="Times New Roman" w:eastAsia="宋体" w:hAnsi="宋体" w:hint="eastAsia"/>
+          <w:b/>
+          <w:bCs/>
+          <w:color w:val="000000"/>
+          <w:sz w:val="21"/>
+          <w:szCs w:val="21"/>
+          <w:lang w:val="en-US" w:eastAsia="zh-CN"/>
+        </w:rPr>
+        <w:t>多</w:t>
+      </w:r>
+      <w:proofErr w:type="gramEnd"/>
+      <w:r>
+        <w:rPr>
+          <w:rFonts w:ascii="Times New Roman" w:eastAsia="宋体" w:hAnsi="宋体" w:hint="eastAsia"/>
+          <w:b/>
+          <w:bCs/>
+          <w:color w:val="000000"/>
+          <w:sz w:val="21"/>
+          <w:szCs w:val="21"/>
+          <w:lang w:val="en-US" w:eastAsia="zh-CN"/>
+        </w:rPr>
+        <w:t>路选择器</w:t>
       </w:r>
     </w:p>
     <w:p>
       <w:pPr>
-        <w:snapToGrid w:val="0"/>
-        <w:spacing w:line="240" w:lineRule="atLeast"/>
+        <w:rPr>
+          <w:bCs/>
+          <w:color w:val="000000"/>
+          <w:sz w:val="21"/>
+          <w:szCs w:val="21"/>
+        </w:rPr>
+      </w:pPr>
+      <w:r>
         <w:rPr>
           <w:rFonts w:hint="eastAsia"/>
-        </w:rPr>
-      </w:pPr>
-      <w:r>
-        <w:rPr>
-          <w:rFonts w:ascii="Consolas" w:eastAsia="Consolas" w:hAnsi="Consolas"/>
-          <w:sz w:val="14"/>
-        </w:rPr>
-        <w:t>`timescale 1ns / 1ps</w:t>
-      </w:r>
-      <w:r>
-        <w:rPr>
-          <w:rFonts w:ascii="Consolas" w:eastAsia="Consolas" w:hAnsi="Consolas"/>
-          <w:sz w:val="14"/>
-        </w:rPr>
-        <w:br/>
-      </w:r>
-      <w:r>
-        <w:rPr>
-          <w:rFonts w:ascii="Consolas" w:eastAsia="Consolas" w:hAnsi="Consolas"/>
-          <w:sz w:val="14"/>
-        </w:rPr>
-        <w:br/>
-        <w:t>// 任务4：1 位 ALU 电路</w:t>
-      </w:r>
-      <w:r>
-        <w:rPr>
-          <w:rFonts w:ascii="Consolas" w:eastAsia="Consolas" w:hAnsi="Consolas"/>
-          <w:sz w:val="14"/>
-        </w:rPr>
-        <w:br/>
-        <w:t>// 用 Verilog HDL 实现 1 位 ALU 电路，支持加、减、与、或、异或非、A 非、A、B 非，并进行仿真测试。</w:t>
-      </w:r>
-      <w:r>
-        <w:rPr>
-          <w:rFonts w:ascii="Consolas" w:eastAsia="Consolas" w:hAnsi="Consolas"/>
-          <w:sz w:val="14"/>
-        </w:rPr>
-        <w:br/>
-      </w:r>
-      <w:r>
-        <w:rPr>
-          <w:rFonts w:ascii="Consolas" w:eastAsia="Consolas" w:hAnsi="Consolas"/>
-          <w:sz w:val="14"/>
-        </w:rPr>
-        <w:br/>
-        <w:t>module alu_1bit (</w:t>
-      </w:r>
-      <w:r>
-        <w:rPr>
-          <w:rFonts w:ascii="Consolas" w:eastAsia="Consolas" w:hAnsi="Consolas"/>
-          <w:sz w:val="14"/>
-        </w:rPr>
-        <w:br/>
-        <w:t xml:space="preserve">    input  wire A,</w:t>
-      </w:r>
-      <w:r>
-        <w:rPr>
-          <w:rFonts w:ascii="Consolas" w:eastAsia="Consolas" w:hAnsi="Consolas"/>
-          <w:sz w:val="14"/>
-        </w:rPr>
-        <w:br/>
-        <w:t xml:space="preserve">    input  wire B,</w:t>
-      </w:r>
-      <w:r>
-        <w:rPr>
-          <w:rFonts w:ascii="Consolas" w:eastAsia="Consolas" w:hAnsi="Consolas"/>
-          <w:sz w:val="14"/>
-        </w:rPr>
-        <w:br/>
-        <w:t xml:space="preserve">    input  wire [2:0] S,</w:t>
-      </w:r>
-      <w:r>
-        <w:rPr>
-          <w:rFonts w:ascii="Consolas" w:eastAsia="Consolas" w:hAnsi="Consolas"/>
-          <w:sz w:val="14"/>
-        </w:rPr>
-        <w:br/>
-        <w:t xml:space="preserve">    output reg  F,</w:t>
-      </w:r>
-      <w:r>
-        <w:rPr>
-          <w:rFonts w:ascii="Consolas" w:eastAsia="Consolas" w:hAnsi="Consolas"/>
-          <w:sz w:val="14"/>
-        </w:rPr>
-        <w:br/>
-      </w:r>
-      <w:r>
-        <w:rPr>
-          <w:rFonts w:ascii="Consolas" w:eastAsia="Consolas" w:hAnsi="Consolas"/>
-          <w:sz w:val="14"/>
-        </w:rPr>
-        <w:lastRenderedPageBreak/>
-        <w:t xml:space="preserve">    output reg  Cout</w:t>
-      </w:r>
-      <w:r>
-        <w:rPr>
-          <w:rFonts w:ascii="Consolas" w:eastAsia="Consolas" w:hAnsi="Consolas"/>
-          <w:sz w:val="14"/>
-        </w:rPr>
-        <w:br/>
-        <w:t>);</w:t>
-      </w:r>
-      <w:r>
-        <w:rPr>
-          <w:rFonts w:ascii="Consolas" w:eastAsia="Consolas" w:hAnsi="Consolas"/>
-          <w:sz w:val="14"/>
-        </w:rPr>
-        <w:br/>
-      </w:r>
-      <w:r>
-        <w:rPr>
-          <w:rFonts w:ascii="Consolas" w:eastAsia="Consolas" w:hAnsi="Consolas"/>
-          <w:sz w:val="14"/>
-        </w:rPr>
-        <w:br/>
-        <w:t xml:space="preserve">    always @(*) begin</w:t>
-      </w:r>
-      <w:r>
-        <w:rPr>
-          <w:rFonts w:ascii="Consolas" w:eastAsia="Consolas" w:hAnsi="Consolas"/>
-          <w:sz w:val="14"/>
-        </w:rPr>
-        <w:br/>
-        <w:t xml:space="preserve">        F = 1'b0;</w:t>
-      </w:r>
-      <w:r>
-        <w:rPr>
-          <w:rFonts w:ascii="Consolas" w:eastAsia="Consolas" w:hAnsi="Consolas"/>
-          <w:sz w:val="14"/>
-        </w:rPr>
-        <w:br/>
-        <w:t xml:space="preserve">        Cout = 1'b0;</w:t>
-      </w:r>
-      <w:r>
-        <w:rPr>
-          <w:rFonts w:ascii="Consolas" w:eastAsia="Consolas" w:hAnsi="Consolas"/>
-          <w:sz w:val="14"/>
-        </w:rPr>
-        <w:br/>
-      </w:r>
-      <w:r>
-        <w:rPr>
-          <w:rFonts w:ascii="Consolas" w:eastAsia="Consolas" w:hAnsi="Consolas"/>
-          <w:sz w:val="14"/>
-        </w:rPr>
-        <w:br/>
-        <w:t xml:space="preserve">        case (S)</w:t>
-      </w:r>
-      <w:r>
-        <w:rPr>
-          <w:rFonts w:ascii="Consolas" w:eastAsia="Consolas" w:hAnsi="Consolas"/>
-          <w:sz w:val="14"/>
-        </w:rPr>
-        <w:br/>
-        <w:t xml:space="preserve">            3'b000: {Cout, F} = {1'b0, A} + {1'b0, B};</w:t>
-      </w:r>
-      <w:r>
-        <w:rPr>
-          <w:rFonts w:ascii="Consolas" w:eastAsia="Consolas" w:hAnsi="Consolas"/>
-          <w:sz w:val="14"/>
-        </w:rPr>
-        <w:br/>
-        <w:t xml:space="preserve">            3'b001: {Cout, F} = {1'b0, A} - {1'b0, B};</w:t>
-      </w:r>
-      <w:r>
-        <w:rPr>
-          <w:rFonts w:ascii="Consolas" w:eastAsia="Consolas" w:hAnsi="Consolas"/>
-          <w:sz w:val="14"/>
-        </w:rPr>
-        <w:br/>
-        <w:t xml:space="preserve">            3'b010: F = A &amp; B;</w:t>
-      </w:r>
-      <w:r>
-        <w:rPr>
-          <w:rFonts w:ascii="Consolas" w:eastAsia="Consolas" w:hAnsi="Consolas"/>
-          <w:sz w:val="14"/>
-        </w:rPr>
-        <w:br/>
-        <w:t xml:space="preserve">            3'b011: F = A | B;</w:t>
-      </w:r>
-      <w:r>
-        <w:rPr>
-          <w:rFonts w:ascii="Consolas" w:eastAsia="Consolas" w:hAnsi="Consolas"/>
-          <w:sz w:val="14"/>
-        </w:rPr>
-        <w:br/>
-        <w:t xml:space="preserve">            3'b100: F = A ^ (~B);</w:t>
-      </w:r>
-      <w:r>
-        <w:rPr>
-          <w:rFonts w:ascii="Consolas" w:eastAsia="Consolas" w:hAnsi="Consolas"/>
-          <w:sz w:val="14"/>
-        </w:rPr>
-        <w:br/>
-        <w:t xml:space="preserve">            3'b101: F = ~A;</w:t>
-      </w:r>
-      <w:r>
-        <w:rPr>
-          <w:rFonts w:ascii="Consolas" w:eastAsia="Consolas" w:hAnsi="Consolas"/>
-          <w:sz w:val="14"/>
-        </w:rPr>
-        <w:br/>
-        <w:t xml:space="preserve">            3'b110: F = A;</w:t>
-      </w:r>
-      <w:r>
-        <w:rPr>
-          <w:rFonts w:ascii="Consolas" w:eastAsia="Consolas" w:hAnsi="Consolas"/>
-          <w:sz w:val="14"/>
-        </w:rPr>
-        <w:br/>
-        <w:t xml:space="preserve">            3'b111: F = ~B;</w:t>
-      </w:r>
-      <w:r>
-        <w:rPr>
-          <w:rFonts w:ascii="Consolas" w:eastAsia="Consolas" w:hAnsi="Consolas"/>
-          <w:sz w:val="14"/>
-        </w:rPr>
-        <w:br/>
-        <w:t xml:space="preserve">            default: begin</w:t>
-      </w:r>
-      <w:r>
-        <w:rPr>
-          <w:rFonts w:ascii="Consolas" w:eastAsia="Consolas" w:hAnsi="Consolas"/>
-          <w:sz w:val="14"/>
-        </w:rPr>
-        <w:br/>
-        <w:t xml:space="preserve">                F = 1'b0;</w:t>
-      </w:r>
-      <w:r>
-        <w:rPr>
-          <w:rFonts w:ascii="Consolas" w:eastAsia="Consolas" w:hAnsi="Consolas"/>
-          <w:sz w:val="14"/>
-        </w:rPr>
-        <w:br/>
-        <w:t xml:space="preserve">                Cout = 1'b0;</w:t>
-      </w:r>
-      <w:r>
-        <w:rPr>
-          <w:rFonts w:ascii="Consolas" w:eastAsia="Consolas" w:hAnsi="Consolas"/>
-          <w:sz w:val="14"/>
-        </w:rPr>
-        <w:br/>
-        <w:t xml:space="preserve">            end</w:t>
-      </w:r>
-      <w:r>
-        <w:rPr>
-          <w:rFonts w:ascii="Consolas" w:eastAsia="Consolas" w:hAnsi="Consolas"/>
-          <w:sz w:val="14"/>
-        </w:rPr>
-        <w:br/>
-        <w:t xml:space="preserve">        endcase</w:t>
-      </w:r>
-      <w:r>
-        <w:rPr>
-          <w:rFonts w:ascii="Consolas" w:eastAsia="Consolas" w:hAnsi="Consolas"/>
-          <w:sz w:val="14"/>
-        </w:rPr>
-        <w:br/>
-        <w:t xml:space="preserve">    end</w:t>
-      </w:r>
-      <w:r>
-        <w:rPr>
-          <w:rFonts w:ascii="Consolas" w:eastAsia="Consolas" w:hAnsi="Consolas"/>
-          <w:sz w:val="14"/>
-        </w:rPr>
-        <w:br/>
-      </w:r>
-      <w:r>
-        <w:rPr>
-          <w:rFonts w:ascii="Consolas" w:eastAsia="Consolas" w:hAnsi="Consolas"/>
-          <w:sz w:val="14"/>
-        </w:rPr>
-        <w:br/>
-        <w:t>endmodule</w:t>
+          <w:bCs/>
+          <w:color w:val="000000"/>
+          <w:sz w:val="21"/>
+          <w:szCs w:val="21"/>
+        </w:rPr>
+        <w:t>(a</w:t>
+      </w:r>
+      <w:proofErr w:type="gramStart"/>
+      <w:r>
+        <w:rPr>
+          <w:rFonts w:hint="eastAsia"/>
+          <w:bCs/>
+          <w:color w:val="000000"/>
+          <w:sz w:val="21"/>
+          <w:szCs w:val="21"/>
+        </w:rPr>
+        <w:t>)</w:t>
+      </w:r>
+      <w:r>
+        <w:rPr>
+          <w:rFonts w:hint="eastAsia"/>
+          <w:bCs/>
+          <w:color w:val="000000"/>
+          <w:sz w:val="21"/>
+          <w:szCs w:val="21"/>
+        </w:rPr>
+        <w:t xml:space="preserve"> </w:t>
+      </w:r>
+      <w:r>
+        <w:rPr>
+          <w:rFonts w:hint="eastAsia"/>
+          <w:bCs/>
+          <w:color w:val="000000"/>
+          <w:sz w:val="21"/>
+          <w:szCs w:val="21"/>
+        </w:rPr>
+        <w:t>工作</w:t>
+      </w:r>
+      <w:proofErr w:type="gramEnd"/>
+      <w:r>
+        <w:rPr>
+          <w:rFonts w:hint="eastAsia"/>
+          <w:bCs/>
+          <w:color w:val="000000"/>
+          <w:sz w:val="21"/>
+          <w:szCs w:val="21"/>
+        </w:rPr>
+        <w:t>原理</w:t>
       </w:r>
     </w:p>
     <w:p>
       <w:pPr>
-        <w:rPr>
-          <w:bCs/>
-          <w:color w:val="000000"/>
-          <w:sz w:val="21"/>
-          <w:szCs w:val="21"/>
-        </w:rPr>
-      </w:pPr>
+        <w:ind w:firstLine="420"/>
+        <w:rPr>
+          <w:bCs/>
+          <w:color w:val="000000"/>
+          <w:sz w:val="21"/>
+          <w:szCs w:val="21"/>
+        </w:rPr>
+      </w:pPr>
+      <w:r>
+        <w:rPr>
+          <w:bCs/>
+          <w:color w:val="000000"/>
+          <w:sz w:val="21"/>
+          <w:szCs w:val="21"/>
+        </w:rPr>
+        <w:t>1</w:t>
+      </w:r>
+      <w:r>
+        <w:rPr>
+          <w:bCs/>
+          <w:color w:val="000000"/>
+          <w:sz w:val="21"/>
+          <w:szCs w:val="21"/>
+        </w:rPr>
+        <w:t>位</w:t>
+      </w:r>
+      <w:r>
+        <w:rPr>
+          <w:bCs/>
+          <w:color w:val="000000"/>
+          <w:sz w:val="21"/>
+          <w:szCs w:val="21"/>
+        </w:rPr>
+        <w:t>ALU</w:t>
+      </w:r>
+      <w:r>
+        <w:rPr>
+          <w:bCs/>
+          <w:color w:val="000000"/>
+          <w:sz w:val="21"/>
+          <w:szCs w:val="21"/>
+        </w:rPr>
+        <w:t>以</w:t>
+      </w:r>
+      <w:r>
+        <w:rPr>
+          <w:bCs/>
+          <w:color w:val="000000"/>
+          <w:sz w:val="21"/>
+          <w:szCs w:val="21"/>
+        </w:rPr>
+        <w:t>3</w:t>
+      </w:r>
+      <w:r>
+        <w:rPr>
+          <w:bCs/>
+          <w:color w:val="000000"/>
+          <w:sz w:val="21"/>
+          <w:szCs w:val="21"/>
+        </w:rPr>
+        <w:t>位选择信号</w:t>
+      </w:r>
+      <w:r>
+        <w:rPr>
+          <w:bCs/>
+          <w:color w:val="000000"/>
+          <w:sz w:val="21"/>
+          <w:szCs w:val="21"/>
+        </w:rPr>
+        <w:t>S</w:t>
+      </w:r>
+      <w:r>
+        <w:rPr>
+          <w:bCs/>
+          <w:color w:val="000000"/>
+          <w:sz w:val="21"/>
+          <w:szCs w:val="21"/>
+        </w:rPr>
+        <w:t>决定输出功能，可看作由多路选择器在</w:t>
+      </w:r>
+      <w:r>
+        <w:rPr>
+          <w:bCs/>
+          <w:color w:val="000000"/>
+          <w:sz w:val="21"/>
+          <w:szCs w:val="21"/>
+        </w:rPr>
+        <w:t>8</w:t>
+      </w:r>
+      <w:r>
+        <w:rPr>
+          <w:bCs/>
+          <w:color w:val="000000"/>
+          <w:sz w:val="21"/>
+          <w:szCs w:val="21"/>
+        </w:rPr>
+        <w:t>种候选运算之间选择。</w:t>
+      </w:r>
+      <w:r>
+        <w:rPr>
+          <w:bCs/>
+          <w:color w:val="000000"/>
+          <w:sz w:val="21"/>
+          <w:szCs w:val="21"/>
+        </w:rPr>
+        <w:t>S=000</w:t>
+      </w:r>
+      <w:r>
+        <w:rPr>
+          <w:bCs/>
+          <w:color w:val="000000"/>
+          <w:sz w:val="21"/>
+          <w:szCs w:val="21"/>
+        </w:rPr>
+        <w:t>执行</w:t>
+      </w:r>
+      <w:r>
+        <w:rPr>
+          <w:bCs/>
+          <w:color w:val="000000"/>
+          <w:sz w:val="21"/>
+          <w:szCs w:val="21"/>
+        </w:rPr>
+        <w:t>A</w:t>
+      </w:r>
+      <w:r>
+        <w:rPr>
+          <w:bCs/>
+          <w:color w:val="000000"/>
+          <w:sz w:val="21"/>
+          <w:szCs w:val="21"/>
+        </w:rPr>
+        <w:t>加</w:t>
+      </w:r>
+      <w:r>
+        <w:rPr>
+          <w:bCs/>
+          <w:color w:val="000000"/>
+          <w:sz w:val="21"/>
+          <w:szCs w:val="21"/>
+        </w:rPr>
+        <w:t>B</w:t>
+      </w:r>
+      <w:r>
+        <w:rPr>
+          <w:bCs/>
+          <w:color w:val="000000"/>
+          <w:sz w:val="21"/>
+          <w:szCs w:val="21"/>
+        </w:rPr>
+        <w:t>，</w:t>
+      </w:r>
+      <w:r>
+        <w:rPr>
+          <w:bCs/>
+          <w:color w:val="000000"/>
+          <w:sz w:val="21"/>
+          <w:szCs w:val="21"/>
+        </w:rPr>
+        <w:t>S=001</w:t>
+      </w:r>
+      <w:r>
+        <w:rPr>
+          <w:bCs/>
+          <w:color w:val="000000"/>
+          <w:sz w:val="21"/>
+          <w:szCs w:val="21"/>
+        </w:rPr>
+        <w:t>执行</w:t>
+      </w:r>
+      <w:r>
+        <w:rPr>
+          <w:bCs/>
+          <w:color w:val="000000"/>
+          <w:sz w:val="21"/>
+          <w:szCs w:val="21"/>
+        </w:rPr>
+        <w:t>A</w:t>
+      </w:r>
+      <w:r>
+        <w:rPr>
+          <w:bCs/>
+          <w:color w:val="000000"/>
+          <w:sz w:val="21"/>
+          <w:szCs w:val="21"/>
+        </w:rPr>
+        <w:t>减</w:t>
+      </w:r>
+      <w:r>
+        <w:rPr>
+          <w:bCs/>
+          <w:color w:val="000000"/>
+          <w:sz w:val="21"/>
+          <w:szCs w:val="21"/>
+        </w:rPr>
+        <w:t>B</w:t>
+      </w:r>
+      <w:r>
+        <w:rPr>
+          <w:bCs/>
+          <w:color w:val="000000"/>
+          <w:sz w:val="21"/>
+          <w:szCs w:val="21"/>
+        </w:rPr>
+        <w:t>，</w:t>
+      </w:r>
+      <w:r>
+        <w:rPr>
+          <w:bCs/>
+          <w:color w:val="000000"/>
+          <w:sz w:val="21"/>
+          <w:szCs w:val="21"/>
+        </w:rPr>
+        <w:t>S=010/011</w:t>
+      </w:r>
+      <w:r>
+        <w:rPr>
+          <w:bCs/>
+          <w:color w:val="000000"/>
+          <w:sz w:val="21"/>
+          <w:szCs w:val="21"/>
+        </w:rPr>
+        <w:t>分别为与</w:t>
+      </w:r>
+      <w:r>
+        <w:rPr>
+          <w:bCs/>
+          <w:color w:val="000000"/>
+          <w:sz w:val="21"/>
+          <w:szCs w:val="21"/>
+        </w:rPr>
+        <w:t>/</w:t>
+      </w:r>
+      <w:r>
+        <w:rPr>
+          <w:bCs/>
+          <w:color w:val="000000"/>
+          <w:sz w:val="21"/>
+          <w:szCs w:val="21"/>
+        </w:rPr>
+        <w:t>或，</w:t>
+      </w:r>
+      <w:r>
+        <w:rPr>
+          <w:bCs/>
+          <w:color w:val="000000"/>
+          <w:sz w:val="21"/>
+          <w:szCs w:val="21"/>
+        </w:rPr>
+        <w:t>S=100</w:t>
+      </w:r>
+      <w:r>
+        <w:rPr>
+          <w:bCs/>
+          <w:color w:val="000000"/>
+          <w:sz w:val="21"/>
+          <w:szCs w:val="21"/>
+        </w:rPr>
+        <w:t>为</w:t>
+      </w:r>
+      <w:r>
+        <w:rPr>
+          <w:bCs/>
+          <w:color w:val="000000"/>
+          <w:sz w:val="21"/>
+          <w:szCs w:val="21"/>
+        </w:rPr>
+        <w:t>A</w:t>
+      </w:r>
+      <w:r>
+        <w:rPr>
+          <w:bCs/>
+          <w:color w:val="000000"/>
+          <w:sz w:val="21"/>
+          <w:szCs w:val="21"/>
+        </w:rPr>
+        <w:t>异或非</w:t>
+      </w:r>
+      <w:r>
+        <w:rPr>
+          <w:bCs/>
+          <w:color w:val="000000"/>
+          <w:sz w:val="21"/>
+          <w:szCs w:val="21"/>
+        </w:rPr>
+        <w:t>B</w:t>
+      </w:r>
+      <w:r>
+        <w:rPr>
+          <w:bCs/>
+          <w:color w:val="000000"/>
+          <w:sz w:val="21"/>
+          <w:szCs w:val="21"/>
+        </w:rPr>
+        <w:t>，</w:t>
+      </w:r>
+      <w:r>
+        <w:rPr>
+          <w:bCs/>
+          <w:color w:val="000000"/>
+          <w:sz w:val="21"/>
+          <w:szCs w:val="21"/>
+        </w:rPr>
+        <w:t>S=101</w:t>
+      </w:r>
+      <w:r>
+        <w:rPr>
+          <w:bCs/>
+          <w:color w:val="000000"/>
+          <w:sz w:val="21"/>
+          <w:szCs w:val="21"/>
+        </w:rPr>
+        <w:t>为</w:t>
+      </w:r>
+      <w:r>
+        <w:rPr>
+          <w:bCs/>
+          <w:color w:val="000000"/>
+          <w:sz w:val="21"/>
+          <w:szCs w:val="21"/>
+        </w:rPr>
+        <w:t>A</w:t>
+      </w:r>
+      <w:r>
+        <w:rPr>
+          <w:bCs/>
+          <w:color w:val="000000"/>
+          <w:sz w:val="21"/>
+          <w:szCs w:val="21"/>
+        </w:rPr>
+        <w:t>非，</w:t>
+      </w:r>
+      <w:r>
+        <w:rPr>
+          <w:bCs/>
+          <w:color w:val="000000"/>
+          <w:sz w:val="21"/>
+          <w:szCs w:val="21"/>
+        </w:rPr>
+        <w:t>S=110</w:t>
+      </w:r>
+      <w:r>
+        <w:rPr>
+          <w:bCs/>
+          <w:color w:val="000000"/>
+          <w:sz w:val="21"/>
+          <w:szCs w:val="21"/>
+        </w:rPr>
+        <w:t>直通</w:t>
+      </w:r>
+      <w:r>
+        <w:rPr>
+          <w:bCs/>
+          <w:color w:val="000000"/>
+          <w:sz w:val="21"/>
+          <w:szCs w:val="21"/>
+        </w:rPr>
+        <w:t>A</w:t>
+      </w:r>
+      <w:r>
+        <w:rPr>
+          <w:bCs/>
+          <w:color w:val="000000"/>
+          <w:sz w:val="21"/>
+          <w:szCs w:val="21"/>
+        </w:rPr>
+        <w:t>，</w:t>
+      </w:r>
+      <w:r>
+        <w:rPr>
+          <w:bCs/>
+          <w:color w:val="000000"/>
+          <w:sz w:val="21"/>
+          <w:szCs w:val="21"/>
+        </w:rPr>
+        <w:t>S=111</w:t>
+      </w:r>
+      <w:r>
+        <w:rPr>
+          <w:bCs/>
+          <w:color w:val="000000"/>
+          <w:sz w:val="21"/>
+          <w:szCs w:val="21"/>
+        </w:rPr>
+        <w:t>为</w:t>
+      </w:r>
+      <w:r>
+        <w:rPr>
+          <w:bCs/>
+          <w:color w:val="000000"/>
+          <w:sz w:val="21"/>
+          <w:szCs w:val="21"/>
+        </w:rPr>
+        <w:t>B</w:t>
+      </w:r>
+      <w:r>
+        <w:rPr>
+          <w:bCs/>
+          <w:color w:val="000000"/>
+          <w:sz w:val="21"/>
+          <w:szCs w:val="21"/>
+        </w:rPr>
+        <w:t>非；加减运算同时给出</w:t>
+      </w:r>
+      <w:r>
+        <w:rPr>
+          <w:bCs/>
+          <w:color w:val="000000"/>
+          <w:sz w:val="21"/>
+          <w:szCs w:val="21"/>
+        </w:rPr>
+        <w:t>Cout</w:t>
+      </w:r>
+      <w:r>
+        <w:rPr>
+          <w:bCs/>
+          <w:color w:val="000000"/>
+          <w:sz w:val="21"/>
+          <w:szCs w:val="21"/>
+        </w:rPr>
+        <w:t>。</w:t>
+      </w:r>
     </w:p>
     <w:p>
       <w:pPr>
-        <w:rPr>
-          <w:bCs/>
-          <w:color w:val="000000"/>
-          <w:sz w:val="21"/>
-          <w:szCs w:val="21"/>
-        </w:rPr>
-      </w:pPr>
-      <w:r>
-        <w:rPr>
-          <w:rFonts w:hint="eastAsia"/>
-          <w:bCs/>
-          <w:color w:val="000000"/>
-          <w:sz w:val="21"/>
-          <w:szCs w:val="21"/>
-        </w:rPr>
-        <w:t>(c) RTL</w:t>
-      </w:r>
-      <w:r>
-        <w:rPr>
-          <w:rFonts w:hint="eastAsia"/>
-          <w:bCs/>
-          <w:color w:val="000000"/>
-          <w:sz w:val="21"/>
-          <w:szCs w:val="21"/>
-        </w:rPr>
-        <w:t>视图</w:t>
-      </w:r>
-    </w:p>
-    <w:p>
-      <w:pPr>
-        <w:rPr>
-          <w:rFonts w:hint="eastAsia"/>
-          <w:bCs/>
-          <w:color w:val="000000"/>
-          <w:sz w:val="21"/>
-          <w:szCs w:val="21"/>
-        </w:rPr>
-      </w:pPr>
-      <w:r>
-        <w:rPr>
-          <w:noProof/>
-        </w:rPr>
-        <w:lastRenderedPageBreak/>
-        <w:pict w14:anchorId="0C18D48A">
-          <v:shape id="RTL schematic" o:spid="_x0000_i1025" type="#_x0000_t75" alt="rtl_schematic_full.svg" style="width:6in;height:466.25pt;visibility:visible" o:gfxdata="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">
-            <v:imagedata r:id="rId13" o:title=""/>
-          </v:shape>
-        </w:pict>
-      </w:r>
-    </w:p>
-    <w:p>
-      <w:pPr>
-        <w:rPr>
-          <w:bCs/>
-          <w:color w:val="000000"/>
-          <w:sz w:val="21"/>
-          <w:szCs w:val="21"/>
-        </w:rPr>
-      </w:pPr>
-    </w:p>
-    <w:p>
-      <w:pPr>
-        <w:rPr>
-          <w:bCs/>
-          <w:color w:val="000000"/>
-          <w:sz w:val="21"/>
-          <w:szCs w:val="21"/>
-        </w:rPr>
-      </w:pPr>
-      <w:r>
-        <w:rPr>
-          <w:rFonts w:hint="eastAsia"/>
-          <w:bCs/>
-          <w:color w:val="000000"/>
-          <w:sz w:val="21"/>
-          <w:szCs w:val="21"/>
-        </w:rPr>
-        <w:t>(d) ModelSim</w:t>
-      </w:r>
-      <w:r>
-        <w:rPr>
-          <w:rFonts w:hint="eastAsia"/>
-          <w:bCs/>
-          <w:color w:val="000000"/>
-          <w:sz w:val="21"/>
-          <w:szCs w:val="21"/>
-        </w:rPr>
-        <w:t>源程序</w:t>
-      </w:r>
-    </w:p>
-    <w:p>
-      <w:pPr>
-        <w:spacing w:after="40"/>
-        <w:rPr>
-          <w:bCs/>
-          <w:color w:val="000000"/>
-          <w:sz w:val="21"/>
-          <w:szCs w:val="21"/>
-        </w:rPr>
-      </w:pPr>
-      <w:r>
-        <w:rPr>
-          <w:bCs/>
-          <w:color w:val="000000"/>
-          <w:sz w:val="21"/>
-          <w:szCs w:val="21"/>
-        </w:rPr>
-        <w:t>文件：</w:t>
-      </w:r>
-      <w:r>
-        <w:rPr>
-          <w:bCs/>
-          <w:color w:val="000000"/>
-          <w:sz w:val="21"/>
-          <w:szCs w:val="21"/>
-        </w:rPr>
-        <w:t>lab1/task4/sim/tb_alu_1bit.v</w:t>
-      </w:r>
-    </w:p>
-    <w:p>
-      <w:pPr>
-        <w:spacing w:after="40"/>
-        <w:rPr>
-          <w:rFonts w:hint="eastAsia"/>
-          <w:bCs/>
-          <w:color w:val="000000"/>
-          <w:sz w:val="21"/>
-          <w:szCs w:val="21"/>
-        </w:rPr>
-      </w:pPr>
-    </w:p>
-    <w:p>
-      <w:pPr>
-        <w:snapToGrid w:val="0"/>
-        <w:spacing w:line="240" w:lineRule="atLeast"/>
-      </w:pPr>
-      <w:r>
-        <w:rPr>
-          <w:rFonts w:ascii="Consolas" w:eastAsia="Consolas" w:hAnsi="Consolas"/>
-          <w:sz w:val="14"/>
-        </w:rPr>
-        <w:t>`timescale 1ns / 1ps</w:t>
-      </w:r>
-      <w:r>
-        <w:rPr>
-          <w:rFonts w:ascii="Consolas" w:eastAsia="Consolas" w:hAnsi="Consolas"/>
-          <w:sz w:val="14"/>
-        </w:rPr>
-        <w:br/>
-      </w:r>
-      <w:r>
-        <w:rPr>
-          <w:rFonts w:ascii="Consolas" w:eastAsia="Consolas" w:hAnsi="Consolas"/>
-          <w:sz w:val="14"/>
-        </w:rPr>
-        <w:br/>
-        <w:t>// Self-checking testbench for 任务4：1 位 ALU 电路.</w:t>
-      </w:r>
-      <w:r>
-        <w:rPr>
-          <w:rFonts w:ascii="Consolas" w:eastAsia="Consolas" w:hAnsi="Consolas"/>
-          <w:sz w:val="14"/>
-        </w:rPr>
-        <w:br/>
-      </w:r>
-      <w:r>
-        <w:rPr>
-          <w:rFonts w:ascii="Consolas" w:eastAsia="Consolas" w:hAnsi="Consolas"/>
-          <w:sz w:val="14"/>
-        </w:rPr>
-        <w:br/>
-        <w:t>module tb_alu_1bit;</w:t>
-      </w:r>
-      <w:r>
-        <w:rPr>
-          <w:rFonts w:ascii="Consolas" w:eastAsia="Consolas" w:hAnsi="Consolas"/>
-          <w:sz w:val="14"/>
-        </w:rPr>
-        <w:br/>
-      </w:r>
-      <w:r>
-        <w:rPr>
-          <w:rFonts w:ascii="Consolas" w:eastAsia="Consolas" w:hAnsi="Consolas"/>
-          <w:sz w:val="14"/>
-        </w:rPr>
-        <w:br/>
-        <w:t xml:space="preserve">    reg A;</w:t>
-      </w:r>
-      <w:r>
-        <w:rPr>
-          <w:rFonts w:ascii="Consolas" w:eastAsia="Consolas" w:hAnsi="Consolas"/>
-          <w:sz w:val="14"/>
-        </w:rPr>
-        <w:br/>
-        <w:t xml:space="preserve">    reg B;</w:t>
-      </w:r>
-      <w:r>
-        <w:rPr>
-          <w:rFonts w:ascii="Consolas" w:eastAsia="Consolas" w:hAnsi="Consolas"/>
-          <w:sz w:val="14"/>
-        </w:rPr>
-        <w:br/>
-        <w:t xml:space="preserve">    reg [2:0] S;</w:t>
-      </w:r>
-      <w:r>
-        <w:rPr>
-          <w:rFonts w:ascii="Consolas" w:eastAsia="Consolas" w:hAnsi="Consolas"/>
-          <w:sz w:val="14"/>
-        </w:rPr>
-        <w:br/>
-      </w:r>
-      <w:r>
-        <w:rPr>
-          <w:rFonts w:ascii="Consolas" w:eastAsia="Consolas" w:hAnsi="Consolas"/>
-          <w:sz w:val="14"/>
-        </w:rPr>
-        <w:br/>
-        <w:t xml:space="preserve">    wire F;</w:t>
-      </w:r>
-      <w:r>
-        <w:rPr>
-          <w:rFonts w:ascii="Consolas" w:eastAsia="Consolas" w:hAnsi="Consolas"/>
-          <w:sz w:val="14"/>
-        </w:rPr>
-        <w:br/>
-      </w:r>
-      <w:r>
-        <w:rPr>
-          <w:rFonts w:ascii="Consolas" w:eastAsia="Consolas" w:hAnsi="Consolas"/>
-          <w:sz w:val="14"/>
-        </w:rPr>
-        <w:lastRenderedPageBreak/>
-        <w:t xml:space="preserve">    wire Cout;</w:t>
-      </w:r>
-      <w:r>
-        <w:rPr>
-          <w:rFonts w:ascii="Consolas" w:eastAsia="Consolas" w:hAnsi="Consolas"/>
-          <w:sz w:val="14"/>
-        </w:rPr>
-        <w:br/>
-      </w:r>
-      <w:r>
-        <w:rPr>
-          <w:rFonts w:ascii="Consolas" w:eastAsia="Consolas" w:hAnsi="Consolas"/>
-          <w:sz w:val="14"/>
-        </w:rPr>
-        <w:br/>
-        <w:t xml:space="preserve">    integer ai;</w:t>
-      </w:r>
-      <w:r>
-        <w:rPr>
-          <w:rFonts w:ascii="Consolas" w:eastAsia="Consolas" w:hAnsi="Consolas"/>
-          <w:sz w:val="14"/>
-        </w:rPr>
-        <w:br/>
-        <w:t xml:space="preserve">    integer bi;</w:t>
-      </w:r>
-      <w:r>
-        <w:rPr>
-          <w:rFonts w:ascii="Consolas" w:eastAsia="Consolas" w:hAnsi="Consolas"/>
-          <w:sz w:val="14"/>
-        </w:rPr>
-        <w:br/>
-        <w:t xml:space="preserve">    integer si;</w:t>
-      </w:r>
-      <w:r>
-        <w:rPr>
-          <w:rFonts w:ascii="Consolas" w:eastAsia="Consolas" w:hAnsi="Consolas"/>
-          <w:sz w:val="14"/>
-        </w:rPr>
-        <w:br/>
-        <w:t xml:space="preserve">    integer error_count;</w:t>
-      </w:r>
-      <w:r>
-        <w:rPr>
-          <w:rFonts w:ascii="Consolas" w:eastAsia="Consolas" w:hAnsi="Consolas"/>
-          <w:sz w:val="14"/>
-        </w:rPr>
-        <w:br/>
-        <w:t xml:space="preserve">    reg expected_f;</w:t>
-      </w:r>
-      <w:r>
-        <w:rPr>
-          <w:rFonts w:ascii="Consolas" w:eastAsia="Consolas" w:hAnsi="Consolas"/>
-          <w:sz w:val="14"/>
-        </w:rPr>
-        <w:br/>
-        <w:t xml:space="preserve">    reg expected_cout;</w:t>
-      </w:r>
-      <w:r>
-        <w:rPr>
-          <w:rFonts w:ascii="Consolas" w:eastAsia="Consolas" w:hAnsi="Consolas"/>
-          <w:sz w:val="14"/>
-        </w:rPr>
-        <w:br/>
-      </w:r>
-      <w:r>
-        <w:rPr>
-          <w:rFonts w:ascii="Consolas" w:eastAsia="Consolas" w:hAnsi="Consolas"/>
-          <w:sz w:val="14"/>
-        </w:rPr>
-        <w:br/>
-        <w:t xml:space="preserve">    alu_1bit uut (</w:t>
-      </w:r>
-      <w:r>
-        <w:rPr>
-          <w:rFonts w:ascii="Consolas" w:eastAsia="Consolas" w:hAnsi="Consolas"/>
-          <w:sz w:val="14"/>
-        </w:rPr>
-        <w:br/>
-        <w:t xml:space="preserve">        .A(A),</w:t>
-      </w:r>
-      <w:r>
-        <w:rPr>
-          <w:rFonts w:ascii="Consolas" w:eastAsia="Consolas" w:hAnsi="Consolas"/>
-          <w:sz w:val="14"/>
-        </w:rPr>
-        <w:br/>
-        <w:t xml:space="preserve">        .B(B),</w:t>
-      </w:r>
-      <w:r>
-        <w:rPr>
-          <w:rFonts w:ascii="Consolas" w:eastAsia="Consolas" w:hAnsi="Consolas"/>
-          <w:sz w:val="14"/>
-        </w:rPr>
-        <w:br/>
-        <w:t xml:space="preserve">        .S(S),</w:t>
-      </w:r>
-      <w:r>
-        <w:rPr>
-          <w:rFonts w:ascii="Consolas" w:eastAsia="Consolas" w:hAnsi="Consolas"/>
-          <w:sz w:val="14"/>
-        </w:rPr>
-        <w:br/>
-        <w:t xml:space="preserve">        .F(F),</w:t>
-      </w:r>
-      <w:r>
-        <w:rPr>
-          <w:rFonts w:ascii="Consolas" w:eastAsia="Consolas" w:hAnsi="Consolas"/>
-          <w:sz w:val="14"/>
-        </w:rPr>
-        <w:br/>
-        <w:t xml:space="preserve">        .Cout(Cout)</w:t>
-      </w:r>
-      <w:r>
-        <w:rPr>
-          <w:rFonts w:ascii="Consolas" w:eastAsia="Consolas" w:hAnsi="Consolas"/>
-          <w:sz w:val="14"/>
-        </w:rPr>
-        <w:br/>
-        <w:t xml:space="preserve">    );</w:t>
-      </w:r>
-      <w:r>
-        <w:rPr>
-          <w:rFonts w:ascii="Consolas" w:eastAsia="Consolas" w:hAnsi="Consolas"/>
-          <w:sz w:val="14"/>
-        </w:rPr>
-        <w:br/>
-      </w:r>
-      <w:r>
-        <w:rPr>
-          <w:rFonts w:ascii="Consolas" w:eastAsia="Consolas" w:hAnsi="Consolas"/>
-          <w:sz w:val="14"/>
-        </w:rPr>
-        <w:br/>
-        <w:t xml:space="preserve">    task expected_for;</w:t>
-      </w:r>
-      <w:r>
-        <w:rPr>
-          <w:rFonts w:ascii="Consolas" w:eastAsia="Consolas" w:hAnsi="Consolas"/>
-          <w:sz w:val="14"/>
-        </w:rPr>
-        <w:br/>
-        <w:t xml:space="preserve">        input a_in;</w:t>
-      </w:r>
-      <w:r>
-        <w:rPr>
-          <w:rFonts w:ascii="Consolas" w:eastAsia="Consolas" w:hAnsi="Consolas"/>
-          <w:sz w:val="14"/>
-        </w:rPr>
-        <w:br/>
-        <w:t xml:space="preserve">        input b_in;</w:t>
-      </w:r>
-      <w:r>
-        <w:rPr>
-          <w:rFonts w:ascii="Consolas" w:eastAsia="Consolas" w:hAnsi="Consolas"/>
-          <w:sz w:val="14"/>
-        </w:rPr>
-        <w:br/>
-        <w:t xml:space="preserve">        input [2:0] s_in;</w:t>
-      </w:r>
-      <w:r>
-        <w:rPr>
-          <w:rFonts w:ascii="Consolas" w:eastAsia="Consolas" w:hAnsi="Consolas"/>
-          <w:sz w:val="14"/>
-        </w:rPr>
-        <w:br/>
-        <w:t xml:space="preserve">        output f_out;</w:t>
-      </w:r>
-      <w:r>
-        <w:rPr>
-          <w:rFonts w:ascii="Consolas" w:eastAsia="Consolas" w:hAnsi="Consolas"/>
-          <w:sz w:val="14"/>
-        </w:rPr>
-        <w:br/>
-        <w:t xml:space="preserve">        output cout_out;</w:t>
-      </w:r>
-      <w:r>
-        <w:rPr>
-          <w:rFonts w:ascii="Consolas" w:eastAsia="Consolas" w:hAnsi="Consolas"/>
-          <w:sz w:val="14"/>
-        </w:rPr>
-        <w:br/>
-        <w:t xml:space="preserve">        begin</w:t>
-      </w:r>
-      <w:r>
-        <w:rPr>
-          <w:rFonts w:ascii="Consolas" w:eastAsia="Consolas" w:hAnsi="Consolas"/>
-          <w:sz w:val="14"/>
-        </w:rPr>
-        <w:br/>
-        <w:t xml:space="preserve">            f_out = 1'b0;</w:t>
-      </w:r>
-      <w:r>
-        <w:rPr>
-          <w:rFonts w:ascii="Consolas" w:eastAsia="Consolas" w:hAnsi="Consolas"/>
-          <w:sz w:val="14"/>
-        </w:rPr>
-        <w:br/>
-        <w:t xml:space="preserve">            cout_out = 1'b0;</w:t>
-      </w:r>
-      <w:r>
-        <w:rPr>
-          <w:rFonts w:ascii="Consolas" w:eastAsia="Consolas" w:hAnsi="Consolas"/>
-          <w:sz w:val="14"/>
-        </w:rPr>
-        <w:br/>
-      </w:r>
-      <w:r>
-        <w:rPr>
-          <w:rFonts w:ascii="Consolas" w:eastAsia="Consolas" w:hAnsi="Consolas"/>
-          <w:sz w:val="14"/>
-        </w:rPr>
-        <w:br/>
-        <w:t xml:space="preserve">            case (s_in)</w:t>
-      </w:r>
-      <w:r>
-        <w:rPr>
-          <w:rFonts w:ascii="Consolas" w:eastAsia="Consolas" w:hAnsi="Consolas"/>
-          <w:sz w:val="14"/>
-        </w:rPr>
-        <w:br/>
-        <w:t xml:space="preserve">                3'b000: {cout_out, f_out} = {1'b0, a_in} + {1'b0, b_in};</w:t>
-      </w:r>
-      <w:r>
-        <w:rPr>
-          <w:rFonts w:ascii="Consolas" w:eastAsia="Consolas" w:hAnsi="Consolas"/>
-          <w:sz w:val="14"/>
-        </w:rPr>
-        <w:br/>
-        <w:t xml:space="preserve">                3'b001: {cout_out, f_out} = {1'b0, a_in} - {1'b0, b_in};</w:t>
-      </w:r>
-      <w:r>
-        <w:rPr>
-          <w:rFonts w:ascii="Consolas" w:eastAsia="Consolas" w:hAnsi="Consolas"/>
-          <w:sz w:val="14"/>
-        </w:rPr>
-        <w:br/>
-        <w:t xml:space="preserve">                3'b010: f_out = a_in &amp; b_in;</w:t>
-      </w:r>
-      <w:r>
-        <w:rPr>
-          <w:rFonts w:ascii="Consolas" w:eastAsia="Consolas" w:hAnsi="Consolas"/>
-          <w:sz w:val="14"/>
-        </w:rPr>
-        <w:br/>
-        <w:t xml:space="preserve">                3'b011: f_out = a_in | b_in;</w:t>
-      </w:r>
-      <w:r>
-        <w:rPr>
-          <w:rFonts w:ascii="Consolas" w:eastAsia="Consolas" w:hAnsi="Consolas"/>
-          <w:sz w:val="14"/>
-        </w:rPr>
-        <w:br/>
-        <w:t xml:space="preserve">                3'b100: f_out = a_in ^ (~b_in);</w:t>
-      </w:r>
-      <w:r>
-        <w:rPr>
-          <w:rFonts w:ascii="Consolas" w:eastAsia="Consolas" w:hAnsi="Consolas"/>
-          <w:sz w:val="14"/>
-        </w:rPr>
-        <w:br/>
-        <w:t xml:space="preserve">                3'b101: f_out = ~a_in;</w:t>
-      </w:r>
-      <w:r>
-        <w:rPr>
-          <w:rFonts w:ascii="Consolas" w:eastAsia="Consolas" w:hAnsi="Consolas"/>
-          <w:sz w:val="14"/>
-        </w:rPr>
-        <w:br/>
-        <w:t xml:space="preserve">                3'b110: f_out = a_in;</w:t>
-      </w:r>
-      <w:r>
-        <w:rPr>
-          <w:rFonts w:ascii="Consolas" w:eastAsia="Consolas" w:hAnsi="Consolas"/>
-          <w:sz w:val="14"/>
-        </w:rPr>
-        <w:br/>
-        <w:t xml:space="preserve">                3'b111: f_out = ~b_in;</w:t>
-      </w:r>
-      <w:r>
-        <w:rPr>
-          <w:rFonts w:ascii="Consolas" w:eastAsia="Consolas" w:hAnsi="Consolas"/>
-          <w:sz w:val="14"/>
-        </w:rPr>
-        <w:br/>
-        <w:t xml:space="preserve">                default: begin</w:t>
-      </w:r>
-      <w:r>
-        <w:rPr>
-          <w:rFonts w:ascii="Consolas" w:eastAsia="Consolas" w:hAnsi="Consolas"/>
-          <w:sz w:val="14"/>
-        </w:rPr>
-        <w:br/>
-        <w:t xml:space="preserve">                    f_out = 1'b0;</w:t>
-      </w:r>
-      <w:r>
-        <w:rPr>
-          <w:rFonts w:ascii="Consolas" w:eastAsia="Consolas" w:hAnsi="Consolas"/>
-          <w:sz w:val="14"/>
-        </w:rPr>
-        <w:br/>
-        <w:t xml:space="preserve">                    cout_out = 1'b0;</w:t>
-      </w:r>
-      <w:r>
-        <w:rPr>
-          <w:rFonts w:ascii="Consolas" w:eastAsia="Consolas" w:hAnsi="Consolas"/>
-          <w:sz w:val="14"/>
-        </w:rPr>
-        <w:br/>
-        <w:t xml:space="preserve">                end</w:t>
-      </w:r>
-      <w:r>
-        <w:rPr>
-          <w:rFonts w:ascii="Consolas" w:eastAsia="Consolas" w:hAnsi="Consolas"/>
-          <w:sz w:val="14"/>
-        </w:rPr>
-        <w:br/>
-        <w:t xml:space="preserve">            endcase</w:t>
-      </w:r>
-      <w:r>
-        <w:rPr>
-          <w:rFonts w:ascii="Consolas" w:eastAsia="Consolas" w:hAnsi="Consolas"/>
-          <w:sz w:val="14"/>
-        </w:rPr>
-        <w:br/>
-        <w:t xml:space="preserve">        end</w:t>
-      </w:r>
-      <w:r>
-        <w:rPr>
-          <w:rFonts w:ascii="Consolas" w:eastAsia="Consolas" w:hAnsi="Consolas"/>
-          <w:sz w:val="14"/>
-        </w:rPr>
-        <w:br/>
-        <w:t xml:space="preserve">    endtask</w:t>
-      </w:r>
-      <w:r>
-        <w:rPr>
-          <w:rFonts w:ascii="Consolas" w:eastAsia="Consolas" w:hAnsi="Consolas"/>
-          <w:sz w:val="14"/>
-        </w:rPr>
-        <w:br/>
-      </w:r>
-      <w:r>
-        <w:rPr>
-          <w:rFonts w:ascii="Consolas" w:eastAsia="Consolas" w:hAnsi="Consolas"/>
-          <w:sz w:val="14"/>
-        </w:rPr>
-        <w:br/>
-        <w:t xml:space="preserve">    task check_result;</w:t>
-      </w:r>
-      <w:r>
-        <w:rPr>
-          <w:rFonts w:ascii="Consolas" w:eastAsia="Consolas" w:hAnsi="Consolas"/>
-          <w:sz w:val="14"/>
-        </w:rPr>
-        <w:br/>
-        <w:t xml:space="preserve">        input exp_f;</w:t>
-      </w:r>
-      <w:r>
-        <w:rPr>
-          <w:rFonts w:ascii="Consolas" w:eastAsia="Consolas" w:hAnsi="Consolas"/>
-          <w:sz w:val="14"/>
-        </w:rPr>
-        <w:br/>
-        <w:t xml:space="preserve">        input exp_cout;</w:t>
-      </w:r>
-      <w:r>
-        <w:rPr>
-          <w:rFonts w:ascii="Consolas" w:eastAsia="Consolas" w:hAnsi="Consolas"/>
-          <w:sz w:val="14"/>
-        </w:rPr>
-        <w:br/>
-        <w:t xml:space="preserve">        begin</w:t>
-      </w:r>
-      <w:r>
-        <w:rPr>
-          <w:rFonts w:ascii="Consolas" w:eastAsia="Consolas" w:hAnsi="Consolas"/>
-          <w:sz w:val="14"/>
-        </w:rPr>
-        <w:br/>
-        <w:t xml:space="preserve">            #1;</w:t>
-      </w:r>
-      <w:r>
-        <w:rPr>
-          <w:rFonts w:ascii="Consolas" w:eastAsia="Consolas" w:hAnsi="Consolas"/>
-          <w:sz w:val="14"/>
-        </w:rPr>
-        <w:br/>
-        <w:t xml:space="preserve">            if (F !== exp_f || Cout !== exp_cout) begin</w:t>
-      </w:r>
-      <w:r>
-        <w:rPr>
-          <w:rFonts w:ascii="Consolas" w:eastAsia="Consolas" w:hAnsi="Consolas"/>
-          <w:sz w:val="14"/>
-        </w:rPr>
-        <w:br/>
-        <w:t xml:space="preserve">                $display("ERROR time=%0t A=%b B=%b S=%b F=%b Cout=%b expected F=%b Cout=%b",</w:t>
-      </w:r>
-      <w:r>
-        <w:rPr>
-          <w:rFonts w:ascii="Consolas" w:eastAsia="Consolas" w:hAnsi="Consolas"/>
-          <w:sz w:val="14"/>
-        </w:rPr>
-        <w:br/>
-        <w:t xml:space="preserve">                         $time, A, B, S, F, Cout, exp_f, exp_cout);</w:t>
-      </w:r>
-      <w:r>
-        <w:rPr>
-          <w:rFonts w:ascii="Consolas" w:eastAsia="Consolas" w:hAnsi="Consolas"/>
-          <w:sz w:val="14"/>
-        </w:rPr>
-        <w:br/>
-        <w:t xml:space="preserve">                error_count = error_count + 1;</w:t>
-      </w:r>
-      <w:r>
-        <w:rPr>
-          <w:rFonts w:ascii="Consolas" w:eastAsia="Consolas" w:hAnsi="Consolas"/>
-          <w:sz w:val="14"/>
-        </w:rPr>
-        <w:br/>
-        <w:t xml:space="preserve">            end else begin</w:t>
-      </w:r>
-      <w:r>
-        <w:rPr>
-          <w:rFonts w:ascii="Consolas" w:eastAsia="Consolas" w:hAnsi="Consolas"/>
-          <w:sz w:val="14"/>
-        </w:rPr>
-        <w:br/>
-        <w:t xml:space="preserve">                $display("PASS  time=%0t A=%b B=%b S=%b F=%b Cout=%b",</w:t>
-      </w:r>
-      <w:r>
-        <w:rPr>
-          <w:rFonts w:ascii="Consolas" w:eastAsia="Consolas" w:hAnsi="Consolas"/>
-          <w:sz w:val="14"/>
-        </w:rPr>
-        <w:br/>
-        <w:t xml:space="preserve">                         $time, A, B, S, F, Cout);</w:t>
-      </w:r>
-      <w:r>
-        <w:rPr>
-          <w:rFonts w:ascii="Consolas" w:eastAsia="Consolas" w:hAnsi="Consolas"/>
-          <w:sz w:val="14"/>
-        </w:rPr>
-        <w:br/>
-        <w:t xml:space="preserve">            end</w:t>
-      </w:r>
-      <w:r>
-        <w:rPr>
-          <w:rFonts w:ascii="Consolas" w:eastAsia="Consolas" w:hAnsi="Consolas"/>
-          <w:sz w:val="14"/>
-        </w:rPr>
-        <w:br/>
-      </w:r>
-      <w:r>
-        <w:rPr>
-          <w:rFonts w:ascii="Consolas" w:eastAsia="Consolas" w:hAnsi="Consolas"/>
-          <w:sz w:val="14"/>
-        </w:rPr>
-        <w:lastRenderedPageBreak/>
-        <w:t xml:space="preserve">        end</w:t>
-      </w:r>
-      <w:r>
-        <w:rPr>
-          <w:rFonts w:ascii="Consolas" w:eastAsia="Consolas" w:hAnsi="Consolas"/>
-          <w:sz w:val="14"/>
-        </w:rPr>
-        <w:br/>
-        <w:t xml:space="preserve">    endtask</w:t>
-      </w:r>
-      <w:r>
-        <w:rPr>
-          <w:rFonts w:ascii="Consolas" w:eastAsia="Consolas" w:hAnsi="Consolas"/>
-          <w:sz w:val="14"/>
-        </w:rPr>
-        <w:br/>
-      </w:r>
-      <w:r>
-        <w:rPr>
-          <w:rFonts w:ascii="Consolas" w:eastAsia="Consolas" w:hAnsi="Consolas"/>
-          <w:sz w:val="14"/>
-        </w:rPr>
-        <w:br/>
-        <w:t xml:space="preserve">    initial begin</w:t>
-      </w:r>
-      <w:r>
-        <w:rPr>
-          <w:rFonts w:ascii="Consolas" w:eastAsia="Consolas" w:hAnsi="Consolas"/>
-          <w:sz w:val="14"/>
-        </w:rPr>
-        <w:br/>
-        <w:t xml:space="preserve">        error_count = 0;</w:t>
-      </w:r>
-      <w:r>
-        <w:rPr>
-          <w:rFonts w:ascii="Consolas" w:eastAsia="Consolas" w:hAnsi="Consolas"/>
-          <w:sz w:val="14"/>
-        </w:rPr>
-        <w:br/>
-      </w:r>
-      <w:r>
-        <w:rPr>
-          <w:rFonts w:ascii="Consolas" w:eastAsia="Consolas" w:hAnsi="Consolas"/>
-          <w:sz w:val="14"/>
-        </w:rPr>
-        <w:br/>
-        <w:t xml:space="preserve">        for (si = 0; si &lt; 8; si = si + 1) begin</w:t>
-      </w:r>
-      <w:r>
-        <w:rPr>
-          <w:rFonts w:ascii="Consolas" w:eastAsia="Consolas" w:hAnsi="Consolas"/>
-          <w:sz w:val="14"/>
-        </w:rPr>
-        <w:br/>
-        <w:t xml:space="preserve">            for (ai = 0; ai &lt; 2; ai = ai + 1) begin</w:t>
-      </w:r>
-      <w:r>
-        <w:rPr>
-          <w:rFonts w:ascii="Consolas" w:eastAsia="Consolas" w:hAnsi="Consolas"/>
-          <w:sz w:val="14"/>
-        </w:rPr>
-        <w:br/>
-        <w:t xml:space="preserve">                for (bi = 0; bi &lt; 2; bi = bi + 1) begin</w:t>
-      </w:r>
-      <w:r>
-        <w:rPr>
-          <w:rFonts w:ascii="Consolas" w:eastAsia="Consolas" w:hAnsi="Consolas"/>
-          <w:sz w:val="14"/>
-        </w:rPr>
-        <w:br/>
-        <w:t xml:space="preserve">                    S = si[2:0];</w:t>
-      </w:r>
-      <w:r>
-        <w:rPr>
-          <w:rFonts w:ascii="Consolas" w:eastAsia="Consolas" w:hAnsi="Consolas"/>
-          <w:sz w:val="14"/>
-        </w:rPr>
-        <w:br/>
-        <w:t xml:space="preserve">                    A = ai[0];</w:t>
-      </w:r>
-      <w:r>
-        <w:rPr>
-          <w:rFonts w:ascii="Consolas" w:eastAsia="Consolas" w:hAnsi="Consolas"/>
-          <w:sz w:val="14"/>
-        </w:rPr>
-        <w:br/>
-        <w:t xml:space="preserve">                    B = bi[0];</w:t>
-      </w:r>
-      <w:r>
-        <w:rPr>
-          <w:rFonts w:ascii="Consolas" w:eastAsia="Consolas" w:hAnsi="Consolas"/>
-          <w:sz w:val="14"/>
-        </w:rPr>
-        <w:br/>
-        <w:t xml:space="preserve">                    expected_for(A, B, S, expected_f, expected_cout);</w:t>
-      </w:r>
-      <w:r>
-        <w:rPr>
-          <w:rFonts w:ascii="Consolas" w:eastAsia="Consolas" w:hAnsi="Consolas"/>
-          <w:sz w:val="14"/>
-        </w:rPr>
-        <w:br/>
-        <w:t xml:space="preserve">                    #10; check_result(expected_f, expected_cout);</w:t>
-      </w:r>
-      <w:r>
-        <w:rPr>
-          <w:rFonts w:ascii="Consolas" w:eastAsia="Consolas" w:hAnsi="Consolas"/>
-          <w:sz w:val="14"/>
-        </w:rPr>
-        <w:br/>
-        <w:t xml:space="preserve">                end</w:t>
-      </w:r>
-      <w:r>
-        <w:rPr>
-          <w:rFonts w:ascii="Consolas" w:eastAsia="Consolas" w:hAnsi="Consolas"/>
-          <w:sz w:val="14"/>
-        </w:rPr>
-        <w:br/>
-        <w:t xml:space="preserve">            end</w:t>
-      </w:r>
-      <w:r>
-        <w:rPr>
-          <w:rFonts w:ascii="Consolas" w:eastAsia="Consolas" w:hAnsi="Consolas"/>
-          <w:sz w:val="14"/>
-        </w:rPr>
-        <w:br/>
-        <w:t xml:space="preserve">        end</w:t>
-      </w:r>
-      <w:r>
-        <w:rPr>
-          <w:rFonts w:ascii="Consolas" w:eastAsia="Consolas" w:hAnsi="Consolas"/>
-          <w:sz w:val="14"/>
-        </w:rPr>
-        <w:br/>
-      </w:r>
-      <w:r>
-        <w:rPr>
-          <w:rFonts w:ascii="Consolas" w:eastAsia="Consolas" w:hAnsi="Consolas"/>
-          <w:sz w:val="14"/>
-        </w:rPr>
-        <w:br/>
-        <w:t xml:space="preserve">        if (error_count == 0) begin</w:t>
-      </w:r>
-      <w:r>
-        <w:rPr>
-          <w:rFonts w:ascii="Consolas" w:eastAsia="Consolas" w:hAnsi="Consolas"/>
-          <w:sz w:val="14"/>
-        </w:rPr>
-        <w:br/>
-        <w:t xml:space="preserve">            $display("========================================");</w:t>
-      </w:r>
-      <w:r>
-        <w:rPr>
-          <w:rFonts w:ascii="Consolas" w:eastAsia="Consolas" w:hAnsi="Consolas"/>
-          <w:sz w:val="14"/>
-        </w:rPr>
-        <w:br/>
-        <w:t xml:space="preserve">            $display("Simulation PASSED. No errors found.");</w:t>
-      </w:r>
-      <w:r>
-        <w:rPr>
-          <w:rFonts w:ascii="Consolas" w:eastAsia="Consolas" w:hAnsi="Consolas"/>
-          <w:sz w:val="14"/>
-        </w:rPr>
-        <w:br/>
-        <w:t xml:space="preserve">            $display("========================================");</w:t>
-      </w:r>
-      <w:r>
-        <w:rPr>
-          <w:rFonts w:ascii="Consolas" w:eastAsia="Consolas" w:hAnsi="Consolas"/>
-          <w:sz w:val="14"/>
-        </w:rPr>
-        <w:br/>
-        <w:t xml:space="preserve">        end else begin</w:t>
-      </w:r>
-      <w:r>
-        <w:rPr>
-          <w:rFonts w:ascii="Consolas" w:eastAsia="Consolas" w:hAnsi="Consolas"/>
-          <w:sz w:val="14"/>
-        </w:rPr>
-        <w:br/>
-        <w:t xml:space="preserve">            $display("========================================");</w:t>
-      </w:r>
-      <w:r>
-        <w:rPr>
-          <w:rFonts w:ascii="Consolas" w:eastAsia="Consolas" w:hAnsi="Consolas"/>
-          <w:sz w:val="14"/>
-        </w:rPr>
-        <w:br/>
-        <w:t xml:space="preserve">            $display("Simulation FAILED. Error count = %0d", error_count);</w:t>
-      </w:r>
-      <w:r>
-        <w:rPr>
-          <w:rFonts w:ascii="Consolas" w:eastAsia="Consolas" w:hAnsi="Consolas"/>
-          <w:sz w:val="14"/>
-        </w:rPr>
-        <w:br/>
-        <w:t xml:space="preserve">            $display("========================================");</w:t>
-      </w:r>
-      <w:r>
-        <w:rPr>
-          <w:rFonts w:ascii="Consolas" w:eastAsia="Consolas" w:hAnsi="Consolas"/>
-          <w:sz w:val="14"/>
-        </w:rPr>
-        <w:br/>
-        <w:t xml:space="preserve">        end</w:t>
-      </w:r>
-      <w:r>
-        <w:rPr>
-          <w:rFonts w:ascii="Consolas" w:eastAsia="Consolas" w:hAnsi="Consolas"/>
-          <w:sz w:val="14"/>
-        </w:rPr>
-        <w:br/>
-      </w:r>
-      <w:r>
-        <w:rPr>
-          <w:rFonts w:ascii="Consolas" w:eastAsia="Consolas" w:hAnsi="Consolas"/>
-          <w:sz w:val="14"/>
-        </w:rPr>
-        <w:br/>
-        <w:t xml:space="preserve">        $finish;</w:t>
-      </w:r>
-      <w:r>
-        <w:rPr>
-          <w:rFonts w:ascii="Consolas" w:eastAsia="Consolas" w:hAnsi="Consolas"/>
-          <w:sz w:val="14"/>
-        </w:rPr>
-        <w:br/>
-        <w:t xml:space="preserve">    end</w:t>
-      </w:r>
-      <w:r>
-        <w:rPr>
-          <w:rFonts w:ascii="Consolas" w:eastAsia="Consolas" w:hAnsi="Consolas"/>
-          <w:sz w:val="14"/>
-        </w:rPr>
-        <w:br/>
-      </w:r>
-      <w:r>
-        <w:rPr>
-          <w:rFonts w:ascii="Consolas" w:eastAsia="Consolas" w:hAnsi="Consolas"/>
-          <w:sz w:val="14"/>
-        </w:rPr>
-        <w:br/>
-        <w:t>endmodule</w:t>
-      </w:r>
-      <w:r>
-        <w:rPr>
-          <w:rFonts w:ascii="Consolas" w:eastAsia="Consolas" w:hAnsi="Consolas"/>
-          <w:sz w:val="14"/>
-        </w:rPr>
-        <w:br/>
-      </w:r>
-    </w:p>
-    <w:p>
-      <w:pPr>
-        <w:spacing w:after="40"/>
-        <w:rPr>
-          <w:bCs/>
-        </w:rPr>
-      </w:pPr>
-      <w:r>
-        <w:rPr>
-          <w:bCs/>
-          <w:sz w:val="19"/>
-        </w:rPr>
-        <w:t>仿真脚本：</w:t>
-      </w:r>
-      <w:r>
-        <w:rPr>
-          <w:bCs/>
-          <w:sz w:val="19"/>
-        </w:rPr>
-        <w:t>lab1/task4/sim/run.do</w:t>
-      </w:r>
-    </w:p>
-    <w:p>
-      <w:pPr>
-        <w:snapToGrid w:val="0"/>
-        <w:spacing w:line="240" w:lineRule="atLeast"/>
-        <w:rPr>
-          <w:rFonts w:hint="eastAsia"/>
-        </w:rPr>
-      </w:pPr>
-      <w:r>
-        <w:rPr>
-          <w:rFonts w:ascii="Consolas" w:eastAsia="Consolas" w:hAnsi="Consolas"/>
-          <w:sz w:val="14"/>
-        </w:rPr>
-        <w:t>transcript on</w:t>
-      </w:r>
-      <w:r>
-        <w:rPr>
-          <w:rFonts w:ascii="Consolas" w:eastAsia="Consolas" w:hAnsi="Consolas"/>
-          <w:sz w:val="14"/>
-        </w:rPr>
-        <w:br/>
-        <w:t>onbreak {resume}</w:t>
-      </w:r>
-      <w:r>
-        <w:rPr>
-          <w:rFonts w:ascii="Consolas" w:eastAsia="Consolas" w:hAnsi="Consolas"/>
-          <w:sz w:val="14"/>
-        </w:rPr>
-        <w:br/>
-        <w:t>onerror {quit -code 1}</w:t>
-      </w:r>
-      <w:r>
-        <w:rPr>
-          <w:rFonts w:ascii="Consolas" w:eastAsia="Consolas" w:hAnsi="Consolas"/>
-          <w:sz w:val="14"/>
-        </w:rPr>
-        <w:br/>
-      </w:r>
-      <w:r>
-        <w:rPr>
-          <w:rFonts w:ascii="Consolas" w:eastAsia="Consolas" w:hAnsi="Consolas"/>
-          <w:sz w:val="14"/>
-        </w:rPr>
-        <w:br/>
-        <w:t>set sim_dir [file normalize [pwd]]</w:t>
-      </w:r>
-      <w:r>
-        <w:rPr>
-          <w:rFonts w:ascii="Consolas" w:eastAsia="Consolas" w:hAnsi="Consolas"/>
-          <w:sz w:val="14"/>
-        </w:rPr>
-        <w:br/>
-        <w:t>set root_dir [file normalize [file join $sim_dir ".."]]</w:t>
-      </w:r>
-      <w:r>
-        <w:rPr>
-          <w:rFonts w:ascii="Consolas" w:eastAsia="Consolas" w:hAnsi="Consolas"/>
-          <w:sz w:val="14"/>
-        </w:rPr>
-        <w:br/>
-        <w:t>set top_module "alu_1bit"</w:t>
-      </w:r>
-      <w:r>
-        <w:rPr>
-          <w:rFonts w:ascii="Consolas" w:eastAsia="Consolas" w:hAnsi="Consolas"/>
-          <w:sz w:val="14"/>
-        </w:rPr>
-        <w:br/>
-        <w:t>set sim_top "tb_alu_1bit"</w:t>
-      </w:r>
-      <w:r>
-        <w:rPr>
-          <w:rFonts w:ascii="Consolas" w:eastAsia="Consolas" w:hAnsi="Consolas"/>
-          <w:sz w:val="14"/>
-        </w:rPr>
-        <w:br/>
-      </w:r>
-      <w:r>
-        <w:rPr>
-          <w:rFonts w:ascii="Consolas" w:eastAsia="Consolas" w:hAnsi="Consolas"/>
-          <w:sz w:val="14"/>
-        </w:rPr>
-        <w:br/>
-        <w:t>cd $sim_dir</w:t>
-      </w:r>
-      <w:r>
-        <w:rPr>
-          <w:rFonts w:ascii="Consolas" w:eastAsia="Consolas" w:hAnsi="Consolas"/>
-          <w:sz w:val="14"/>
-        </w:rPr>
-        <w:br/>
-      </w:r>
-      <w:r>
-        <w:rPr>
-          <w:rFonts w:ascii="Consolas" w:eastAsia="Consolas" w:hAnsi="Consolas"/>
-          <w:sz w:val="14"/>
-        </w:rPr>
-        <w:br/>
-        <w:t>if {[file exists work]} {</w:t>
-      </w:r>
-      <w:r>
-        <w:rPr>
-          <w:rFonts w:ascii="Consolas" w:eastAsia="Consolas" w:hAnsi="Consolas"/>
-          <w:sz w:val="14"/>
-        </w:rPr>
-        <w:br/>
-        <w:t xml:space="preserve">    vdel -lib work -all</w:t>
-      </w:r>
-      <w:r>
-        <w:rPr>
-          <w:rFonts w:ascii="Consolas" w:eastAsia="Consolas" w:hAnsi="Consolas"/>
-          <w:sz w:val="14"/>
-        </w:rPr>
-        <w:br/>
-        <w:t>}</w:t>
-      </w:r>
-      <w:r>
-        <w:rPr>
-          <w:rFonts w:ascii="Consolas" w:eastAsia="Consolas" w:hAnsi="Consolas"/>
-          <w:sz w:val="14"/>
-        </w:rPr>
-        <w:br/>
-      </w:r>
-      <w:r>
-        <w:rPr>
-          <w:rFonts w:ascii="Consolas" w:eastAsia="Consolas" w:hAnsi="Consolas"/>
-          <w:sz w:val="14"/>
-        </w:rPr>
-        <w:br/>
-        <w:t>vlib work</w:t>
-      </w:r>
-      <w:r>
-        <w:rPr>
-          <w:rFonts w:ascii="Consolas" w:eastAsia="Consolas" w:hAnsi="Consolas"/>
-          <w:sz w:val="14"/>
-        </w:rPr>
-        <w:br/>
-        <w:t>vmap work work</w:t>
-      </w:r>
-      <w:r>
-        <w:rPr>
-          <w:rFonts w:ascii="Consolas" w:eastAsia="Consolas" w:hAnsi="Consolas"/>
-          <w:sz w:val="14"/>
-        </w:rPr>
-        <w:br/>
-      </w:r>
-      <w:r>
-        <w:rPr>
-          <w:rFonts w:ascii="Consolas" w:eastAsia="Consolas" w:hAnsi="Consolas"/>
-          <w:sz w:val="14"/>
-        </w:rPr>
-        <w:br/>
-        <w:t>set src_files [lsort [glob -nocomplain [file join $root_dir "src" "*.v"]]]</w:t>
-      </w:r>
-      <w:r>
-        <w:rPr>
-          <w:rFonts w:ascii="Consolas" w:eastAsia="Consolas" w:hAnsi="Consolas"/>
-          <w:sz w:val="14"/>
-        </w:rPr>
-        <w:br/>
-        <w:t>set tb_files  [lsort [glob -nocomplain [file join $sim_dir "*.v"]]]</w:t>
-      </w:r>
-      <w:r>
-        <w:rPr>
-          <w:rFonts w:ascii="Consolas" w:eastAsia="Consolas" w:hAnsi="Consolas"/>
-          <w:sz w:val="14"/>
-        </w:rPr>
-        <w:br/>
-      </w:r>
-      <w:r>
-        <w:rPr>
-          <w:rFonts w:ascii="Consolas" w:eastAsia="Consolas" w:hAnsi="Consolas"/>
-          <w:sz w:val="14"/>
-        </w:rPr>
-        <w:br/>
-        <w:t>if {[llength $src_files] == 0} {</w:t>
-      </w:r>
-      <w:r>
-        <w:rPr>
-          <w:rFonts w:ascii="Consolas" w:eastAsia="Consolas" w:hAnsi="Consolas"/>
-          <w:sz w:val="14"/>
-        </w:rPr>
-        <w:br/>
-      </w:r>
-      <w:r>
-        <w:rPr>
-          <w:rFonts w:ascii="Consolas" w:eastAsia="Consolas" w:hAnsi="Consolas"/>
-          <w:sz w:val="14"/>
-        </w:rPr>
-        <w:lastRenderedPageBreak/>
-        <w:t xml:space="preserve">    puts "ERROR: No RTL source files found in [file join $root_dir src]"</w:t>
-      </w:r>
-      <w:r>
-        <w:rPr>
-          <w:rFonts w:ascii="Consolas" w:eastAsia="Consolas" w:hAnsi="Consolas"/>
-          <w:sz w:val="14"/>
-        </w:rPr>
-        <w:br/>
-        <w:t xml:space="preserve">    quit -code 1</w:t>
-      </w:r>
-      <w:r>
-        <w:rPr>
-          <w:rFonts w:ascii="Consolas" w:eastAsia="Consolas" w:hAnsi="Consolas"/>
-          <w:sz w:val="14"/>
-        </w:rPr>
-        <w:br/>
-        <w:t>}</w:t>
-      </w:r>
-      <w:r>
-        <w:rPr>
-          <w:rFonts w:ascii="Consolas" w:eastAsia="Consolas" w:hAnsi="Consolas"/>
-          <w:sz w:val="14"/>
-        </w:rPr>
-        <w:br/>
-      </w:r>
-      <w:r>
-        <w:rPr>
-          <w:rFonts w:ascii="Consolas" w:eastAsia="Consolas" w:hAnsi="Consolas"/>
-          <w:sz w:val="14"/>
-        </w:rPr>
-        <w:br/>
-        <w:t>if {[llength $tb_files] == 0} {</w:t>
-      </w:r>
-      <w:r>
-        <w:rPr>
-          <w:rFonts w:ascii="Consolas" w:eastAsia="Consolas" w:hAnsi="Consolas"/>
-          <w:sz w:val="14"/>
-        </w:rPr>
-        <w:br/>
-        <w:t xml:space="preserve">    puts "ERROR: No testbench files found in $sim_dir"</w:t>
-      </w:r>
-      <w:r>
-        <w:rPr>
-          <w:rFonts w:ascii="Consolas" w:eastAsia="Consolas" w:hAnsi="Consolas"/>
-          <w:sz w:val="14"/>
-        </w:rPr>
-        <w:br/>
-        <w:t xml:space="preserve">    quit -code 1</w:t>
-      </w:r>
-      <w:r>
-        <w:rPr>
-          <w:rFonts w:ascii="Consolas" w:eastAsia="Consolas" w:hAnsi="Consolas"/>
-          <w:sz w:val="14"/>
-        </w:rPr>
-        <w:br/>
-        <w:t>}</w:t>
-      </w:r>
-      <w:r>
-        <w:rPr>
-          <w:rFonts w:ascii="Consolas" w:eastAsia="Consolas" w:hAnsi="Consolas"/>
-          <w:sz w:val="14"/>
-        </w:rPr>
-        <w:br/>
-      </w:r>
-      <w:r>
-        <w:rPr>
-          <w:rFonts w:ascii="Consolas" w:eastAsia="Consolas" w:hAnsi="Consolas"/>
-          <w:sz w:val="14"/>
-        </w:rPr>
-        <w:br/>
-        <w:t>puts "========================================"</w:t>
-      </w:r>
-      <w:r>
-        <w:rPr>
-          <w:rFonts w:ascii="Consolas" w:eastAsia="Consolas" w:hAnsi="Consolas"/>
-          <w:sz w:val="14"/>
-        </w:rPr>
-        <w:br/>
-        <w:t>puts "Compile RTL sources"</w:t>
-      </w:r>
-      <w:r>
-        <w:rPr>
-          <w:rFonts w:ascii="Consolas" w:eastAsia="Consolas" w:hAnsi="Consolas"/>
-          <w:sz w:val="14"/>
-        </w:rPr>
-        <w:br/>
-        <w:t>puts "========================================"</w:t>
-      </w:r>
-      <w:r>
-        <w:rPr>
-          <w:rFonts w:ascii="Consolas" w:eastAsia="Consolas" w:hAnsi="Consolas"/>
-          <w:sz w:val="14"/>
-        </w:rPr>
-        <w:br/>
-        <w:t>foreach file $src_files {</w:t>
-      </w:r>
-      <w:r>
-        <w:rPr>
-          <w:rFonts w:ascii="Consolas" w:eastAsia="Consolas" w:hAnsi="Consolas"/>
-          <w:sz w:val="14"/>
-        </w:rPr>
-        <w:br/>
-        <w:t xml:space="preserve">    puts "vlog $file"</w:t>
-      </w:r>
-      <w:r>
-        <w:rPr>
-          <w:rFonts w:ascii="Consolas" w:eastAsia="Consolas" w:hAnsi="Consolas"/>
-          <w:sz w:val="14"/>
-        </w:rPr>
-        <w:br/>
-        <w:t xml:space="preserve">    vlog -work work $file</w:t>
-      </w:r>
-      <w:r>
-        <w:rPr>
-          <w:rFonts w:ascii="Consolas" w:eastAsia="Consolas" w:hAnsi="Consolas"/>
-          <w:sz w:val="14"/>
-        </w:rPr>
-        <w:br/>
-        <w:t>}</w:t>
-      </w:r>
-      <w:r>
-        <w:rPr>
-          <w:rFonts w:ascii="Consolas" w:eastAsia="Consolas" w:hAnsi="Consolas"/>
-          <w:sz w:val="14"/>
-        </w:rPr>
-        <w:br/>
-      </w:r>
-      <w:r>
-        <w:rPr>
-          <w:rFonts w:ascii="Consolas" w:eastAsia="Consolas" w:hAnsi="Consolas"/>
-          <w:sz w:val="14"/>
-        </w:rPr>
-        <w:br/>
-        <w:t>puts "========================================"</w:t>
-      </w:r>
-      <w:r>
-        <w:rPr>
-          <w:rFonts w:ascii="Consolas" w:eastAsia="Consolas" w:hAnsi="Consolas"/>
-          <w:sz w:val="14"/>
-        </w:rPr>
-        <w:br/>
-        <w:t>puts "Compile simulation sources"</w:t>
-      </w:r>
-      <w:r>
-        <w:rPr>
-          <w:rFonts w:ascii="Consolas" w:eastAsia="Consolas" w:hAnsi="Consolas"/>
-          <w:sz w:val="14"/>
-        </w:rPr>
-        <w:br/>
-        <w:t>puts "========================================"</w:t>
-      </w:r>
-      <w:r>
-        <w:rPr>
-          <w:rFonts w:ascii="Consolas" w:eastAsia="Consolas" w:hAnsi="Consolas"/>
-          <w:sz w:val="14"/>
-        </w:rPr>
-        <w:br/>
-        <w:t>foreach file $tb_files {</w:t>
-      </w:r>
-      <w:r>
-        <w:rPr>
-          <w:rFonts w:ascii="Consolas" w:eastAsia="Consolas" w:hAnsi="Consolas"/>
-          <w:sz w:val="14"/>
-        </w:rPr>
-        <w:br/>
-        <w:t xml:space="preserve">    puts "vlog $file"</w:t>
-      </w:r>
-      <w:r>
-        <w:rPr>
-          <w:rFonts w:ascii="Consolas" w:eastAsia="Consolas" w:hAnsi="Consolas"/>
-          <w:sz w:val="14"/>
-        </w:rPr>
-        <w:br/>
-        <w:t xml:space="preserve">    vlog -work work $file</w:t>
-      </w:r>
-      <w:r>
-        <w:rPr>
-          <w:rFonts w:ascii="Consolas" w:eastAsia="Consolas" w:hAnsi="Consolas"/>
-          <w:sz w:val="14"/>
-        </w:rPr>
-        <w:br/>
-        <w:t>}</w:t>
-      </w:r>
-      <w:r>
-        <w:rPr>
-          <w:rFonts w:ascii="Consolas" w:eastAsia="Consolas" w:hAnsi="Consolas"/>
-          <w:sz w:val="14"/>
-        </w:rPr>
-        <w:br/>
-      </w:r>
-      <w:r>
-        <w:rPr>
-          <w:rFonts w:ascii="Consolas" w:eastAsia="Consolas" w:hAnsi="Consolas"/>
-          <w:sz w:val="14"/>
-        </w:rPr>
-        <w:br/>
-        <w:t>puts "========================================"</w:t>
-      </w:r>
-      <w:r>
-        <w:rPr>
-          <w:rFonts w:ascii="Consolas" w:eastAsia="Consolas" w:hAnsi="Consolas"/>
-          <w:sz w:val="14"/>
-        </w:rPr>
-        <w:br/>
-        <w:t>puts "Start simulation: work.$sim_top"</w:t>
-      </w:r>
-      <w:r>
-        <w:rPr>
-          <w:rFonts w:ascii="Consolas" w:eastAsia="Consolas" w:hAnsi="Consolas"/>
-          <w:sz w:val="14"/>
-        </w:rPr>
-        <w:br/>
-        <w:t>puts "========================================"</w:t>
-      </w:r>
-      <w:r>
-        <w:rPr>
-          <w:rFonts w:ascii="Consolas" w:eastAsia="Consolas" w:hAnsi="Consolas"/>
-          <w:sz w:val="14"/>
-        </w:rPr>
-        <w:br/>
-        <w:t>vsim -voptargs=+acc work.$sim_top</w:t>
-      </w:r>
-      <w:r>
-        <w:rPr>
-          <w:rFonts w:ascii="Consolas" w:eastAsia="Consolas" w:hAnsi="Consolas"/>
-          <w:sz w:val="14"/>
-        </w:rPr>
-        <w:br/>
-        <w:t>onfinish stop</w:t>
-      </w:r>
-      <w:r>
-        <w:rPr>
-          <w:rFonts w:ascii="Consolas" w:eastAsia="Consolas" w:hAnsi="Consolas"/>
-          <w:sz w:val="14"/>
-        </w:rPr>
-        <w:br/>
-      </w:r>
-      <w:r>
-        <w:rPr>
-          <w:rFonts w:ascii="Consolas" w:eastAsia="Consolas" w:hAnsi="Consolas"/>
-          <w:sz w:val="14"/>
-        </w:rPr>
-        <w:br/>
-        <w:t>if {[batch_mode]} {</w:t>
-      </w:r>
-      <w:r>
-        <w:rPr>
-          <w:rFonts w:ascii="Consolas" w:eastAsia="Consolas" w:hAnsi="Consolas"/>
-          <w:sz w:val="14"/>
-        </w:rPr>
-        <w:br/>
-        <w:t xml:space="preserve">    log -r /*</w:t>
-      </w:r>
-      <w:r>
-        <w:rPr>
-          <w:rFonts w:ascii="Consolas" w:eastAsia="Consolas" w:hAnsi="Consolas"/>
-          <w:sz w:val="14"/>
-        </w:rPr>
-        <w:br/>
-        <w:t>} elseif {[file exists [file join $sim_dir "wave.do"]]} {</w:t>
-      </w:r>
-      <w:r>
-        <w:rPr>
-          <w:rFonts w:ascii="Consolas" w:eastAsia="Consolas" w:hAnsi="Consolas"/>
-          <w:sz w:val="14"/>
-        </w:rPr>
-        <w:br/>
-        <w:t xml:space="preserve">    do [file join $sim_dir "wave.do"]</w:t>
-      </w:r>
-      <w:r>
-        <w:rPr>
-          <w:rFonts w:ascii="Consolas" w:eastAsia="Consolas" w:hAnsi="Consolas"/>
-          <w:sz w:val="14"/>
-        </w:rPr>
-        <w:br/>
-        <w:t>} else {</w:t>
-      </w:r>
-      <w:r>
-        <w:rPr>
-          <w:rFonts w:ascii="Consolas" w:eastAsia="Consolas" w:hAnsi="Consolas"/>
-          <w:sz w:val="14"/>
-        </w:rPr>
-        <w:br/>
-        <w:t xml:space="preserve">    log -r /*</w:t>
-      </w:r>
-      <w:r>
-        <w:rPr>
-          <w:rFonts w:ascii="Consolas" w:eastAsia="Consolas" w:hAnsi="Consolas"/>
-          <w:sz w:val="14"/>
-        </w:rPr>
-        <w:br/>
-        <w:t xml:space="preserve">    add wave -r /*</w:t>
-      </w:r>
-      <w:r>
-        <w:rPr>
-          <w:rFonts w:ascii="Consolas" w:eastAsia="Consolas" w:hAnsi="Consolas"/>
-          <w:sz w:val="14"/>
-        </w:rPr>
-        <w:br/>
-        <w:t>}</w:t>
-      </w:r>
-      <w:r>
-        <w:rPr>
-          <w:rFonts w:ascii="Consolas" w:eastAsia="Consolas" w:hAnsi="Consolas"/>
-          <w:sz w:val="14"/>
-        </w:rPr>
-        <w:br/>
-      </w:r>
-      <w:r>
-        <w:rPr>
-          <w:rFonts w:ascii="Consolas" w:eastAsia="Consolas" w:hAnsi="Consolas"/>
-          <w:sz w:val="14"/>
-        </w:rPr>
-        <w:br/>
-        <w:t>run -all</w:t>
-      </w:r>
-      <w:r>
-        <w:rPr>
-          <w:rFonts w:ascii="Consolas" w:eastAsia="Consolas" w:hAnsi="Consolas"/>
-          <w:sz w:val="14"/>
-        </w:rPr>
-        <w:br/>
-      </w:r>
-      <w:r>
-        <w:rPr>
-          <w:rFonts w:ascii="Consolas" w:eastAsia="Consolas" w:hAnsi="Consolas"/>
-          <w:sz w:val="14"/>
-        </w:rPr>
-        <w:br/>
-        <w:t>set error_count_value ""</w:t>
-      </w:r>
-      <w:r>
-        <w:rPr>
-          <w:rFonts w:ascii="Consolas" w:eastAsia="Consolas" w:hAnsi="Consolas"/>
-          <w:sz w:val="14"/>
-        </w:rPr>
-        <w:br/>
-        <w:t>if {![catch {examine -radix decimal /$sim_top/error_count} error_count_value]} {</w:t>
-      </w:r>
-      <w:r>
-        <w:rPr>
-          <w:rFonts w:ascii="Consolas" w:eastAsia="Consolas" w:hAnsi="Consolas"/>
-          <w:sz w:val="14"/>
-        </w:rPr>
-        <w:br/>
-        <w:t xml:space="preserve">    puts "Self-check error_count = $error_count_value"</w:t>
-      </w:r>
-      <w:r>
-        <w:rPr>
-          <w:rFonts w:ascii="Consolas" w:eastAsia="Consolas" w:hAnsi="Consolas"/>
-          <w:sz w:val="14"/>
-        </w:rPr>
-        <w:br/>
-        <w:t xml:space="preserve">    if {$error_count_value != 0} {</w:t>
-      </w:r>
-      <w:r>
-        <w:rPr>
-          <w:rFonts w:ascii="Consolas" w:eastAsia="Consolas" w:hAnsi="Consolas"/>
-          <w:sz w:val="14"/>
-        </w:rPr>
-        <w:br/>
-        <w:t xml:space="preserve">        puts "ERROR: Self-checking testbench reported failures."</w:t>
-      </w:r>
-      <w:r>
-        <w:rPr>
-          <w:rFonts w:ascii="Consolas" w:eastAsia="Consolas" w:hAnsi="Consolas"/>
-          <w:sz w:val="14"/>
-        </w:rPr>
-        <w:br/>
-        <w:t xml:space="preserve">        quit -code 1</w:t>
-      </w:r>
-      <w:r>
-        <w:rPr>
-          <w:rFonts w:ascii="Consolas" w:eastAsia="Consolas" w:hAnsi="Consolas"/>
-          <w:sz w:val="14"/>
-        </w:rPr>
-        <w:br/>
-        <w:t xml:space="preserve">    }</w:t>
-      </w:r>
-      <w:r>
-        <w:rPr>
-          <w:rFonts w:ascii="Consolas" w:eastAsia="Consolas" w:hAnsi="Consolas"/>
-          <w:sz w:val="14"/>
-        </w:rPr>
-        <w:br/>
-        <w:t>}</w:t>
-      </w:r>
-      <w:r>
-        <w:rPr>
-          <w:rFonts w:ascii="Consolas" w:eastAsia="Consolas" w:hAnsi="Consolas"/>
-          <w:sz w:val="14"/>
-        </w:rPr>
-        <w:br/>
-      </w:r>
-      <w:r>
-        <w:rPr>
-          <w:rFonts w:ascii="Consolas" w:eastAsia="Consolas" w:hAnsi="Consolas"/>
-          <w:sz w:val="14"/>
-        </w:rPr>
-        <w:br/>
-        <w:t>puts "========================================"</w:t>
-      </w:r>
-      <w:r>
-        <w:rPr>
-          <w:rFonts w:ascii="Consolas" w:eastAsia="Consolas" w:hAnsi="Consolas"/>
-          <w:sz w:val="14"/>
-        </w:rPr>
-        <w:br/>
-        <w:t>puts "ModelSim flow finished."</w:t>
-      </w:r>
-      <w:r>
-        <w:rPr>
-          <w:rFonts w:ascii="Consolas" w:eastAsia="Consolas" w:hAnsi="Consolas"/>
-          <w:sz w:val="14"/>
-        </w:rPr>
-        <w:br/>
-        <w:t>puts "Top module: $top_module"</w:t>
-      </w:r>
-      <w:r>
-        <w:rPr>
-          <w:rFonts w:ascii="Consolas" w:eastAsia="Consolas" w:hAnsi="Consolas"/>
-          <w:sz w:val="14"/>
-        </w:rPr>
-        <w:br/>
-        <w:t>puts "Simulation top: $sim_top"</w:t>
-      </w:r>
-      <w:r>
-        <w:rPr>
-          <w:rFonts w:ascii="Consolas" w:eastAsia="Consolas" w:hAnsi="Consolas"/>
-          <w:sz w:val="14"/>
-        </w:rPr>
-        <w:br/>
-        <w:t>puts "========================================"</w:t>
-      </w:r>
-      <w:r>
-        <w:rPr>
-          <w:rFonts w:ascii="Consolas" w:eastAsia="Consolas" w:hAnsi="Consolas"/>
-          <w:sz w:val="14"/>
-        </w:rPr>
-        <w:br/>
-      </w:r>
-    </w:p>
-    <w:p>
-      <w:pPr>
-        <w:rPr>
-          <w:bCs/>
-          <w:color w:val="000000"/>
-          <w:sz w:val="21"/>
-          <w:szCs w:val="21"/>
-        </w:rPr>
-      </w:pPr>
-      <w:r>
-        <w:rPr>
-          <w:rFonts w:hint="eastAsia"/>
-          <w:bCs/>
-          <w:color w:val="000000"/>
-          <w:sz w:val="21"/>
-          <w:szCs w:val="21"/>
-        </w:rPr>
-        <w:lastRenderedPageBreak/>
-        <w:t>(e) ModelSim</w:t>
-      </w:r>
-      <w:r>
-        <w:rPr>
-          <w:rFonts w:hint="eastAsia"/>
-          <w:bCs/>
-          <w:color w:val="000000"/>
-          <w:sz w:val="21"/>
-          <w:szCs w:val="21"/>
-        </w:rPr>
-        <w:t>仿真结果</w:t>
-      </w:r>
-    </w:p>
-    <w:p>
-      <w:pPr>
-        <w:rPr>
-          <w:bCs/>
-          <w:color w:val="000000"/>
-          <w:sz w:val="21"/>
-          <w:szCs w:val="21"/>
-        </w:rPr>
-      </w:pPr>
-    </w:p>
-    <w:p>
-      <w:pPr>
-        <w:rPr>
-          <w:bCs/>
-          <w:color w:val="000000"/>
-          <w:sz w:val="21"/>
-          <w:szCs w:val="21"/>
-        </w:rPr>
-      </w:pPr>
-    </w:p>
-    <w:p>
-      <w:pPr>
-        <w:rPr>
-          <w:bCs/>
-          <w:color w:val="000000"/>
-          <w:sz w:val="21"/>
-          <w:szCs w:val="21"/>
-        </w:rPr>
-      </w:pPr>
-    </w:p>
-    <w:p>
-      <w:pPr>
-        <w:rPr>
-          <w:bCs/>
-          <w:color w:val="000000"/>
-          <w:sz w:val="21"/>
-          <w:szCs w:val="21"/>
-        </w:rPr>
-      </w:pPr>
-    </w:p>
-    <w:p>
-      <w:pPr>
         <w:pStyle w:val="Normal0"/>
         <w:spacing w:before="0" w:after="0"/>
         <w:rPr>
-          <w:rFonts w:ascii="Times New Roman" w:eastAsia="宋体" w:hAnsi="Times New Roman"/>
-          <w:bCs/>
-          <w:sz w:val="24"/>
-          <w:szCs w:val="24"/>
-          <w:lang w:eastAsia="zh-CN"/>
-        </w:rPr>
-      </w:pPr>
-    </w:p>
-    <w:p>
-      <w:pPr>
-        <w:pStyle w:val="Normal0"/>
-        <w:spacing w:before="0" w:after="0"/>
-        <w:rPr>
-          <w:rFonts w:ascii="Times New Roman" w:eastAsia="宋体" w:hAnsi="Times New Roman" w:hint="eastAsia"/>
-          <w:bCs/>
-          <w:noProof/>
-          <w:color w:val="000000"/>
-          <w:sz w:val="21"/>
-          <w:szCs w:val="21"/>
-          <w:lang w:val="en-US" w:eastAsia="zh-CN"/>
-        </w:rPr>
-      </w:pPr>
-      <w:r>
-        <w:rPr>
-          <w:rFonts w:ascii="Times New Roman" w:eastAsia="黑体" w:hAnsi="Times New Roman" w:hint="eastAsia"/>
+          <w:rFonts w:ascii="Times New Roman" w:eastAsia="黑体" w:hAnsi="Times New Roman"/>
           <w:bCs/>
           <w:color w:val="000000"/>
           <w:sz w:val="24"/>
           <w:szCs w:val="24"/>
           <w:lang w:val="en-US" w:eastAsia="zh-CN"/>
         </w:rPr>
-        <w:t>五</w:t>
-      </w:r>
-      <w:r>
-        <w:rPr>
-          <w:rFonts w:ascii="Times New Roman" w:eastAsia="黑体" w:hAnsi="Times New Roman"/>
-          <w:bCs/>
-          <w:color w:val="000000"/>
+      </w:pPr>
+    </w:p>
+    <w:p>
+      <w:pPr>
+        <w:rPr>
+          <w:bCs/>
+          <w:color w:val="000000"/>
+          <w:sz w:val="21"/>
+          <w:szCs w:val="21"/>
+        </w:rPr>
+      </w:pPr>
+      <w:r>
+        <w:rPr>
+          <w:rFonts w:hint="eastAsia"/>
+          <w:bCs/>
+          <w:color w:val="000000"/>
+          <w:sz w:val="21"/>
+          <w:szCs w:val="21"/>
+        </w:rPr>
+        <w:t>(b) Verilog</w:t>
+      </w:r>
+      <w:r>
+        <w:rPr>
+          <w:rFonts w:hint="eastAsia"/>
+          <w:bCs/>
+          <w:color w:val="000000"/>
+          <w:sz w:val="21"/>
+          <w:szCs w:val="21"/>
+        </w:rPr>
+        <w:t>源程序</w:t>
+      </w:r>
+    </w:p>
+    <w:p>
+      <w:pPr>
+        <w:snapToGrid w:val="0"/>
+        <w:spacing w:line="240" w:lineRule="atLeast"/>
+      </w:pPr>
+      <w:r>
+        <w:rPr>
+          <w:rFonts w:ascii="Consolas" w:eastAsia="Consolas" w:hAnsi="Consolas"/>
+          <w:sz w:val="14"/>
+        </w:rPr>
+        <w:t xml:space="preserve">`timescale 1ns </w:t>
+      </w:r>
+      <w:proofErr w:type="gramStart"/>
+      <w:r>
+        <w:rPr>
+          <w:rFonts w:ascii="Consolas" w:eastAsia="Consolas" w:hAnsi="Consolas"/>
+          <w:sz w:val="14"/>
+        </w:rPr>
+        <w:t>/ 1ps</w:t>
+      </w:r>
+      <w:proofErr w:type="gramEnd"/>
+      <w:r>
+        <w:rPr>
+          <w:rFonts w:ascii="Consolas" w:eastAsia="Consolas" w:hAnsi="Consolas"/>
+          <w:sz w:val="14"/>
+        </w:rPr>
+        <w:br/>
+      </w:r>
+      <w:r>
+        <w:rPr>
+          <w:rFonts w:ascii="Consolas" w:eastAsia="Consolas" w:hAnsi="Consolas"/>
+          <w:sz w:val="14"/>
+        </w:rPr>
+        <w:br/>
+        <w:t>/</w:t>
+      </w:r>
+      <w:proofErr w:type="gramStart"/>
+      <w:r>
+        <w:rPr>
+          <w:rFonts w:ascii="Consolas" w:eastAsia="Consolas" w:hAnsi="Consolas"/>
+          <w:sz w:val="14"/>
+        </w:rPr>
+        <w:t xml:space="preserve">/ 任务4：1 位 </w:t>
+      </w:r>
+      <w:proofErr w:type="gramEnd"/>
+      <w:r>
+        <w:rPr>
+          <w:rFonts w:ascii="Consolas" w:eastAsia="Consolas" w:hAnsi="Consolas"/>
+          <w:sz w:val="14"/>
+        </w:rPr>
+        <w:t>ALU 电路</w:t>
+      </w:r>
+      <w:r>
+        <w:rPr>
+          <w:rFonts w:ascii="Consolas" w:eastAsia="Consolas" w:hAnsi="Consolas"/>
+          <w:sz w:val="14"/>
+        </w:rPr>
+        <w:br/>
+        <w:t>/</w:t>
+      </w:r>
+      <w:proofErr w:type="gramStart"/>
+      <w:r>
+        <w:rPr>
+          <w:rFonts w:ascii="Consolas" w:eastAsia="Consolas" w:hAnsi="Consolas"/>
+          <w:sz w:val="14"/>
+        </w:rPr>
+        <w:t xml:space="preserve">/ 用 </w:t>
+      </w:r>
+      <w:proofErr w:type="gramEnd"/>
+      <w:r>
+        <w:rPr>
+          <w:rFonts w:ascii="Consolas" w:eastAsia="Consolas" w:hAnsi="Consolas"/>
+          <w:sz w:val="14"/>
+        </w:rPr>
+        <w:t xml:space="preserve">Verilog HDL </w:t>
+      </w:r>
+      <w:proofErr w:type="gramStart"/>
+      <w:r>
+        <w:rPr>
+          <w:rFonts w:ascii="Consolas" w:eastAsia="Consolas" w:hAnsi="Consolas"/>
+          <w:sz w:val="14"/>
+        </w:rPr>
+        <w:t xml:space="preserve">实现 1 </w:t>
+      </w:r>
+      <w:proofErr w:type="gramEnd"/>
+      <w:r>
+        <w:rPr>
+          <w:rFonts w:ascii="Consolas" w:eastAsia="Consolas" w:hAnsi="Consolas"/>
+          <w:sz w:val="14"/>
+        </w:rPr>
+        <w:t>位 ALU 电路，支持加、减、与、或、异或非、A 非、A、B 非，并进行仿真测试。</w:t>
+      </w:r>
+      <w:r>
+        <w:rPr>
+          <w:rFonts w:ascii="Consolas" w:eastAsia="Consolas" w:hAnsi="Consolas"/>
+          <w:sz w:val="14"/>
+        </w:rPr>
+        <w:br/>
+      </w:r>
+      <w:r>
+        <w:rPr>
+          <w:rFonts w:ascii="Consolas" w:eastAsia="Consolas" w:hAnsi="Consolas"/>
+          <w:sz w:val="14"/>
+        </w:rPr>
+        <w:br/>
+        <w:t>module alu_1bit (</w:t>
+      </w:r>
+      <w:r>
+        <w:rPr>
+          <w:rFonts w:ascii="Consolas" w:eastAsia="Consolas" w:hAnsi="Consolas"/>
+          <w:sz w:val="14"/>
+        </w:rPr>
+        <w:br/>
+        <w:t xml:space="preserve">    input  wire A,</w:t>
+      </w:r>
+      <w:r>
+        <w:rPr>
+          <w:rFonts w:ascii="Consolas" w:eastAsia="Consolas" w:hAnsi="Consolas"/>
+          <w:sz w:val="14"/>
+        </w:rPr>
+        <w:br/>
+        <w:t xml:space="preserve">    input  wire B,</w:t>
+      </w:r>
+      <w:r>
+        <w:rPr>
+          <w:rFonts w:ascii="Consolas" w:eastAsia="Consolas" w:hAnsi="Consolas"/>
+          <w:sz w:val="14"/>
+        </w:rPr>
+        <w:br/>
+        <w:t xml:space="preserve">    input  wire [2:0] S,</w:t>
+      </w:r>
+      <w:r>
+        <w:rPr>
+          <w:rFonts w:ascii="Consolas" w:eastAsia="Consolas" w:hAnsi="Consolas"/>
+          <w:sz w:val="14"/>
+        </w:rPr>
+        <w:br/>
+        <w:t xml:space="preserve">    output reg  F,</w:t>
+      </w:r>
+      <w:r>
+        <w:rPr>
+          <w:rFonts w:ascii="Consolas" w:eastAsia="Consolas" w:hAnsi="Consolas"/>
+          <w:sz w:val="14"/>
+        </w:rPr>
+        <w:br/>
+        <w:t xml:space="preserve">    output reg  Cout</w:t>
+      </w:r>
+      <w:r>
+        <w:rPr>
+          <w:rFonts w:ascii="Consolas" w:eastAsia="Consolas" w:hAnsi="Consolas"/>
+          <w:sz w:val="14"/>
+        </w:rPr>
+        <w:br/>
+        <w:t>);</w:t>
+      </w:r>
+      <w:r>
+        <w:rPr>
+          <w:rFonts w:ascii="Consolas" w:eastAsia="Consolas" w:hAnsi="Consolas"/>
+          <w:sz w:val="14"/>
+        </w:rPr>
+        <w:br/>
+      </w:r>
+      <w:r>
+        <w:rPr>
+          <w:rFonts w:ascii="Consolas" w:eastAsia="Consolas" w:hAnsi="Consolas"/>
+          <w:sz w:val="14"/>
+        </w:rPr>
+        <w:br/>
+        <w:t xml:space="preserve">    always @(*) begin</w:t>
+      </w:r>
+      <w:r>
+        <w:rPr>
+          <w:rFonts w:ascii="Consolas" w:eastAsia="Consolas" w:hAnsi="Consolas"/>
+          <w:sz w:val="14"/>
+        </w:rPr>
+        <w:br/>
+        <w:t xml:space="preserve">        F = 1'b0;</w:t>
+      </w:r>
+      <w:r>
+        <w:rPr>
+          <w:rFonts w:ascii="Consolas" w:eastAsia="Consolas" w:hAnsi="Consolas"/>
+          <w:sz w:val="14"/>
+        </w:rPr>
+        <w:br/>
+        <w:t xml:space="preserve">        Cout = 1'b0;</w:t>
+      </w:r>
+      <w:r>
+        <w:rPr>
+          <w:rFonts w:ascii="Consolas" w:eastAsia="Consolas" w:hAnsi="Consolas"/>
+          <w:sz w:val="14"/>
+        </w:rPr>
+        <w:br/>
+      </w:r>
+      <w:r>
+        <w:rPr>
+          <w:rFonts w:ascii="Consolas" w:eastAsia="Consolas" w:hAnsi="Consolas"/>
+          <w:sz w:val="14"/>
+        </w:rPr>
+        <w:br/>
+        <w:t xml:space="preserve">        case (S)</w:t>
+      </w:r>
+      <w:r>
+        <w:rPr>
+          <w:rFonts w:ascii="Consolas" w:eastAsia="Consolas" w:hAnsi="Consolas"/>
+          <w:sz w:val="14"/>
+        </w:rPr>
+        <w:br/>
+        <w:t xml:space="preserve">            3'b000: {Cout, F} = {1'b0, A} + {1'b0, B};</w:t>
+      </w:r>
+      <w:r>
+        <w:rPr>
+          <w:rFonts w:ascii="Consolas" w:eastAsia="Consolas" w:hAnsi="Consolas"/>
+          <w:sz w:val="14"/>
+        </w:rPr>
+        <w:br/>
+        <w:t xml:space="preserve">            3'b001: {Cout, F} = {1'b0, A} - {1'b0, B};</w:t>
+      </w:r>
+      <w:r>
+        <w:rPr>
+          <w:rFonts w:ascii="Consolas" w:eastAsia="Consolas" w:hAnsi="Consolas"/>
+          <w:sz w:val="14"/>
+        </w:rPr>
+        <w:br/>
+        <w:t xml:space="preserve">            3'b010: F = A &amp; B;</w:t>
+      </w:r>
+      <w:r>
+        <w:rPr>
+          <w:rFonts w:ascii="Consolas" w:eastAsia="Consolas" w:hAnsi="Consolas"/>
+          <w:sz w:val="14"/>
+        </w:rPr>
+        <w:br/>
+        <w:t xml:space="preserve">            3'b011: F = A | B;</w:t>
+      </w:r>
+      <w:r>
+        <w:rPr>
+          <w:rFonts w:ascii="Consolas" w:eastAsia="Consolas" w:hAnsi="Consolas"/>
+          <w:sz w:val="14"/>
+        </w:rPr>
+        <w:br/>
+        <w:t xml:space="preserve">            3'b100: F = A ^ (~B);</w:t>
+      </w:r>
+      <w:r>
+        <w:rPr>
+          <w:rFonts w:ascii="Consolas" w:eastAsia="Consolas" w:hAnsi="Consolas"/>
+          <w:sz w:val="14"/>
+        </w:rPr>
+        <w:br/>
+        <w:t xml:space="preserve">            3'b101: F = ~A;</w:t>
+      </w:r>
+      <w:r>
+        <w:rPr>
+          <w:rFonts w:ascii="Consolas" w:eastAsia="Consolas" w:hAnsi="Consolas"/>
+          <w:sz w:val="14"/>
+        </w:rPr>
+        <w:br/>
+      </w:r>
+      <w:r>
+        <w:rPr>
+          <w:rFonts w:ascii="Consolas" w:eastAsia="Consolas" w:hAnsi="Consolas"/>
+          <w:sz w:val="14"/>
+        </w:rPr>
+        <w:lastRenderedPageBreak/>
+        <w:t xml:space="preserve">            3'b110: F = A;</w:t>
+      </w:r>
+      <w:r>
+        <w:rPr>
+          <w:rFonts w:ascii="Consolas" w:eastAsia="Consolas" w:hAnsi="Consolas"/>
+          <w:sz w:val="14"/>
+        </w:rPr>
+        <w:br/>
+        <w:t xml:space="preserve">            3'b111: F = ~B;</w:t>
+      </w:r>
+      <w:r>
+        <w:rPr>
+          <w:rFonts w:ascii="Consolas" w:eastAsia="Consolas" w:hAnsi="Consolas"/>
+          <w:sz w:val="14"/>
+        </w:rPr>
+        <w:br/>
+        <w:t xml:space="preserve">            default: begin</w:t>
+      </w:r>
+      <w:r>
+        <w:rPr>
+          <w:rFonts w:ascii="Consolas" w:eastAsia="Consolas" w:hAnsi="Consolas"/>
+          <w:sz w:val="14"/>
+        </w:rPr>
+        <w:br/>
+        <w:t xml:space="preserve">                F = 1'b0;</w:t>
+      </w:r>
+      <w:r>
+        <w:rPr>
+          <w:rFonts w:ascii="Consolas" w:eastAsia="Consolas" w:hAnsi="Consolas"/>
+          <w:sz w:val="14"/>
+        </w:rPr>
+        <w:br/>
+        <w:t xml:space="preserve">                Cout = 1'b0;</w:t>
+      </w:r>
+      <w:r>
+        <w:rPr>
+          <w:rFonts w:ascii="Consolas" w:eastAsia="Consolas" w:hAnsi="Consolas"/>
+          <w:sz w:val="14"/>
+        </w:rPr>
+        <w:br/>
+        <w:t xml:space="preserve">            end</w:t>
+      </w:r>
+      <w:r>
+        <w:rPr>
+          <w:rFonts w:ascii="Consolas" w:eastAsia="Consolas" w:hAnsi="Consolas"/>
+          <w:sz w:val="14"/>
+        </w:rPr>
+        <w:br/>
+        <w:t xml:space="preserve">        endcase</w:t>
+      </w:r>
+      <w:r>
+        <w:rPr>
+          <w:rFonts w:ascii="Consolas" w:eastAsia="Consolas" w:hAnsi="Consolas"/>
+          <w:sz w:val="14"/>
+        </w:rPr>
+        <w:br/>
+        <w:t xml:space="preserve">    end</w:t>
+      </w:r>
+      <w:r>
+        <w:rPr>
+          <w:rFonts w:ascii="Consolas" w:eastAsia="Consolas" w:hAnsi="Consolas"/>
+          <w:sz w:val="14"/>
+        </w:rPr>
+        <w:br/>
+      </w:r>
+      <w:r>
+        <w:rPr>
+          <w:rFonts w:ascii="Consolas" w:eastAsia="Consolas" w:hAnsi="Consolas"/>
+          <w:sz w:val="14"/>
+        </w:rPr>
+        <w:br/>
+        <w:t>endmodule</w:t>
+      </w:r>
+    </w:p>
+    <w:p>
+      <w:pPr>
+        <w:rPr>
+          <w:bCs/>
+          <w:color w:val="000000"/>
+          <w:sz w:val="21"/>
+          <w:szCs w:val="21"/>
+        </w:rPr>
+      </w:pPr>
+    </w:p>
+    <w:p>
+      <w:pPr>
+        <w:rPr>
+          <w:bCs/>
+          <w:color w:val="000000"/>
+          <w:sz w:val="21"/>
+          <w:szCs w:val="21"/>
+        </w:rPr>
+      </w:pPr>
+      <w:r>
+        <w:rPr>
+          <w:rFonts w:hint="eastAsia"/>
+          <w:bCs/>
+          <w:color w:val="000000"/>
+          <w:sz w:val="21"/>
+          <w:szCs w:val="21"/>
+        </w:rPr>
+        <w:t>(c) RTL</w:t>
+      </w:r>
+      <w:r>
+        <w:rPr>
+          <w:rFonts w:hint="eastAsia"/>
+          <w:bCs/>
+          <w:color w:val="000000"/>
+          <w:sz w:val="21"/>
+          <w:szCs w:val="21"/>
+        </w:rPr>
+        <w:t>视图</w:t>
+      </w:r>
+    </w:p>
+    <w:p>
+      <w:pPr>
+        <w:rPr>
+          <w:bCs/>
+          <w:color w:val="000000"/>
+          <w:sz w:val="21"/>
+          <w:szCs w:val="21"/>
+        </w:rPr>
+      </w:pPr>
+      <w:r>
+        <w:rPr>
+          <w:noProof/>
+        </w:rPr>
+        <w:pict w14:anchorId="0C18D48A">
+          <v:shape id="RTL schematic" o:spid="_x0000_i1028" type="#_x0000_t75" alt="rtl_schematic_full.svg" style="width:6in;height:466.5pt;visibility:visible" o:gfxdata="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">
+            <v:imagedata r:id="rId16" o:title=""/>
+          </v:shape>
+        </w:pict>
+      </w:r>
+    </w:p>
+    <w:p>
+      <w:pPr>
+        <w:rPr>
+          <w:bCs/>
+          <w:color w:val="000000"/>
+          <w:sz w:val="21"/>
+          <w:szCs w:val="21"/>
+        </w:rPr>
+      </w:pPr>
+    </w:p>
+    <w:p>
+      <w:pPr>
+        <w:rPr>
+          <w:bCs/>
+          <w:color w:val="000000"/>
+          <w:sz w:val="21"/>
+          <w:szCs w:val="21"/>
+        </w:rPr>
+      </w:pPr>
+      <w:r>
+        <w:rPr>
+          <w:rFonts w:hint="eastAsia"/>
+          <w:bCs/>
+          <w:color w:val="000000"/>
+          <w:sz w:val="21"/>
+          <w:szCs w:val="21"/>
+        </w:rPr>
+        <w:t>(d) ModelSim</w:t>
+      </w:r>
+      <w:r>
+        <w:rPr>
+          <w:rFonts w:hint="eastAsia"/>
+          <w:bCs/>
+          <w:color w:val="000000"/>
+          <w:sz w:val="21"/>
+          <w:szCs w:val="21"/>
+        </w:rPr>
+        <w:t>源程序</w:t>
+      </w:r>
+    </w:p>
+    <w:p>
+      <w:pPr>
+        <w:spacing w:after="40"/>
+        <w:rPr>
+          <w:bCs/>
+          <w:color w:val="000000"/>
+          <w:sz w:val="21"/>
+          <w:szCs w:val="21"/>
+        </w:rPr>
+      </w:pPr>
+      <w:r>
+        <w:rPr>
+          <w:bCs/>
+          <w:color w:val="000000"/>
+          <w:sz w:val="21"/>
+          <w:szCs w:val="21"/>
+        </w:rPr>
+        <w:t>文件：</w:t>
+      </w:r>
+      <w:r>
+        <w:rPr>
+          <w:bCs/>
+          <w:color w:val="000000"/>
+          <w:sz w:val="21"/>
+          <w:szCs w:val="21"/>
+        </w:rPr>
+        <w:t>lab1/task4/sim/tb_alu_1bit.v</w:t>
+      </w:r>
+    </w:p>
+    <w:p>
+      <w:pPr>
+        <w:spacing w:after="40"/>
+        <w:rPr>
+          <w:bCs/>
+          <w:color w:val="000000"/>
+          <w:sz w:val="21"/>
+          <w:szCs w:val="21"/>
+        </w:rPr>
+      </w:pPr>
+    </w:p>
+    <w:p>
+      <w:pPr>
+        <w:snapToGrid w:val="0"/>
+        <w:spacing w:line="240" w:lineRule="atLeast"/>
+      </w:pPr>
+      <w:r>
+        <w:rPr>
+          <w:rFonts w:ascii="Consolas" w:eastAsia="Consolas" w:hAnsi="Consolas"/>
+          <w:sz w:val="14"/>
+        </w:rPr>
+        <w:t>`timescale 1ns / 1ps</w:t>
+      </w:r>
+      <w:r>
+        <w:rPr>
+          <w:rFonts w:ascii="Consolas" w:eastAsia="Consolas" w:hAnsi="Consolas"/>
+          <w:sz w:val="14"/>
+        </w:rPr>
+        <w:br/>
+      </w:r>
+      <w:r>
+        <w:rPr>
+          <w:rFonts w:ascii="Consolas" w:eastAsia="Consolas" w:hAnsi="Consolas"/>
+          <w:sz w:val="14"/>
+        </w:rPr>
+        <w:br/>
+        <w:t>// Self-checking testbench for 任务4：1 位 ALU 电路.</w:t>
+      </w:r>
+      <w:r>
+        <w:rPr>
+          <w:rFonts w:ascii="Consolas" w:eastAsia="Consolas" w:hAnsi="Consolas"/>
+          <w:sz w:val="14"/>
+        </w:rPr>
+        <w:br/>
+      </w:r>
+      <w:r>
+        <w:rPr>
+          <w:rFonts w:ascii="Consolas" w:eastAsia="Consolas" w:hAnsi="Consolas"/>
+          <w:sz w:val="14"/>
+        </w:rPr>
+        <w:br/>
+        <w:t>module tb_alu_1bit;</w:t>
+      </w:r>
+      <w:r>
+        <w:rPr>
+          <w:rFonts w:ascii="Consolas" w:eastAsia="Consolas" w:hAnsi="Consolas"/>
+          <w:sz w:val="14"/>
+        </w:rPr>
+        <w:br/>
+      </w:r>
+      <w:r>
+        <w:rPr>
+          <w:rFonts w:ascii="Consolas" w:eastAsia="Consolas" w:hAnsi="Consolas"/>
+          <w:sz w:val="14"/>
+        </w:rPr>
+        <w:br/>
+        <w:t xml:space="preserve">    reg A;</w:t>
+      </w:r>
+      <w:r>
+        <w:rPr>
+          <w:rFonts w:ascii="Consolas" w:eastAsia="Consolas" w:hAnsi="Consolas"/>
+          <w:sz w:val="14"/>
+        </w:rPr>
+        <w:br/>
+        <w:t xml:space="preserve">    reg B;</w:t>
+      </w:r>
+      <w:r>
+        <w:rPr>
+          <w:rFonts w:ascii="Consolas" w:eastAsia="Consolas" w:hAnsi="Consolas"/>
+          <w:sz w:val="14"/>
+        </w:rPr>
+        <w:br/>
+        <w:t xml:space="preserve">    reg [2:0] S;</w:t>
+      </w:r>
+      <w:r>
+        <w:rPr>
+          <w:rFonts w:ascii="Consolas" w:eastAsia="Consolas" w:hAnsi="Consolas"/>
+          <w:sz w:val="14"/>
+        </w:rPr>
+        <w:br/>
+      </w:r>
+      <w:r>
+        <w:rPr>
+          <w:rFonts w:ascii="Consolas" w:eastAsia="Consolas" w:hAnsi="Consolas"/>
+          <w:sz w:val="14"/>
+        </w:rPr>
+        <w:br/>
+        <w:t xml:space="preserve">    wire F;</w:t>
+      </w:r>
+      <w:r>
+        <w:rPr>
+          <w:rFonts w:ascii="Consolas" w:eastAsia="Consolas" w:hAnsi="Consolas"/>
+          <w:sz w:val="14"/>
+        </w:rPr>
+        <w:br/>
+        <w:t xml:space="preserve">    wire Cout;</w:t>
+      </w:r>
+      <w:r>
+        <w:rPr>
+          <w:rFonts w:ascii="Consolas" w:eastAsia="Consolas" w:hAnsi="Consolas"/>
+          <w:sz w:val="14"/>
+        </w:rPr>
+        <w:br/>
+      </w:r>
+      <w:r>
+        <w:rPr>
+          <w:rFonts w:ascii="Consolas" w:eastAsia="Consolas" w:hAnsi="Consolas"/>
+          <w:sz w:val="14"/>
+        </w:rPr>
+        <w:br/>
+        <w:t xml:space="preserve">    integer ai;</w:t>
+      </w:r>
+      <w:r>
+        <w:rPr>
+          <w:rFonts w:ascii="Consolas" w:eastAsia="Consolas" w:hAnsi="Consolas"/>
+          <w:sz w:val="14"/>
+        </w:rPr>
+        <w:br/>
+        <w:t xml:space="preserve">    integer bi;</w:t>
+      </w:r>
+      <w:r>
+        <w:rPr>
+          <w:rFonts w:ascii="Consolas" w:eastAsia="Consolas" w:hAnsi="Consolas"/>
+          <w:sz w:val="14"/>
+        </w:rPr>
+        <w:br/>
+        <w:t xml:space="preserve">    integer si;</w:t>
+      </w:r>
+      <w:r>
+        <w:rPr>
+          <w:rFonts w:ascii="Consolas" w:eastAsia="Consolas" w:hAnsi="Consolas"/>
+          <w:sz w:val="14"/>
+        </w:rPr>
+        <w:br/>
+        <w:t xml:space="preserve">    integer error_count;</w:t>
+      </w:r>
+      <w:r>
+        <w:rPr>
+          <w:rFonts w:ascii="Consolas" w:eastAsia="Consolas" w:hAnsi="Consolas"/>
+          <w:sz w:val="14"/>
+        </w:rPr>
+        <w:br/>
+        <w:t xml:space="preserve">    reg expected_f;</w:t>
+      </w:r>
+      <w:r>
+        <w:rPr>
+          <w:rFonts w:ascii="Consolas" w:eastAsia="Consolas" w:hAnsi="Consolas"/>
+          <w:sz w:val="14"/>
+        </w:rPr>
+        <w:br/>
+        <w:t xml:space="preserve">    reg expected_cout;</w:t>
+      </w:r>
+      <w:r>
+        <w:rPr>
+          <w:rFonts w:ascii="Consolas" w:eastAsia="Consolas" w:hAnsi="Consolas"/>
+          <w:sz w:val="14"/>
+        </w:rPr>
+        <w:br/>
+      </w:r>
+      <w:r>
+        <w:rPr>
+          <w:rFonts w:ascii="Consolas" w:eastAsia="Consolas" w:hAnsi="Consolas"/>
+          <w:sz w:val="14"/>
+        </w:rPr>
+        <w:br/>
+        <w:t xml:space="preserve">    alu_1bit uut (</w:t>
+      </w:r>
+      <w:r>
+        <w:rPr>
+          <w:rFonts w:ascii="Consolas" w:eastAsia="Consolas" w:hAnsi="Consolas"/>
+          <w:sz w:val="14"/>
+        </w:rPr>
+        <w:br/>
+        <w:t xml:space="preserve">        .A(A),</w:t>
+      </w:r>
+      <w:r>
+        <w:rPr>
+          <w:rFonts w:ascii="Consolas" w:eastAsia="Consolas" w:hAnsi="Consolas"/>
+          <w:sz w:val="14"/>
+        </w:rPr>
+        <w:br/>
+        <w:t xml:space="preserve">        .B(B),</w:t>
+      </w:r>
+      <w:r>
+        <w:rPr>
+          <w:rFonts w:ascii="Consolas" w:eastAsia="Consolas" w:hAnsi="Consolas"/>
+          <w:sz w:val="14"/>
+        </w:rPr>
+        <w:br/>
+        <w:t xml:space="preserve">        .S(S),</w:t>
+      </w:r>
+      <w:r>
+        <w:rPr>
+          <w:rFonts w:ascii="Consolas" w:eastAsia="Consolas" w:hAnsi="Consolas"/>
+          <w:sz w:val="14"/>
+        </w:rPr>
+        <w:br/>
+        <w:t xml:space="preserve">        .F(F),</w:t>
+      </w:r>
+      <w:r>
+        <w:rPr>
+          <w:rFonts w:ascii="Consolas" w:eastAsia="Consolas" w:hAnsi="Consolas"/>
+          <w:sz w:val="14"/>
+        </w:rPr>
+        <w:br/>
+        <w:t xml:space="preserve">        .Cout(Cout)</w:t>
+      </w:r>
+      <w:r>
+        <w:rPr>
+          <w:rFonts w:ascii="Consolas" w:eastAsia="Consolas" w:hAnsi="Consolas"/>
+          <w:sz w:val="14"/>
+        </w:rPr>
+        <w:br/>
+        <w:t xml:space="preserve">    );</w:t>
+      </w:r>
+      <w:r>
+        <w:rPr>
+          <w:rFonts w:ascii="Consolas" w:eastAsia="Consolas" w:hAnsi="Consolas"/>
+          <w:sz w:val="14"/>
+        </w:rPr>
+        <w:br/>
+      </w:r>
+      <w:r>
+        <w:rPr>
+          <w:rFonts w:ascii="Consolas" w:eastAsia="Consolas" w:hAnsi="Consolas"/>
+          <w:sz w:val="14"/>
+        </w:rPr>
+        <w:br/>
+        <w:t xml:space="preserve">    task expected_for;</w:t>
+      </w:r>
+      <w:r>
+        <w:rPr>
+          <w:rFonts w:ascii="Consolas" w:eastAsia="Consolas" w:hAnsi="Consolas"/>
+          <w:sz w:val="14"/>
+        </w:rPr>
+        <w:br/>
+        <w:t xml:space="preserve">        input a_in;</w:t>
+      </w:r>
+      <w:r>
+        <w:rPr>
+          <w:rFonts w:ascii="Consolas" w:eastAsia="Consolas" w:hAnsi="Consolas"/>
+          <w:sz w:val="14"/>
+        </w:rPr>
+        <w:br/>
+        <w:t xml:space="preserve">        input b_in;</w:t>
+      </w:r>
+      <w:r>
+        <w:rPr>
+          <w:rFonts w:ascii="Consolas" w:eastAsia="Consolas" w:hAnsi="Consolas"/>
+          <w:sz w:val="14"/>
+        </w:rPr>
+        <w:br/>
+        <w:t xml:space="preserve">        input [2:0] s_in;</w:t>
+      </w:r>
+      <w:r>
+        <w:rPr>
+          <w:rFonts w:ascii="Consolas" w:eastAsia="Consolas" w:hAnsi="Consolas"/>
+          <w:sz w:val="14"/>
+        </w:rPr>
+        <w:br/>
+        <w:t xml:space="preserve">        output f_out;</w:t>
+      </w:r>
+      <w:r>
+        <w:rPr>
+          <w:rFonts w:ascii="Consolas" w:eastAsia="Consolas" w:hAnsi="Consolas"/>
+          <w:sz w:val="14"/>
+        </w:rPr>
+        <w:br/>
+        <w:t xml:space="preserve">        output cout_out;</w:t>
+      </w:r>
+      <w:r>
+        <w:rPr>
+          <w:rFonts w:ascii="Consolas" w:eastAsia="Consolas" w:hAnsi="Consolas"/>
+          <w:sz w:val="14"/>
+        </w:rPr>
+        <w:br/>
+        <w:t xml:space="preserve">        begin</w:t>
+      </w:r>
+      <w:r>
+        <w:rPr>
+          <w:rFonts w:ascii="Consolas" w:eastAsia="Consolas" w:hAnsi="Consolas"/>
+          <w:sz w:val="14"/>
+        </w:rPr>
+        <w:br/>
+        <w:t xml:space="preserve">            f_out = 1'b0;</w:t>
+      </w:r>
+      <w:r>
+        <w:rPr>
+          <w:rFonts w:ascii="Consolas" w:eastAsia="Consolas" w:hAnsi="Consolas"/>
+          <w:sz w:val="14"/>
+        </w:rPr>
+        <w:br/>
+        <w:t xml:space="preserve">            cout_out = 1'b0;</w:t>
+      </w:r>
+      <w:r>
+        <w:rPr>
+          <w:rFonts w:ascii="Consolas" w:eastAsia="Consolas" w:hAnsi="Consolas"/>
+          <w:sz w:val="14"/>
+        </w:rPr>
+        <w:br/>
+      </w:r>
+      <w:r>
+        <w:rPr>
+          <w:rFonts w:ascii="Consolas" w:eastAsia="Consolas" w:hAnsi="Consolas"/>
+          <w:sz w:val="14"/>
+        </w:rPr>
+        <w:br/>
+        <w:t xml:space="preserve">            case (s_in)</w:t>
+      </w:r>
+      <w:r>
+        <w:rPr>
+          <w:rFonts w:ascii="Consolas" w:eastAsia="Consolas" w:hAnsi="Consolas"/>
+          <w:sz w:val="14"/>
+        </w:rPr>
+        <w:br/>
+        <w:t xml:space="preserve">                3'b000: {cout_out, f_out} = {1'b0, a_in} + {1'b0, b_in};</w:t>
+      </w:r>
+      <w:r>
+        <w:rPr>
+          <w:rFonts w:ascii="Consolas" w:eastAsia="Consolas" w:hAnsi="Consolas"/>
+          <w:sz w:val="14"/>
+        </w:rPr>
+        <w:br/>
+        <w:t xml:space="preserve">                3'b001: {cout_out, f_out} = {1'b0, a_in} - {1'b0, b_in};</w:t>
+      </w:r>
+      <w:r>
+        <w:rPr>
+          <w:rFonts w:ascii="Consolas" w:eastAsia="Consolas" w:hAnsi="Consolas"/>
+          <w:sz w:val="14"/>
+        </w:rPr>
+        <w:br/>
+        <w:t xml:space="preserve">                3'b010: f_out = a_in &amp; b_in;</w:t>
+      </w:r>
+      <w:r>
+        <w:rPr>
+          <w:rFonts w:ascii="Consolas" w:eastAsia="Consolas" w:hAnsi="Consolas"/>
+          <w:sz w:val="14"/>
+        </w:rPr>
+        <w:br/>
+        <w:t xml:space="preserve">                3'b011: f_out = a_in | b_in;</w:t>
+      </w:r>
+      <w:r>
+        <w:rPr>
+          <w:rFonts w:ascii="Consolas" w:eastAsia="Consolas" w:hAnsi="Consolas"/>
+          <w:sz w:val="14"/>
+        </w:rPr>
+        <w:br/>
+        <w:t xml:space="preserve">                3'b100: f_out = a_in ^ (~b_in);</w:t>
+      </w:r>
+      <w:r>
+        <w:rPr>
+          <w:rFonts w:ascii="Consolas" w:eastAsia="Consolas" w:hAnsi="Consolas"/>
+          <w:sz w:val="14"/>
+        </w:rPr>
+        <w:br/>
+        <w:t xml:space="preserve">                3'b101: f_out = ~a_in;</w:t>
+      </w:r>
+      <w:r>
+        <w:rPr>
+          <w:rFonts w:ascii="Consolas" w:eastAsia="Consolas" w:hAnsi="Consolas"/>
+          <w:sz w:val="14"/>
+        </w:rPr>
+        <w:br/>
+        <w:t xml:space="preserve">                3'b110: f_out = a_in;</w:t>
+      </w:r>
+      <w:r>
+        <w:rPr>
+          <w:rFonts w:ascii="Consolas" w:eastAsia="Consolas" w:hAnsi="Consolas"/>
+          <w:sz w:val="14"/>
+        </w:rPr>
+        <w:br/>
+        <w:t xml:space="preserve">                3'b111: f_out = ~b_in;</w:t>
+      </w:r>
+      <w:r>
+        <w:rPr>
+          <w:rFonts w:ascii="Consolas" w:eastAsia="Consolas" w:hAnsi="Consolas"/>
+          <w:sz w:val="14"/>
+        </w:rPr>
+        <w:br/>
+        <w:t xml:space="preserve">                default: begin</w:t>
+      </w:r>
+      <w:r>
+        <w:rPr>
+          <w:rFonts w:ascii="Consolas" w:eastAsia="Consolas" w:hAnsi="Consolas"/>
+          <w:sz w:val="14"/>
+        </w:rPr>
+        <w:br/>
+        <w:t xml:space="preserve">                    f_out = 1'b0;</w:t>
+      </w:r>
+      <w:r>
+        <w:rPr>
+          <w:rFonts w:ascii="Consolas" w:eastAsia="Consolas" w:hAnsi="Consolas"/>
+          <w:sz w:val="14"/>
+        </w:rPr>
+        <w:br/>
+        <w:t xml:space="preserve">                    cout_out = 1'b0;</w:t>
+      </w:r>
+      <w:r>
+        <w:rPr>
+          <w:rFonts w:ascii="Consolas" w:eastAsia="Consolas" w:hAnsi="Consolas"/>
+          <w:sz w:val="14"/>
+        </w:rPr>
+        <w:br/>
+        <w:t xml:space="preserve">                end</w:t>
+      </w:r>
+      <w:r>
+        <w:rPr>
+          <w:rFonts w:ascii="Consolas" w:eastAsia="Consolas" w:hAnsi="Consolas"/>
+          <w:sz w:val="14"/>
+        </w:rPr>
+        <w:br/>
+        <w:t xml:space="preserve">            endcase</w:t>
+      </w:r>
+      <w:r>
+        <w:rPr>
+          <w:rFonts w:ascii="Consolas" w:eastAsia="Consolas" w:hAnsi="Consolas"/>
+          <w:sz w:val="14"/>
+        </w:rPr>
+        <w:br/>
+        <w:t xml:space="preserve">        end</w:t>
+      </w:r>
+      <w:r>
+        <w:rPr>
+          <w:rFonts w:ascii="Consolas" w:eastAsia="Consolas" w:hAnsi="Consolas"/>
+          <w:sz w:val="14"/>
+        </w:rPr>
+        <w:br/>
+        <w:t xml:space="preserve">    endtask</w:t>
+      </w:r>
+      <w:r>
+        <w:rPr>
+          <w:rFonts w:ascii="Consolas" w:eastAsia="Consolas" w:hAnsi="Consolas"/>
+          <w:sz w:val="14"/>
+        </w:rPr>
+        <w:br/>
+      </w:r>
+      <w:r>
+        <w:rPr>
+          <w:rFonts w:ascii="Consolas" w:eastAsia="Consolas" w:hAnsi="Consolas"/>
+          <w:sz w:val="14"/>
+        </w:rPr>
+        <w:br/>
+        <w:t xml:space="preserve">    task check_result;</w:t>
+      </w:r>
+      <w:r>
+        <w:rPr>
+          <w:rFonts w:ascii="Consolas" w:eastAsia="Consolas" w:hAnsi="Consolas"/>
+          <w:sz w:val="14"/>
+        </w:rPr>
+        <w:br/>
+      </w:r>
+      <w:r>
+        <w:rPr>
+          <w:rFonts w:ascii="Consolas" w:eastAsia="Consolas" w:hAnsi="Consolas"/>
+          <w:sz w:val="14"/>
+        </w:rPr>
+        <w:lastRenderedPageBreak/>
+        <w:t xml:space="preserve">        input exp_f;</w:t>
+      </w:r>
+      <w:r>
+        <w:rPr>
+          <w:rFonts w:ascii="Consolas" w:eastAsia="Consolas" w:hAnsi="Consolas"/>
+          <w:sz w:val="14"/>
+        </w:rPr>
+        <w:br/>
+        <w:t xml:space="preserve">        input exp_cout;</w:t>
+      </w:r>
+      <w:r>
+        <w:rPr>
+          <w:rFonts w:ascii="Consolas" w:eastAsia="Consolas" w:hAnsi="Consolas"/>
+          <w:sz w:val="14"/>
+        </w:rPr>
+        <w:br/>
+        <w:t xml:space="preserve">        begin</w:t>
+      </w:r>
+      <w:r>
+        <w:rPr>
+          <w:rFonts w:ascii="Consolas" w:eastAsia="Consolas" w:hAnsi="Consolas"/>
+          <w:sz w:val="14"/>
+        </w:rPr>
+        <w:br/>
+        <w:t xml:space="preserve">            #1;</w:t>
+      </w:r>
+      <w:r>
+        <w:rPr>
+          <w:rFonts w:ascii="Consolas" w:eastAsia="Consolas" w:hAnsi="Consolas"/>
+          <w:sz w:val="14"/>
+        </w:rPr>
+        <w:br/>
+        <w:t xml:space="preserve">            if (F !== exp_f || Cout !== exp_cout) begin</w:t>
+      </w:r>
+      <w:r>
+        <w:rPr>
+          <w:rFonts w:ascii="Consolas" w:eastAsia="Consolas" w:hAnsi="Consolas"/>
+          <w:sz w:val="14"/>
+        </w:rPr>
+        <w:br/>
+        <w:t xml:space="preserve">                $display("ERROR time=%0t A=%b B=%b S=%b F=%b Cout=%b expected F=%b Cout=%b",</w:t>
+      </w:r>
+      <w:r>
+        <w:rPr>
+          <w:rFonts w:ascii="Consolas" w:eastAsia="Consolas" w:hAnsi="Consolas"/>
+          <w:sz w:val="14"/>
+        </w:rPr>
+        <w:br/>
+        <w:t xml:space="preserve">                         $time, A, B, S, F, Cout, exp_f, exp_cout);</w:t>
+      </w:r>
+      <w:r>
+        <w:rPr>
+          <w:rFonts w:ascii="Consolas" w:eastAsia="Consolas" w:hAnsi="Consolas"/>
+          <w:sz w:val="14"/>
+        </w:rPr>
+        <w:br/>
+        <w:t xml:space="preserve">                error_count = error_count + 1;</w:t>
+      </w:r>
+      <w:r>
+        <w:rPr>
+          <w:rFonts w:ascii="Consolas" w:eastAsia="Consolas" w:hAnsi="Consolas"/>
+          <w:sz w:val="14"/>
+        </w:rPr>
+        <w:br/>
+        <w:t xml:space="preserve">            end else begin</w:t>
+      </w:r>
+      <w:r>
+        <w:rPr>
+          <w:rFonts w:ascii="Consolas" w:eastAsia="Consolas" w:hAnsi="Consolas"/>
+          <w:sz w:val="14"/>
+        </w:rPr>
+        <w:br/>
+        <w:t xml:space="preserve">                $display("PASS  time=%0t A=%b B=%b S=%b F=%b Cout=%b",</w:t>
+      </w:r>
+      <w:r>
+        <w:rPr>
+          <w:rFonts w:ascii="Consolas" w:eastAsia="Consolas" w:hAnsi="Consolas"/>
+          <w:sz w:val="14"/>
+        </w:rPr>
+        <w:br/>
+        <w:t xml:space="preserve">                         $time, A, B, S, F, Cout);</w:t>
+      </w:r>
+      <w:r>
+        <w:rPr>
+          <w:rFonts w:ascii="Consolas" w:eastAsia="Consolas" w:hAnsi="Consolas"/>
+          <w:sz w:val="14"/>
+        </w:rPr>
+        <w:br/>
+        <w:t xml:space="preserve">            end</w:t>
+      </w:r>
+      <w:r>
+        <w:rPr>
+          <w:rFonts w:ascii="Consolas" w:eastAsia="Consolas" w:hAnsi="Consolas"/>
+          <w:sz w:val="14"/>
+        </w:rPr>
+        <w:br/>
+        <w:t xml:space="preserve">        end</w:t>
+      </w:r>
+      <w:r>
+        <w:rPr>
+          <w:rFonts w:ascii="Consolas" w:eastAsia="Consolas" w:hAnsi="Consolas"/>
+          <w:sz w:val="14"/>
+        </w:rPr>
+        <w:br/>
+        <w:t xml:space="preserve">    endtask</w:t>
+      </w:r>
+      <w:r>
+        <w:rPr>
+          <w:rFonts w:ascii="Consolas" w:eastAsia="Consolas" w:hAnsi="Consolas"/>
+          <w:sz w:val="14"/>
+        </w:rPr>
+        <w:br/>
+      </w:r>
+      <w:r>
+        <w:rPr>
+          <w:rFonts w:ascii="Consolas" w:eastAsia="Consolas" w:hAnsi="Consolas"/>
+          <w:sz w:val="14"/>
+        </w:rPr>
+        <w:br/>
+        <w:t xml:space="preserve">    initial begin</w:t>
+      </w:r>
+      <w:r>
+        <w:rPr>
+          <w:rFonts w:ascii="Consolas" w:eastAsia="Consolas" w:hAnsi="Consolas"/>
+          <w:sz w:val="14"/>
+        </w:rPr>
+        <w:br/>
+        <w:t xml:space="preserve">        error_count = 0;</w:t>
+      </w:r>
+      <w:r>
+        <w:rPr>
+          <w:rFonts w:ascii="Consolas" w:eastAsia="Consolas" w:hAnsi="Consolas"/>
+          <w:sz w:val="14"/>
+        </w:rPr>
+        <w:br/>
+      </w:r>
+      <w:r>
+        <w:rPr>
+          <w:rFonts w:ascii="Consolas" w:eastAsia="Consolas" w:hAnsi="Consolas"/>
+          <w:sz w:val="14"/>
+        </w:rPr>
+        <w:br/>
+        <w:t xml:space="preserve">        for (si = 0; si &lt; 8; si = si + 1) begin</w:t>
+      </w:r>
+      <w:r>
+        <w:rPr>
+          <w:rFonts w:ascii="Consolas" w:eastAsia="Consolas" w:hAnsi="Consolas"/>
+          <w:sz w:val="14"/>
+        </w:rPr>
+        <w:br/>
+        <w:t xml:space="preserve">            for (ai = 0; ai &lt; 2; ai = ai + 1) begin</w:t>
+      </w:r>
+      <w:r>
+        <w:rPr>
+          <w:rFonts w:ascii="Consolas" w:eastAsia="Consolas" w:hAnsi="Consolas"/>
+          <w:sz w:val="14"/>
+        </w:rPr>
+        <w:br/>
+        <w:t xml:space="preserve">                for (bi = 0; bi &lt; 2; bi = bi + 1) begin</w:t>
+      </w:r>
+      <w:r>
+        <w:rPr>
+          <w:rFonts w:ascii="Consolas" w:eastAsia="Consolas" w:hAnsi="Consolas"/>
+          <w:sz w:val="14"/>
+        </w:rPr>
+        <w:br/>
+        <w:t xml:space="preserve">                    S = si[2:0];</w:t>
+      </w:r>
+      <w:r>
+        <w:rPr>
+          <w:rFonts w:ascii="Consolas" w:eastAsia="Consolas" w:hAnsi="Consolas"/>
+          <w:sz w:val="14"/>
+        </w:rPr>
+        <w:br/>
+        <w:t xml:space="preserve">                    A = ai[0];</w:t>
+      </w:r>
+      <w:r>
+        <w:rPr>
+          <w:rFonts w:ascii="Consolas" w:eastAsia="Consolas" w:hAnsi="Consolas"/>
+          <w:sz w:val="14"/>
+        </w:rPr>
+        <w:br/>
+        <w:t xml:space="preserve">                    B = bi[0];</w:t>
+      </w:r>
+      <w:r>
+        <w:rPr>
+          <w:rFonts w:ascii="Consolas" w:eastAsia="Consolas" w:hAnsi="Consolas"/>
+          <w:sz w:val="14"/>
+        </w:rPr>
+        <w:br/>
+        <w:t xml:space="preserve">                    expected_for(A, B, S, expected_f, expected_cout);</w:t>
+      </w:r>
+      <w:r>
+        <w:rPr>
+          <w:rFonts w:ascii="Consolas" w:eastAsia="Consolas" w:hAnsi="Consolas"/>
+          <w:sz w:val="14"/>
+        </w:rPr>
+        <w:br/>
+        <w:t xml:space="preserve">                    #10; check_result(expected_f, expected_cout);</w:t>
+      </w:r>
+      <w:r>
+        <w:rPr>
+          <w:rFonts w:ascii="Consolas" w:eastAsia="Consolas" w:hAnsi="Consolas"/>
+          <w:sz w:val="14"/>
+        </w:rPr>
+        <w:br/>
+        <w:t xml:space="preserve">                end</w:t>
+      </w:r>
+      <w:r>
+        <w:rPr>
+          <w:rFonts w:ascii="Consolas" w:eastAsia="Consolas" w:hAnsi="Consolas"/>
+          <w:sz w:val="14"/>
+        </w:rPr>
+        <w:br/>
+        <w:t xml:space="preserve">            end</w:t>
+      </w:r>
+      <w:r>
+        <w:rPr>
+          <w:rFonts w:ascii="Consolas" w:eastAsia="Consolas" w:hAnsi="Consolas"/>
+          <w:sz w:val="14"/>
+        </w:rPr>
+        <w:br/>
+        <w:t xml:space="preserve">        end</w:t>
+      </w:r>
+      <w:r>
+        <w:rPr>
+          <w:rFonts w:ascii="Consolas" w:eastAsia="Consolas" w:hAnsi="Consolas"/>
+          <w:sz w:val="14"/>
+        </w:rPr>
+        <w:br/>
+      </w:r>
+      <w:r>
+        <w:rPr>
+          <w:rFonts w:ascii="Consolas" w:eastAsia="Consolas" w:hAnsi="Consolas"/>
+          <w:sz w:val="14"/>
+        </w:rPr>
+        <w:br/>
+        <w:t xml:space="preserve">        if (error_count == 0) begin</w:t>
+      </w:r>
+      <w:r>
+        <w:rPr>
+          <w:rFonts w:ascii="Consolas" w:eastAsia="Consolas" w:hAnsi="Consolas"/>
+          <w:sz w:val="14"/>
+        </w:rPr>
+        <w:br/>
+        <w:t xml:space="preserve">            $display("========================================");</w:t>
+      </w:r>
+      <w:r>
+        <w:rPr>
+          <w:rFonts w:ascii="Consolas" w:eastAsia="Consolas" w:hAnsi="Consolas"/>
+          <w:sz w:val="14"/>
+        </w:rPr>
+        <w:br/>
+        <w:t xml:space="preserve">            $display("Simulation PASSED. No errors found.");</w:t>
+      </w:r>
+      <w:r>
+        <w:rPr>
+          <w:rFonts w:ascii="Consolas" w:eastAsia="Consolas" w:hAnsi="Consolas"/>
+          <w:sz w:val="14"/>
+        </w:rPr>
+        <w:br/>
+        <w:t xml:space="preserve">            $</w:t>
+      </w:r>
+      <w:proofErr w:type="gramStart"/>
+      <w:r>
+        <w:rPr>
+          <w:rFonts w:ascii="Consolas" w:eastAsia="Consolas" w:hAnsi="Consolas"/>
+          <w:sz w:val="14"/>
+        </w:rPr>
+        <w:t>display(</w:t>
+      </w:r>
+      <w:proofErr w:type="gramEnd"/>
+      <w:r>
+        <w:rPr>
+          <w:rFonts w:ascii="Consolas" w:eastAsia="Consolas" w:hAnsi="Consolas"/>
+          <w:sz w:val="14"/>
+        </w:rPr>
+        <w:t>"========================================");</w:t>
+      </w:r>
+      <w:r>
+        <w:rPr>
+          <w:rFonts w:ascii="Consolas" w:eastAsia="Consolas" w:hAnsi="Consolas"/>
+          <w:sz w:val="14"/>
+        </w:rPr>
+        <w:br/>
+        <w:t xml:space="preserve">        end else begin</w:t>
+      </w:r>
+      <w:r>
+        <w:rPr>
+          <w:rFonts w:ascii="Consolas" w:eastAsia="Consolas" w:hAnsi="Consolas"/>
+          <w:sz w:val="14"/>
+        </w:rPr>
+        <w:br/>
+        <w:t xml:space="preserve">            $</w:t>
+      </w:r>
+      <w:proofErr w:type="gramStart"/>
+      <w:r>
+        <w:rPr>
+          <w:rFonts w:ascii="Consolas" w:eastAsia="Consolas" w:hAnsi="Consolas"/>
+          <w:sz w:val="14"/>
+        </w:rPr>
+        <w:t>display(</w:t>
+      </w:r>
+      <w:proofErr w:type="gramEnd"/>
+      <w:r>
+        <w:rPr>
+          <w:rFonts w:ascii="Consolas" w:eastAsia="Consolas" w:hAnsi="Consolas"/>
+          <w:sz w:val="14"/>
+        </w:rPr>
+        <w:t>"========================================");</w:t>
+      </w:r>
+      <w:r>
+        <w:rPr>
+          <w:rFonts w:ascii="Consolas" w:eastAsia="Consolas" w:hAnsi="Consolas"/>
+          <w:sz w:val="14"/>
+        </w:rPr>
+        <w:br/>
+        <w:t xml:space="preserve">            $</w:t>
+      </w:r>
+      <w:proofErr w:type="gramStart"/>
+      <w:r>
+        <w:rPr>
+          <w:rFonts w:ascii="Consolas" w:eastAsia="Consolas" w:hAnsi="Consolas"/>
+          <w:sz w:val="14"/>
+        </w:rPr>
+        <w:t>display(</w:t>
+      </w:r>
+      <w:proofErr w:type="gramEnd"/>
+      <w:r>
+        <w:rPr>
+          <w:rFonts w:ascii="Consolas" w:eastAsia="Consolas" w:hAnsi="Consolas"/>
+          <w:sz w:val="14"/>
+        </w:rPr>
+        <w:t>"Simulation FAILED. Error count = %0d", error_count);</w:t>
+      </w:r>
+      <w:r>
+        <w:rPr>
+          <w:rFonts w:ascii="Consolas" w:eastAsia="Consolas" w:hAnsi="Consolas"/>
+          <w:sz w:val="14"/>
+        </w:rPr>
+        <w:br/>
+        <w:t xml:space="preserve">            $</w:t>
+      </w:r>
+      <w:proofErr w:type="gramStart"/>
+      <w:r>
+        <w:rPr>
+          <w:rFonts w:ascii="Consolas" w:eastAsia="Consolas" w:hAnsi="Consolas"/>
+          <w:sz w:val="14"/>
+        </w:rPr>
+        <w:t>display(</w:t>
+      </w:r>
+      <w:proofErr w:type="gramEnd"/>
+      <w:r>
+        <w:rPr>
+          <w:rFonts w:ascii="Consolas" w:eastAsia="Consolas" w:hAnsi="Consolas"/>
+          <w:sz w:val="14"/>
+        </w:rPr>
+        <w:t>"========================================");</w:t>
+      </w:r>
+      <w:r>
+        <w:rPr>
+          <w:rFonts w:ascii="Consolas" w:eastAsia="Consolas" w:hAnsi="Consolas"/>
+          <w:sz w:val="14"/>
+        </w:rPr>
+        <w:br/>
+        <w:t xml:space="preserve">        end</w:t>
+      </w:r>
+      <w:r>
+        <w:rPr>
+          <w:rFonts w:ascii="Consolas" w:eastAsia="Consolas" w:hAnsi="Consolas"/>
+          <w:sz w:val="14"/>
+        </w:rPr>
+        <w:br/>
+      </w:r>
+      <w:r>
+        <w:rPr>
+          <w:rFonts w:ascii="Consolas" w:eastAsia="Consolas" w:hAnsi="Consolas"/>
+          <w:sz w:val="14"/>
+        </w:rPr>
+        <w:br/>
+        <w:t xml:space="preserve">        $finish;</w:t>
+      </w:r>
+      <w:r>
+        <w:rPr>
+          <w:rFonts w:ascii="Consolas" w:eastAsia="Consolas" w:hAnsi="Consolas"/>
+          <w:sz w:val="14"/>
+        </w:rPr>
+        <w:br/>
+        <w:t xml:space="preserve">    end</w:t>
+      </w:r>
+      <w:r>
+        <w:rPr>
+          <w:rFonts w:ascii="Consolas" w:eastAsia="Consolas" w:hAnsi="Consolas"/>
+          <w:sz w:val="14"/>
+        </w:rPr>
+        <w:br/>
+      </w:r>
+      <w:r>
+        <w:rPr>
+          <w:rFonts w:ascii="Consolas" w:eastAsia="Consolas" w:hAnsi="Consolas"/>
+          <w:sz w:val="14"/>
+        </w:rPr>
+        <w:br/>
+        <w:t>endmodule</w:t>
+      </w:r>
+      <w:r>
+        <w:rPr>
+          <w:rFonts w:ascii="Consolas" w:eastAsia="Consolas" w:hAnsi="Consolas"/>
+          <w:sz w:val="14"/>
+        </w:rPr>
+        <w:br/>
+      </w:r>
+    </w:p>
+    <w:p>
+      <w:pPr>
+        <w:spacing w:after="40"/>
+        <w:rPr>
+          <w:bCs/>
+        </w:rPr>
+      </w:pPr>
+      <w:r>
+        <w:rPr>
+          <w:bCs/>
+          <w:sz w:val="19"/>
+        </w:rPr>
+        <w:t>仿真脚本：</w:t>
+      </w:r>
+      <w:r>
+        <w:rPr>
+          <w:bCs/>
+          <w:sz w:val="19"/>
+        </w:rPr>
+        <w:t>lab1/task4/sim/run.do</w:t>
+      </w:r>
+    </w:p>
+    <w:p>
+      <w:pPr>
+        <w:snapToGrid w:val="0"/>
+        <w:spacing w:line="240" w:lineRule="atLeast"/>
+      </w:pPr>
+      <w:r>
+        <w:rPr>
+          <w:rFonts w:ascii="Consolas" w:eastAsia="Consolas" w:hAnsi="Consolas"/>
+          <w:sz w:val="14"/>
+        </w:rPr>
+        <w:t>transcript on</w:t>
+      </w:r>
+      <w:r>
+        <w:rPr>
+          <w:rFonts w:ascii="Consolas" w:eastAsia="Consolas" w:hAnsi="Consolas"/>
+          <w:sz w:val="14"/>
+        </w:rPr>
+        <w:br/>
+        <w:t>onbreak {resume}</w:t>
+      </w:r>
+      <w:r>
+        <w:rPr>
+          <w:rFonts w:ascii="Consolas" w:eastAsia="Consolas" w:hAnsi="Consolas"/>
+          <w:sz w:val="14"/>
+        </w:rPr>
+        <w:br/>
+        <w:t>onerror {quit -code 1}</w:t>
+      </w:r>
+      <w:r>
+        <w:rPr>
+          <w:rFonts w:ascii="Consolas" w:eastAsia="Consolas" w:hAnsi="Consolas"/>
+          <w:sz w:val="14"/>
+        </w:rPr>
+        <w:br/>
+      </w:r>
+      <w:r>
+        <w:rPr>
+          <w:rFonts w:ascii="Consolas" w:eastAsia="Consolas" w:hAnsi="Consolas"/>
+          <w:sz w:val="14"/>
+        </w:rPr>
+        <w:br/>
+        <w:t>set sim_dir [file normalize [pwd]]</w:t>
+      </w:r>
+      <w:r>
+        <w:rPr>
+          <w:rFonts w:ascii="Consolas" w:eastAsia="Consolas" w:hAnsi="Consolas"/>
+          <w:sz w:val="14"/>
+        </w:rPr>
+        <w:br/>
+        <w:t>set root_dir [file normalize [file join $sim_dir ".."]]</w:t>
+      </w:r>
+      <w:r>
+        <w:rPr>
+          <w:rFonts w:ascii="Consolas" w:eastAsia="Consolas" w:hAnsi="Consolas"/>
+          <w:sz w:val="14"/>
+        </w:rPr>
+        <w:br/>
+        <w:t>set top_module "alu_1bit"</w:t>
+      </w:r>
+      <w:r>
+        <w:rPr>
+          <w:rFonts w:ascii="Consolas" w:eastAsia="Consolas" w:hAnsi="Consolas"/>
+          <w:sz w:val="14"/>
+        </w:rPr>
+        <w:br/>
+        <w:t>set sim_top "tb_alu_1bit"</w:t>
+      </w:r>
+      <w:r>
+        <w:rPr>
+          <w:rFonts w:ascii="Consolas" w:eastAsia="Consolas" w:hAnsi="Consolas"/>
+          <w:sz w:val="14"/>
+        </w:rPr>
+        <w:br/>
+      </w:r>
+      <w:r>
+        <w:rPr>
+          <w:rFonts w:ascii="Consolas" w:eastAsia="Consolas" w:hAnsi="Consolas"/>
+          <w:sz w:val="14"/>
+        </w:rPr>
+        <w:br/>
+        <w:t>cd $sim_dir</w:t>
+      </w:r>
+      <w:r>
+        <w:rPr>
+          <w:rFonts w:ascii="Consolas" w:eastAsia="Consolas" w:hAnsi="Consolas"/>
+          <w:sz w:val="14"/>
+        </w:rPr>
+        <w:br/>
+      </w:r>
+      <w:r>
+        <w:rPr>
+          <w:rFonts w:ascii="Consolas" w:eastAsia="Consolas" w:hAnsi="Consolas"/>
+          <w:sz w:val="14"/>
+        </w:rPr>
+        <w:lastRenderedPageBreak/>
+        <w:br/>
+        <w:t>if {[file exists work]} {</w:t>
+      </w:r>
+      <w:r>
+        <w:rPr>
+          <w:rFonts w:ascii="Consolas" w:eastAsia="Consolas" w:hAnsi="Consolas"/>
+          <w:sz w:val="14"/>
+        </w:rPr>
+        <w:br/>
+        <w:t xml:space="preserve">    vdel -lib work -all</w:t>
+      </w:r>
+      <w:r>
+        <w:rPr>
+          <w:rFonts w:ascii="Consolas" w:eastAsia="Consolas" w:hAnsi="Consolas"/>
+          <w:sz w:val="14"/>
+        </w:rPr>
+        <w:br/>
+        <w:t>}</w:t>
+      </w:r>
+      <w:r>
+        <w:rPr>
+          <w:rFonts w:ascii="Consolas" w:eastAsia="Consolas" w:hAnsi="Consolas"/>
+          <w:sz w:val="14"/>
+        </w:rPr>
+        <w:br/>
+      </w:r>
+      <w:r>
+        <w:rPr>
+          <w:rFonts w:ascii="Consolas" w:eastAsia="Consolas" w:hAnsi="Consolas"/>
+          <w:sz w:val="14"/>
+        </w:rPr>
+        <w:br/>
+        <w:t>vlib work</w:t>
+      </w:r>
+      <w:r>
+        <w:rPr>
+          <w:rFonts w:ascii="Consolas" w:eastAsia="Consolas" w:hAnsi="Consolas"/>
+          <w:sz w:val="14"/>
+        </w:rPr>
+        <w:br/>
+        <w:t>vmap work work</w:t>
+      </w:r>
+      <w:r>
+        <w:rPr>
+          <w:rFonts w:ascii="Consolas" w:eastAsia="Consolas" w:hAnsi="Consolas"/>
+          <w:sz w:val="14"/>
+        </w:rPr>
+        <w:br/>
+      </w:r>
+      <w:r>
+        <w:rPr>
+          <w:rFonts w:ascii="Consolas" w:eastAsia="Consolas" w:hAnsi="Consolas"/>
+          <w:sz w:val="14"/>
+        </w:rPr>
+        <w:br/>
+        <w:t>set src_files [lsort [glob -nocomplain [file join $root_dir "src" "*.v"]]]</w:t>
+      </w:r>
+      <w:r>
+        <w:rPr>
+          <w:rFonts w:ascii="Consolas" w:eastAsia="Consolas" w:hAnsi="Consolas"/>
+          <w:sz w:val="14"/>
+        </w:rPr>
+        <w:br/>
+        <w:t>set tb_files  [lsort [glob -nocomplain [file join $sim_dir "*.v"]]]</w:t>
+      </w:r>
+      <w:r>
+        <w:rPr>
+          <w:rFonts w:ascii="Consolas" w:eastAsia="Consolas" w:hAnsi="Consolas"/>
+          <w:sz w:val="14"/>
+        </w:rPr>
+        <w:br/>
+      </w:r>
+      <w:r>
+        <w:rPr>
+          <w:rFonts w:ascii="Consolas" w:eastAsia="Consolas" w:hAnsi="Consolas"/>
+          <w:sz w:val="14"/>
+        </w:rPr>
+        <w:br/>
+        <w:t>if {[llength $src_files] == 0} {</w:t>
+      </w:r>
+      <w:r>
+        <w:rPr>
+          <w:rFonts w:ascii="Consolas" w:eastAsia="Consolas" w:hAnsi="Consolas"/>
+          <w:sz w:val="14"/>
+        </w:rPr>
+        <w:br/>
+        <w:t xml:space="preserve">    puts "ERROR: No RTL source files found in [file join $root_dir src]"</w:t>
+      </w:r>
+      <w:r>
+        <w:rPr>
+          <w:rFonts w:ascii="Consolas" w:eastAsia="Consolas" w:hAnsi="Consolas"/>
+          <w:sz w:val="14"/>
+        </w:rPr>
+        <w:br/>
+        <w:t xml:space="preserve">    quit -code 1</w:t>
+      </w:r>
+      <w:r>
+        <w:rPr>
+          <w:rFonts w:ascii="Consolas" w:eastAsia="Consolas" w:hAnsi="Consolas"/>
+          <w:sz w:val="14"/>
+        </w:rPr>
+        <w:br/>
+        <w:t>}</w:t>
+      </w:r>
+      <w:r>
+        <w:rPr>
+          <w:rFonts w:ascii="Consolas" w:eastAsia="Consolas" w:hAnsi="Consolas"/>
+          <w:sz w:val="14"/>
+        </w:rPr>
+        <w:br/>
+      </w:r>
+      <w:r>
+        <w:rPr>
+          <w:rFonts w:ascii="Consolas" w:eastAsia="Consolas" w:hAnsi="Consolas"/>
+          <w:sz w:val="14"/>
+        </w:rPr>
+        <w:br/>
+        <w:t>if {[llength $tb_files] == 0} {</w:t>
+      </w:r>
+      <w:r>
+        <w:rPr>
+          <w:rFonts w:ascii="Consolas" w:eastAsia="Consolas" w:hAnsi="Consolas"/>
+          <w:sz w:val="14"/>
+        </w:rPr>
+        <w:br/>
+        <w:t xml:space="preserve">    puts "ERROR: No testbench files found in $sim_dir"</w:t>
+      </w:r>
+      <w:r>
+        <w:rPr>
+          <w:rFonts w:ascii="Consolas" w:eastAsia="Consolas" w:hAnsi="Consolas"/>
+          <w:sz w:val="14"/>
+        </w:rPr>
+        <w:br/>
+        <w:t xml:space="preserve">    quit -code 1</w:t>
+      </w:r>
+      <w:r>
+        <w:rPr>
+          <w:rFonts w:ascii="Consolas" w:eastAsia="Consolas" w:hAnsi="Consolas"/>
+          <w:sz w:val="14"/>
+        </w:rPr>
+        <w:br/>
+        <w:t>}</w:t>
+      </w:r>
+      <w:r>
+        <w:rPr>
+          <w:rFonts w:ascii="Consolas" w:eastAsia="Consolas" w:hAnsi="Consolas"/>
+          <w:sz w:val="14"/>
+        </w:rPr>
+        <w:br/>
+      </w:r>
+      <w:r>
+        <w:rPr>
+          <w:rFonts w:ascii="Consolas" w:eastAsia="Consolas" w:hAnsi="Consolas"/>
+          <w:sz w:val="14"/>
+        </w:rPr>
+        <w:br/>
+        <w:t>puts "========================================"</w:t>
+      </w:r>
+      <w:r>
+        <w:rPr>
+          <w:rFonts w:ascii="Consolas" w:eastAsia="Consolas" w:hAnsi="Consolas"/>
+          <w:sz w:val="14"/>
+        </w:rPr>
+        <w:br/>
+        <w:t>puts "Compile RTL sources"</w:t>
+      </w:r>
+      <w:r>
+        <w:rPr>
+          <w:rFonts w:ascii="Consolas" w:eastAsia="Consolas" w:hAnsi="Consolas"/>
+          <w:sz w:val="14"/>
+        </w:rPr>
+        <w:br/>
+        <w:t>puts "========================================"</w:t>
+      </w:r>
+      <w:r>
+        <w:rPr>
+          <w:rFonts w:ascii="Consolas" w:eastAsia="Consolas" w:hAnsi="Consolas"/>
+          <w:sz w:val="14"/>
+        </w:rPr>
+        <w:br/>
+        <w:t>foreach file $src_files {</w:t>
+      </w:r>
+      <w:r>
+        <w:rPr>
+          <w:rFonts w:ascii="Consolas" w:eastAsia="Consolas" w:hAnsi="Consolas"/>
+          <w:sz w:val="14"/>
+        </w:rPr>
+        <w:br/>
+        <w:t xml:space="preserve">    puts "vlog $file"</w:t>
+      </w:r>
+      <w:r>
+        <w:rPr>
+          <w:rFonts w:ascii="Consolas" w:eastAsia="Consolas" w:hAnsi="Consolas"/>
+          <w:sz w:val="14"/>
+        </w:rPr>
+        <w:br/>
+        <w:t xml:space="preserve">    vlog -work work $file</w:t>
+      </w:r>
+      <w:r>
+        <w:rPr>
+          <w:rFonts w:ascii="Consolas" w:eastAsia="Consolas" w:hAnsi="Consolas"/>
+          <w:sz w:val="14"/>
+        </w:rPr>
+        <w:br/>
+        <w:t>}</w:t>
+      </w:r>
+      <w:r>
+        <w:rPr>
+          <w:rFonts w:ascii="Consolas" w:eastAsia="Consolas" w:hAnsi="Consolas"/>
+          <w:sz w:val="14"/>
+        </w:rPr>
+        <w:br/>
+      </w:r>
+      <w:r>
+        <w:rPr>
+          <w:rFonts w:ascii="Consolas" w:eastAsia="Consolas" w:hAnsi="Consolas"/>
+          <w:sz w:val="14"/>
+        </w:rPr>
+        <w:br/>
+        <w:t>puts "========================================"</w:t>
+      </w:r>
+      <w:r>
+        <w:rPr>
+          <w:rFonts w:ascii="Consolas" w:eastAsia="Consolas" w:hAnsi="Consolas"/>
+          <w:sz w:val="14"/>
+        </w:rPr>
+        <w:br/>
+        <w:t>puts "Compile simulation sources"</w:t>
+      </w:r>
+      <w:r>
+        <w:rPr>
+          <w:rFonts w:ascii="Consolas" w:eastAsia="Consolas" w:hAnsi="Consolas"/>
+          <w:sz w:val="14"/>
+        </w:rPr>
+        <w:br/>
+        <w:t>puts "========================================"</w:t>
+      </w:r>
+      <w:r>
+        <w:rPr>
+          <w:rFonts w:ascii="Consolas" w:eastAsia="Consolas" w:hAnsi="Consolas"/>
+          <w:sz w:val="14"/>
+        </w:rPr>
+        <w:br/>
+        <w:t>foreach file $tb_files {</w:t>
+      </w:r>
+      <w:r>
+        <w:rPr>
+          <w:rFonts w:ascii="Consolas" w:eastAsia="Consolas" w:hAnsi="Consolas"/>
+          <w:sz w:val="14"/>
+        </w:rPr>
+        <w:br/>
+        <w:t xml:space="preserve">    puts "vlog $file"</w:t>
+      </w:r>
+      <w:r>
+        <w:rPr>
+          <w:rFonts w:ascii="Consolas" w:eastAsia="Consolas" w:hAnsi="Consolas"/>
+          <w:sz w:val="14"/>
+        </w:rPr>
+        <w:br/>
+        <w:t xml:space="preserve">    vlog -work work $file</w:t>
+      </w:r>
+      <w:r>
+        <w:rPr>
+          <w:rFonts w:ascii="Consolas" w:eastAsia="Consolas" w:hAnsi="Consolas"/>
+          <w:sz w:val="14"/>
+        </w:rPr>
+        <w:br/>
+        <w:t>}</w:t>
+      </w:r>
+      <w:r>
+        <w:rPr>
+          <w:rFonts w:ascii="Consolas" w:eastAsia="Consolas" w:hAnsi="Consolas"/>
+          <w:sz w:val="14"/>
+        </w:rPr>
+        <w:br/>
+      </w:r>
+      <w:r>
+        <w:rPr>
+          <w:rFonts w:ascii="Consolas" w:eastAsia="Consolas" w:hAnsi="Consolas"/>
+          <w:sz w:val="14"/>
+        </w:rPr>
+        <w:br/>
+        <w:t>puts "========================================"</w:t>
+      </w:r>
+      <w:r>
+        <w:rPr>
+          <w:rFonts w:ascii="Consolas" w:eastAsia="Consolas" w:hAnsi="Consolas"/>
+          <w:sz w:val="14"/>
+        </w:rPr>
+        <w:br/>
+        <w:t>puts "Start simulation: work.$sim_top"</w:t>
+      </w:r>
+      <w:r>
+        <w:rPr>
+          <w:rFonts w:ascii="Consolas" w:eastAsia="Consolas" w:hAnsi="Consolas"/>
+          <w:sz w:val="14"/>
+        </w:rPr>
+        <w:br/>
+        <w:t>puts "========================================"</w:t>
+      </w:r>
+      <w:r>
+        <w:rPr>
+          <w:rFonts w:ascii="Consolas" w:eastAsia="Consolas" w:hAnsi="Consolas"/>
+          <w:sz w:val="14"/>
+        </w:rPr>
+        <w:br/>
+        <w:t>vsim -voptargs=+acc work.$sim_top</w:t>
+      </w:r>
+      <w:r>
+        <w:rPr>
+          <w:rFonts w:ascii="Consolas" w:eastAsia="Consolas" w:hAnsi="Consolas"/>
+          <w:sz w:val="14"/>
+        </w:rPr>
+        <w:br/>
+        <w:t>onfinish stop</w:t>
+      </w:r>
+      <w:r>
+        <w:rPr>
+          <w:rFonts w:ascii="Consolas" w:eastAsia="Consolas" w:hAnsi="Consolas"/>
+          <w:sz w:val="14"/>
+        </w:rPr>
+        <w:br/>
+      </w:r>
+      <w:r>
+        <w:rPr>
+          <w:rFonts w:ascii="Consolas" w:eastAsia="Consolas" w:hAnsi="Consolas"/>
+          <w:sz w:val="14"/>
+        </w:rPr>
+        <w:br/>
+        <w:t>if {[batch_mode]} {</w:t>
+      </w:r>
+      <w:r>
+        <w:rPr>
+          <w:rFonts w:ascii="Consolas" w:eastAsia="Consolas" w:hAnsi="Consolas"/>
+          <w:sz w:val="14"/>
+        </w:rPr>
+        <w:br/>
+        <w:t xml:space="preserve">    log -r /*</w:t>
+      </w:r>
+      <w:r>
+        <w:rPr>
+          <w:rFonts w:ascii="Consolas" w:eastAsia="Consolas" w:hAnsi="Consolas"/>
+          <w:sz w:val="14"/>
+        </w:rPr>
+        <w:br/>
+        <w:t>} elseif {[file exists [file join $sim_dir "wave.do"]]} {</w:t>
+      </w:r>
+      <w:r>
+        <w:rPr>
+          <w:rFonts w:ascii="Consolas" w:eastAsia="Consolas" w:hAnsi="Consolas"/>
+          <w:sz w:val="14"/>
+        </w:rPr>
+        <w:br/>
+        <w:t xml:space="preserve">    do [file join $sim_dir "wave.do"]</w:t>
+      </w:r>
+      <w:r>
+        <w:rPr>
+          <w:rFonts w:ascii="Consolas" w:eastAsia="Consolas" w:hAnsi="Consolas"/>
+          <w:sz w:val="14"/>
+        </w:rPr>
+        <w:br/>
+        <w:t>} else {</w:t>
+      </w:r>
+      <w:r>
+        <w:rPr>
+          <w:rFonts w:ascii="Consolas" w:eastAsia="Consolas" w:hAnsi="Consolas"/>
+          <w:sz w:val="14"/>
+        </w:rPr>
+        <w:br/>
+        <w:t xml:space="preserve">    log -r /*</w:t>
+      </w:r>
+      <w:r>
+        <w:rPr>
+          <w:rFonts w:ascii="Consolas" w:eastAsia="Consolas" w:hAnsi="Consolas"/>
+          <w:sz w:val="14"/>
+        </w:rPr>
+        <w:br/>
+        <w:t xml:space="preserve">    add wave -r /*</w:t>
+      </w:r>
+      <w:r>
+        <w:rPr>
+          <w:rFonts w:ascii="Consolas" w:eastAsia="Consolas" w:hAnsi="Consolas"/>
+          <w:sz w:val="14"/>
+        </w:rPr>
+        <w:br/>
+        <w:t>}</w:t>
+      </w:r>
+      <w:r>
+        <w:rPr>
+          <w:rFonts w:ascii="Consolas" w:eastAsia="Consolas" w:hAnsi="Consolas"/>
+          <w:sz w:val="14"/>
+        </w:rPr>
+        <w:br/>
+      </w:r>
+      <w:r>
+        <w:rPr>
+          <w:rFonts w:ascii="Consolas" w:eastAsia="Consolas" w:hAnsi="Consolas"/>
+          <w:sz w:val="14"/>
+        </w:rPr>
+        <w:br/>
+        <w:t>run -all</w:t>
+      </w:r>
+      <w:r>
+        <w:rPr>
+          <w:rFonts w:ascii="Consolas" w:eastAsia="Consolas" w:hAnsi="Consolas"/>
+          <w:sz w:val="14"/>
+        </w:rPr>
+        <w:br/>
+      </w:r>
+      <w:r>
+        <w:rPr>
+          <w:rFonts w:ascii="Consolas" w:eastAsia="Consolas" w:hAnsi="Consolas"/>
+          <w:sz w:val="14"/>
+        </w:rPr>
+        <w:br/>
+        <w:t>set error_count_value ""</w:t>
+      </w:r>
+      <w:r>
+        <w:rPr>
+          <w:rFonts w:ascii="Consolas" w:eastAsia="Consolas" w:hAnsi="Consolas"/>
+          <w:sz w:val="14"/>
+        </w:rPr>
+        <w:br/>
+        <w:t>if {![catch {examine -radix decimal /$sim_top/error_count} error_count_value]} {</w:t>
+      </w:r>
+      <w:r>
+        <w:rPr>
+          <w:rFonts w:ascii="Consolas" w:eastAsia="Consolas" w:hAnsi="Consolas"/>
+          <w:sz w:val="14"/>
+        </w:rPr>
+        <w:br/>
+        <w:t xml:space="preserve">    puts "Self-check error_count = $error_count_value"</w:t>
+      </w:r>
+      <w:r>
+        <w:rPr>
+          <w:rFonts w:ascii="Consolas" w:eastAsia="Consolas" w:hAnsi="Consolas"/>
+          <w:sz w:val="14"/>
+        </w:rPr>
+        <w:br/>
+      </w:r>
+      <w:r>
+        <w:rPr>
+          <w:rFonts w:ascii="Consolas" w:eastAsia="Consolas" w:hAnsi="Consolas"/>
+          <w:sz w:val="14"/>
+        </w:rPr>
+        <w:lastRenderedPageBreak/>
+        <w:t xml:space="preserve">    if {$error_count_value != 0} {</w:t>
+      </w:r>
+      <w:r>
+        <w:rPr>
+          <w:rFonts w:ascii="Consolas" w:eastAsia="Consolas" w:hAnsi="Consolas"/>
+          <w:sz w:val="14"/>
+        </w:rPr>
+        <w:br/>
+        <w:t xml:space="preserve">        puts "ERROR: Self-checking testbench reported failures."</w:t>
+      </w:r>
+      <w:r>
+        <w:rPr>
+          <w:rFonts w:ascii="Consolas" w:eastAsia="Consolas" w:hAnsi="Consolas"/>
+          <w:sz w:val="14"/>
+        </w:rPr>
+        <w:br/>
+        <w:t xml:space="preserve">        quit -code 1</w:t>
+      </w:r>
+      <w:r>
+        <w:rPr>
+          <w:rFonts w:ascii="Consolas" w:eastAsia="Consolas" w:hAnsi="Consolas"/>
+          <w:sz w:val="14"/>
+        </w:rPr>
+        <w:br/>
+        <w:t xml:space="preserve">    }</w:t>
+      </w:r>
+      <w:r>
+        <w:rPr>
+          <w:rFonts w:ascii="Consolas" w:eastAsia="Consolas" w:hAnsi="Consolas"/>
+          <w:sz w:val="14"/>
+        </w:rPr>
+        <w:br/>
+        <w:t>}</w:t>
+      </w:r>
+      <w:r>
+        <w:rPr>
+          <w:rFonts w:ascii="Consolas" w:eastAsia="Consolas" w:hAnsi="Consolas"/>
+          <w:sz w:val="14"/>
+        </w:rPr>
+        <w:br/>
+      </w:r>
+      <w:r>
+        <w:rPr>
+          <w:rFonts w:ascii="Consolas" w:eastAsia="Consolas" w:hAnsi="Consolas"/>
+          <w:sz w:val="14"/>
+        </w:rPr>
+        <w:br/>
+        <w:t>puts "========================================"</w:t>
+      </w:r>
+      <w:r>
+        <w:rPr>
+          <w:rFonts w:ascii="Consolas" w:eastAsia="Consolas" w:hAnsi="Consolas"/>
+          <w:sz w:val="14"/>
+        </w:rPr>
+        <w:br/>
+        <w:t>puts "ModelSim flow finished."</w:t>
+      </w:r>
+      <w:r>
+        <w:rPr>
+          <w:rFonts w:ascii="Consolas" w:eastAsia="Consolas" w:hAnsi="Consolas"/>
+          <w:sz w:val="14"/>
+        </w:rPr>
+        <w:br/>
+        <w:t>puts "Top module: $top_module"</w:t>
+      </w:r>
+      <w:r>
+        <w:rPr>
+          <w:rFonts w:ascii="Consolas" w:eastAsia="Consolas" w:hAnsi="Consolas"/>
+          <w:sz w:val="14"/>
+        </w:rPr>
+        <w:br/>
+        <w:t>puts "Simulation top: $sim_top"</w:t>
+      </w:r>
+      <w:r>
+        <w:rPr>
+          <w:rFonts w:ascii="Consolas" w:eastAsia="Consolas" w:hAnsi="Consolas"/>
+          <w:sz w:val="14"/>
+        </w:rPr>
+        <w:br/>
+        <w:t>puts "========================================"</w:t>
+      </w:r>
+      <w:r>
+        <w:rPr>
+          <w:rFonts w:ascii="Consolas" w:eastAsia="Consolas" w:hAnsi="Consolas"/>
+          <w:sz w:val="14"/>
+        </w:rPr>
+        <w:br/>
+      </w:r>
+    </w:p>
+    <w:p>
+      <w:pPr>
+        <w:rPr>
+          <w:bCs/>
+          <w:color w:val="000000"/>
+          <w:sz w:val="21"/>
+          <w:szCs w:val="21"/>
+        </w:rPr>
+      </w:pPr>
+      <w:r>
+        <w:rPr>
+          <w:rFonts w:hint="eastAsia"/>
+          <w:bCs/>
+          <w:color w:val="000000"/>
+          <w:sz w:val="21"/>
+          <w:szCs w:val="21"/>
+        </w:rPr>
+        <w:t>(e) ModelSim</w:t>
+      </w:r>
+      <w:r>
+        <w:rPr>
+          <w:rFonts w:hint="eastAsia"/>
+          <w:bCs/>
+          <w:color w:val="000000"/>
+          <w:sz w:val="21"/>
+          <w:szCs w:val="21"/>
+        </w:rPr>
+        <w:t>仿真结果</w:t>
+      </w:r>
+    </w:p>
+    <w:p>
+      <w:pPr>
+        <w:rPr>
+          <w:bCs/>
+          <w:color w:val="000000"/>
+          <w:sz w:val="21"/>
+          <w:szCs w:val="21"/>
+        </w:rPr>
+      </w:pPr>
+      <w:r>
+        <w:rPr>
+          <w:noProof/>
+        </w:rPr>
+        <w:pict w14:anchorId="1AD25787">
+          <v:shape id="_x0000_i1039" type="#_x0000_t75" style="width:453.75pt;height:243.75pt;visibility:visible;mso-wrap-style:square">
+            <v:imagedata r:id="rId17" o:title=""/>
+          </v:shape>
+        </w:pict>
+      </w:r>
+    </w:p>
+    <w:p>
+      <w:pPr>
+        <w:pStyle w:val="Normal0"/>
+        <w:spacing w:before="0" w:after="0"/>
+        <w:rPr>
+          <w:rFonts w:ascii="Times New Roman" w:eastAsia="宋体" w:hAnsi="Times New Roman"/>
+          <w:bCs/>
           <w:sz w:val="24"/>
           <w:szCs w:val="24"/>
           <w:lang w:val="en-US" w:eastAsia="zh-CN"/>
         </w:rPr>
-        <w:t>、实验过程中出现的故障现象、原因分析及解决的办法</w:t>
-      </w:r>
+      </w:pPr>
     </w:p>
     <w:p>
       <w:pPr>
-        <w:ind w:firstLineChars="200" w:firstLine="480"/>
-      </w:pPr>
-      <w:r>
-        <w:t>组合逻辑任务中容易混淆</w:t>
-      </w:r>
-      <w:r>
-        <w:t>74LS138</w:t>
-      </w:r>
-      <w:r>
-        <w:t>和</w:t>
-      </w:r>
-      <w:r>
-        <w:t>74LS148</w:t>
-      </w:r>
-      <w:r>
-        <w:t>的低有效输入</w:t>
-      </w:r>
-      <w:r>
-        <w:t>/</w:t>
-      </w:r>
-      <w:r>
-        <w:t>输出语义。解决办法是在</w:t>
-      </w:r>
-      <w:r>
-        <w:t>testbench</w:t>
-      </w:r>
-      <w:r>
-        <w:t>中直接按芯片真值语义构造期望值，先覆盖禁止态，再覆盖有效态。</w:t>
+        <w:pStyle w:val="Normal0"/>
+        <w:spacing w:before="0" w:after="0"/>
+        <w:rPr>
+          <w:rFonts w:ascii="Times New Roman" w:eastAsia="宋体" w:hAnsi="Times New Roman"/>
+          <w:bCs/>
+          <w:noProof/>
+          <w:color w:val="000000"/>
+          <w:sz w:val="21"/>
+          <w:szCs w:val="21"/>
+          <w:lang w:val="en-US" w:eastAsia="zh-CN"/>
+        </w:rPr>
+      </w:pPr>
+      <w:r>
+        <w:rPr>
+          <w:rFonts w:ascii="Times New Roman" w:eastAsia="黑体" w:hAnsi="Times New Roman" w:hint="eastAsia"/>
+          <w:bCs/>
+          <w:color w:val="000000"/>
+          <w:sz w:val="24"/>
+          <w:szCs w:val="24"/>
+          <w:lang w:val="en-US" w:eastAsia="zh-CN"/>
+        </w:rPr>
+        <w:t>五</w:t>
+      </w:r>
+      <w:r>
+        <w:rPr>
+          <w:rFonts w:ascii="Times New Roman" w:eastAsia="黑体" w:hAnsi="Times New Roman"/>
+          <w:bCs/>
+          <w:color w:val="000000"/>
+          <w:sz w:val="24"/>
+          <w:szCs w:val="24"/>
+          <w:lang w:val="en-US" w:eastAsia="zh-CN"/>
+        </w:rPr>
+        <w:t>、实验过程中出现的故障现象、原因分析及解决的办法</w:t>
       </w:r>
     </w:p>
     <w:p>
@@ -11606,30 +12191,62 @@
         <w:ind w:firstLineChars="200" w:firstLine="480"/>
       </w:pPr>
       <w:r>
-        <w:t>4</w:t>
-      </w:r>
-      <w:r>
-        <w:t>位加法器验证若只测试少量样例，可能漏掉进位传播边界。解决办法是穷举全部输入组合，并以</w:t>
-      </w:r>
-      <w:r>
-        <w:t>5</w:t>
-      </w:r>
-      <w:r>
-        <w:t>位期望和比较</w:t>
-      </w:r>
-      <w:r>
-        <w:t>{cout,sum}</w:t>
-      </w:r>
-      <w:r>
-        <w:t>。</w:t>
+        <w:t>组合逻辑任务中容易混淆</w:t>
+      </w:r>
+      <w:r>
+        <w:t>74LS138</w:t>
+      </w:r>
+      <w:r>
+        <w:t>和</w:t>
+      </w:r>
+      <w:r>
+        <w:t>74LS148</w:t>
+      </w:r>
+      <w:r>
+        <w:t>的低有效输入</w:t>
+      </w:r>
+      <w:r>
+        <w:t>/</w:t>
+      </w:r>
+      <w:r>
+        <w:t>输出语义。解决办法是在</w:t>
+      </w:r>
+      <w:r>
+        <w:t>testbench</w:t>
+      </w:r>
+      <w:r>
+        <w:t>中直接按芯片真值语义构造期望值，先覆盖禁止态，再覆盖有效态。</w:t>
       </w:r>
     </w:p>
     <w:p>
       <w:pPr>
+        <w:ind w:firstLineChars="200" w:firstLine="480"/>
+      </w:pPr>
+      <w:r>
+        <w:t>4</w:t>
+      </w:r>
+      <w:r>
+        <w:t>位加法器验证若只测试少量样例，可能漏掉进位传播边界。解决办法是穷举全部输入组合，并以</w:t>
+      </w:r>
+      <w:r>
+        <w:t>5</w:t>
+      </w:r>
+      <w:r>
+        <w:t>位期望和比较</w:t>
+      </w:r>
+      <w:r>
+        <w:t>{cout,sum}</w:t>
+      </w:r>
+      <w:r>
+        <w:t>。</w:t>
+      </w:r>
+    </w:p>
+    <w:p>
+      <w:pPr>
         <w:pStyle w:val="Normal0"/>
         <w:spacing w:before="0" w:after="0"/>
         <w:rPr>
-          <w:rFonts w:ascii="Times New Roman" w:eastAsia="宋体" w:hAnsi="Times New Roman" w:hint="eastAsia"/>
+          <w:rFonts w:ascii="Times New Roman" w:eastAsia="宋体" w:hAnsi="Times New Roman"/>
           <w:bCs/>
           <w:noProof/>
           <w:color w:val="000000"/>
@@ -11640,7 +12257,7 @@
       </w:pPr>
     </w:p>
     <w:sectPr>
-      <w:headerReference w:type="default" r:id="rId14"/>
+      <w:headerReference w:type="default" r:id="rId18"/>
       <w:type w:val="continuous"/>
       <w:pgSz w:w="11906" w:h="16838"/>
       <w:pgMar w:top="1134" w:right="1418" w:bottom="1418" w:left="1418" w:header="851" w:footer="992" w:gutter="0"/>
@@ -11753,7 +12370,7 @@
       <w:ind w:leftChars="-675" w:left="-1620" w:rightChars="-675" w:right="-1620" w:firstLineChars="1417" w:firstLine="3117"/>
       <w:jc w:val="left"/>
       <w:rPr>
-        <w:rFonts w:ascii="华文楷体" w:eastAsia="华文楷体" w:hAnsi="华文楷体" w:cs="EMWLWC+åææ¥·ä½"/>
+        <w:rFonts w:ascii="华文楷体" w:eastAsia="华文楷体" w:hAnsi="华文楷体" w:cs="EMWLWC+åææ¥·ä½" w:hint="eastAsia"/>
         <w:color w:val="000000"/>
         <w:sz w:val="24"/>
         <w:szCs w:val="24"/>
@@ -11762,6 +12379,7 @@
     </w:pPr>
     <w:r>
       <w:rPr>
+        <w:rFonts w:hint="eastAsia"/>
         <w:noProof/>
       </w:rPr>
       <w:pict w14:anchorId="5E8EEACB">
@@ -11799,7 +12417,18 @@
         <w:szCs w:val="24"/>
         <w:lang w:eastAsia="zh-CN"/>
       </w:rPr>
-      <w:t xml:space="preserve">专业班级 </w:t>
+      <w:t>专业</w:t>
+    </w:r>
+    <w:proofErr w:type="gramStart"/>
+    <w:r>
+      <w:rPr>
+        <w:rFonts w:ascii="华文楷体" w:eastAsia="华文楷体" w:hAnsi="华文楷体" w:cs="EMWLWC+åææ¥·ä½" w:hint="eastAsia"/>
+        <w:color w:val="000000"/>
+        <w:sz w:val="24"/>
+        <w:szCs w:val="24"/>
+        <w:lang w:eastAsia="zh-CN"/>
+      </w:rPr>
+      <w:t xml:space="preserve">班级 </w:t>
     </w:r>
     <w:r>
       <w:rPr>
@@ -11853,6 +12482,7 @@
       </w:rPr>
       <w:t xml:space="preserve">  </w:t>
     </w:r>
+    <w:proofErr w:type="gramEnd"/>
     <w:r>
       <w:rPr>
         <w:rFonts w:ascii="华文楷体" w:eastAsia="华文楷体" w:hAnsi="华文楷体" w:cs="EMWLWC+åææ¥·ä½" w:hint="eastAsia"/>
@@ -11900,7 +12530,7 @@
       <w:ind w:rightChars="-675" w:right="-1620"/>
       <w:jc w:val="left"/>
       <w:rPr>
-        <w:rFonts w:ascii="华文楷体" w:eastAsia="华文楷体" w:hAnsi="华文楷体" w:cs="EMWLWC+åææ¥·ä½"/>
+        <w:rFonts w:ascii="华文楷体" w:eastAsia="华文楷体" w:hAnsi="华文楷体" w:cs="EMWLWC+åææ¥·ä½" w:hint="eastAsia"/>
         <w:color w:val="000000"/>
         <w:sz w:val="24"/>
         <w:szCs w:val="24"/>
@@ -11917,6 +12547,7 @@
       </w:rPr>
       <w:t xml:space="preserve">             </w:t>
     </w:r>
+    <w:proofErr w:type="gramStart"/>
     <w:r>
       <w:rPr>
         <w:rFonts w:ascii="华文楷体" w:eastAsia="华文楷体" w:hAnsi="华文楷体" w:cs="EMWLWC+åææ¥·ä½" w:hint="eastAsia"/>
@@ -12043,6 +12674,7 @@
       </w:rPr>
       <w:t>成绩</w:t>
     </w:r>
+    <w:proofErr w:type="gramEnd"/>
     <w:r>
       <w:rPr>
         <w:rFonts w:ascii="华文楷体" w:eastAsia="华文楷体" w:hAnsi="华文楷体" w:cs="EMWLWC+åææ¥·ä½" w:hint="eastAsia"/>
@@ -12136,7 +12768,7 @@
       <w:ind w:right="-2"/>
       <w:jc w:val="center"/>
       <w:rPr>
-        <w:rFonts w:ascii="华文楷体" w:eastAsia="华文楷体" w:hAnsi="华文楷体"/>
+        <w:rFonts w:ascii="华文楷体" w:eastAsia="华文楷体" w:hAnsi="华文楷体" w:hint="eastAsia"/>
         <w:lang w:eastAsia="zh-CN"/>
       </w:rPr>
     </w:pPr>
@@ -12178,7 +12810,18 @@
         <w:szCs w:val="24"/>
         <w:lang w:eastAsia="zh-CN"/>
       </w:rPr>
-      <w:t>计算机体系结构</w:t>
+      <w:t>计算机体系</w:t>
+    </w:r>
+    <w:proofErr w:type="gramStart"/>
+    <w:r>
+      <w:rPr>
+        <w:rFonts w:ascii="华文楷体" w:eastAsia="华文楷体" w:hAnsi="华文楷体" w:cs="EMWLWC+åææ¥·ä½" w:hint="eastAsia"/>
+        <w:color w:val="000000"/>
+        <w:sz w:val="24"/>
+        <w:szCs w:val="24"/>
+        <w:lang w:eastAsia="zh-CN"/>
+      </w:rPr>
+      <w:t>结构</w:t>
     </w:r>
     <w:r>
       <w:rPr>
@@ -12198,7 +12841,18 @@
         <w:szCs w:val="24"/>
         <w:lang w:eastAsia="zh-CN"/>
       </w:rPr>
-      <w:t>实验报告</w:t>
+      <w:t>实验</w:t>
+    </w:r>
+    <w:proofErr w:type="gramEnd"/>
+    <w:r>
+      <w:rPr>
+        <w:rFonts w:ascii="华文楷体" w:eastAsia="华文楷体" w:hAnsi="华文楷体" w:cs="EMWLWC+åææ¥·ä½" w:hint="eastAsia"/>
+        <w:color w:val="000000"/>
+        <w:sz w:val="24"/>
+        <w:szCs w:val="24"/>
+        <w:lang w:eastAsia="zh-CN"/>
+      </w:rPr>
+      <w:t>报告</w:t>
     </w:r>
   </w:p>
   <w:p/>
